--- a/docs/TCC/template_tcc_bcc/template.docx
+++ b/docs/TCC/template_tcc_bcc/template.docx
@@ -300,7 +300,7 @@
         <mc:AlternateContent>
           <mc:Choice Requires="wpg">
             <w:drawing>
-              <wp:anchor distT="0" distB="0" distL="114300" distR="114300" simplePos="0" relativeHeight="251658240" behindDoc="0" locked="0" layoutInCell="1" allowOverlap="1" wp14:anchorId="20A666FB" wp14:editId="2AC96016">
+              <wp:anchor distT="0" distB="0" distL="114300" distR="114300" simplePos="0" relativeHeight="251658240" behindDoc="0" locked="0" layoutInCell="1" allowOverlap="1" wp14:anchorId="20F57F94" wp14:editId="052C194D">
                 <wp:simplePos x="0" y="0"/>
                 <wp:positionH relativeFrom="column">
                   <wp:posOffset>2586469</wp:posOffset>
@@ -311,7 +311,7 @@
                 <wp:extent cx="1660106" cy="5055"/>
                 <wp:effectExtent l="0" t="0" r="0" b="0"/>
                 <wp:wrapNone/>
-                <wp:docPr id="63215" name="Group 63215"/>
+                <wp:docPr id="58681" name="Group 58681"/>
                 <wp:cNvGraphicFramePr/>
                 <a:graphic xmlns:a="http://schemas.openxmlformats.org/drawingml/2006/main">
                   <a:graphicData uri="http://schemas.microsoft.com/office/word/2010/wordprocessingGroup">
@@ -423,7 +423,7 @@
           </mc:Choice>
           <mc:Fallback xmlns:a="http://schemas.openxmlformats.org/drawingml/2006/main">
             <w:pict>
-              <v:group id="Group 63215" style="width:130.717pt;height:0.398pt;position:absolute;z-index:12;mso-position-horizontal-relative:text;mso-position-horizontal:absolute;margin-left:203.659pt;mso-position-vertical-relative:text;margin-top:15.6154pt;" coordsize="16601,50">
+              <v:group id="Group 58681" style="width:130.717pt;height:0.398pt;position:absolute;z-index:12;mso-position-horizontal-relative:text;mso-position-horizontal:absolute;margin-left:203.659pt;mso-position-vertical-relative:text;margin-top:15.6154pt;" coordsize="16601,50">
                 <v:shape id="Shape 44" style="position:absolute;width:3716;height:0;left:0;top:0;" coordsize="371666,0" path="m0,0l371666,0">
                   <v:stroke weight="0.398pt" endcap="flat" joinstyle="miter" miterlimit="10" on="true" color="#000000"/>
                   <v:fill on="false" color="#000000" opacity="0"/>
@@ -469,10 +469,10 @@
         <mc:AlternateContent>
           <mc:Choice Requires="wpg">
             <w:drawing>
-              <wp:inline distT="0" distB="0" distL="0" distR="0" wp14:anchorId="0A77E89D" wp14:editId="3523807D">
+              <wp:inline distT="0" distB="0" distL="0" distR="0" wp14:anchorId="07D34BDC" wp14:editId="5011E2D4">
                 <wp:extent cx="2880005" cy="12649"/>
                 <wp:effectExtent l="0" t="0" r="0" b="0"/>
-                <wp:docPr id="63216" name="Group 63216"/>
+                <wp:docPr id="58682" name="Group 58682"/>
                 <wp:cNvGraphicFramePr/>
                 <a:graphic xmlns:a="http://schemas.openxmlformats.org/drawingml/2006/main">
                   <a:graphicData uri="http://schemas.microsoft.com/office/word/2010/wordprocessingGroup">
@@ -539,7 +539,7 @@
           </mc:Choice>
           <mc:Fallback xmlns:a="http://schemas.openxmlformats.org/drawingml/2006/main">
             <w:pict>
-              <v:group id="Group 63216" style="width:226.772pt;height:0.996pt;mso-position-horizontal-relative:char;mso-position-vertical-relative:line" coordsize="28800,126">
+              <v:group id="Group 58682" style="width:226.772pt;height:0.996pt;mso-position-horizontal-relative:char;mso-position-vertical-relative:line" coordsize="28800,126">
                 <v:shape id="Shape 48" style="position:absolute;width:28800;height:0;left:0;top:0;" coordsize="2880005,0" path="m0,0l2880005,0">
                   <v:stroke weight="0.996pt" endcap="flat" joinstyle="miter" miterlimit="10" on="true" color="#000000"/>
                   <v:fill on="false" color="#000000" opacity="0"/>
@@ -587,10 +587,10 @@
         <mc:AlternateContent>
           <mc:Choice Requires="wpg">
             <w:drawing>
-              <wp:inline distT="0" distB="0" distL="0" distR="0" wp14:anchorId="2E0510C1" wp14:editId="136091AF">
+              <wp:inline distT="0" distB="0" distL="0" distR="0" wp14:anchorId="5937C9CA" wp14:editId="4C451E01">
                 <wp:extent cx="2880005" cy="12649"/>
                 <wp:effectExtent l="0" t="0" r="0" b="0"/>
-                <wp:docPr id="63217" name="Group 63217"/>
+                <wp:docPr id="58683" name="Group 58683"/>
                 <wp:cNvGraphicFramePr/>
                 <a:graphic xmlns:a="http://schemas.openxmlformats.org/drawingml/2006/main">
                   <a:graphicData uri="http://schemas.microsoft.com/office/word/2010/wordprocessingGroup">
@@ -657,7 +657,7 @@
           </mc:Choice>
           <mc:Fallback xmlns:a="http://schemas.openxmlformats.org/drawingml/2006/main">
             <w:pict>
-              <v:group id="Group 63217" style="width:226.772pt;height:0.996pt;mso-position-horizontal-relative:char;mso-position-vertical-relative:line" coordsize="28800,126">
+              <v:group id="Group 58683" style="width:226.772pt;height:0.996pt;mso-position-horizontal-relative:char;mso-position-vertical-relative:line" coordsize="28800,126">
                 <v:shape id="Shape 51" style="position:absolute;width:28800;height:0;left:0;top:0;" coordsize="2880005,0" path="m0,0l2880005,0">
                   <v:stroke weight="0.996pt" endcap="flat" joinstyle="miter" miterlimit="10" on="true" color="#000000"/>
                   <v:fill on="false" color="#000000" opacity="0"/>
@@ -697,10 +697,10 @@
         <mc:AlternateContent>
           <mc:Choice Requires="wpg">
             <w:drawing>
-              <wp:inline distT="0" distB="0" distL="0" distR="0" wp14:anchorId="7AC1AAAE" wp14:editId="72BDD9AE">
+              <wp:inline distT="0" distB="0" distL="0" distR="0" wp14:anchorId="129CDB1E" wp14:editId="268EBDB4">
                 <wp:extent cx="2880005" cy="12649"/>
                 <wp:effectExtent l="0" t="0" r="0" b="0"/>
-                <wp:docPr id="63218" name="Group 63218"/>
+                <wp:docPr id="58684" name="Group 58684"/>
                 <wp:cNvGraphicFramePr/>
                 <a:graphic xmlns:a="http://schemas.openxmlformats.org/drawingml/2006/main">
                   <a:graphicData uri="http://schemas.microsoft.com/office/word/2010/wordprocessingGroup">
@@ -767,7 +767,7 @@
           </mc:Choice>
           <mc:Fallback xmlns:a="http://schemas.openxmlformats.org/drawingml/2006/main">
             <w:pict>
-              <v:group id="Group 63218" style="width:226.772pt;height:0.996pt;mso-position-horizontal-relative:char;mso-position-vertical-relative:line" coordsize="28800,126">
+              <v:group id="Group 58684" style="width:226.772pt;height:0.996pt;mso-position-horizontal-relative:char;mso-position-vertical-relative:line" coordsize="28800,126">
                 <v:shape id="Shape 54" style="position:absolute;width:28800;height:0;left:0;top:0;" coordsize="2880005,0" path="m0,0l2880005,0">
                   <v:stroke weight="0.996pt" endcap="flat" joinstyle="miter" miterlimit="10" on="true" color="#000000"/>
                   <v:fill on="false" color="#000000" opacity="0"/>
@@ -824,6 +824,7 @@
         <w:rPr>
           <w:sz w:val="29"/>
         </w:rPr>
+        <w:lastRenderedPageBreak/>
         <w:t>2026</w:t>
       </w:r>
     </w:p>
@@ -837,6 +838,7 @@
     </w:p>
     <w:p>
       <w:pPr>
+        <w:spacing w:after="464"/>
         <w:ind w:left="-15" w:right="1140" w:firstLine="0"/>
       </w:pPr>
       <w:r>
@@ -851,7 +853,7 @@
         <w:t>sock puppet audit</w:t>
       </w:r>
       <w:r>
-        <w:t xml:space="preserve">), com quatro personas sintéticas de arquétipos contrastantes — </w:t>
+        <w:t xml:space="preserve">), com quatro personas sintéticas de arquétipos contrastantes, </w:t>
       </w:r>
       <w:r>
         <w:rPr>
@@ -873,7 +875,7 @@
         <w:t>lo-fi</w:t>
       </w:r>
       <w:r>
-        <w:t>, nostálgico e de nicho —, comparando-se os estímulos declarados (</w:t>
+        <w:t>, nostálgico e de nicho, comparando-se os estímulos declarados (</w:t>
       </w:r>
       <w:r>
         <w:rPr>
@@ -884,19 +886,21 @@
         <w:t>input</w:t>
       </w:r>
       <w:r>
-        <w:t>) com as recomendações geradas nos</w:t>
-      </w:r>
-    </w:p>
-    <w:p>
-      <w:pPr>
-        <w:spacing w:after="463"/>
-        <w:ind w:left="-15" w:right="1140" w:firstLine="0"/>
-      </w:pPr>
-      <w:r>
-        <w:rPr>
-          <w:i/>
-        </w:rPr>
-        <w:t xml:space="preserve">Daily Mixes </w:t>
+        <w:t xml:space="preserve">) com as recomendações geradas nos </w:t>
+      </w:r>
+      <w:r>
+        <w:rPr>
+          <w:i/>
+          <w:sz w:val="37"/>
+          <w:vertAlign w:val="subscript"/>
+        </w:rPr>
+        <w:t xml:space="preserve">Daily </w:t>
+      </w:r>
+      <w:r>
+        <w:rPr>
+          <w:i/>
+        </w:rPr>
+        <w:t xml:space="preserve">Mixes </w:t>
       </w:r>
       <w:r>
         <w:t>(</w:t>
@@ -921,7 +925,7 @@
         <w:t xml:space="preserve">Web API </w:t>
       </w:r>
       <w:r>
-        <w:t xml:space="preserve">do Spotify durante a pesquisa — fato tratado como meta-evidência da opacidade da plataforma —, os dados foram enriquecidos com as fontes externas Last.fm e MusicBrainz. Mensuraram-se a diversidade e a concentração por meio da Entropia de Shannon, da </w:t>
+        <w:t xml:space="preserve">do Spotify durante a pesquisa, fato tratado como meta-evidência da opacidade da plataforma, os dados foram enriquecidos com as fontes externas Last.fm e MusicBrainz. Mensuraram-se a diversidade e a concentração por meio da Entropia de Shannon, da </w:t>
       </w:r>
       <w:r>
         <w:rPr>
@@ -943,10 +947,7 @@
         <w:t>bootstrap</w:t>
       </w:r>
       <w:r>
-        <w:t>, teste de MannWhitney, rarefaçã</w:t>
-      </w:r>
-      <w:r>
-        <w:t xml:space="preserve">o e teste de permutação). Os resultados revelam um fenômeno de três níveis: no conteúdo, os repertórios de artistas das personas permanecem integralmente disjuntos (Jaccard = 0, mais segregados que o acaso, </w:t>
+        <w:t xml:space="preserve">, teste de Mann-Whitney, rarefação e teste de permutação). Os resultados revelam um fenômeno de três níveis: no conteúdo, os repertórios de artistas das personas permanecem integralmente disjuntos (Jaccard = 0, mais segregados que o acaso, </w:t>
       </w:r>
       <w:r>
         <w:rPr>
@@ -979,10 +980,7 @@
         <w:t xml:space="preserve">hit </w:t>
       </w:r>
       <w:r>
-        <w:t>dentro da cauda longa (Sofia, +4</w:t>
-      </w:r>
-      <w:r>
-        <w:t>05% de ouvintes por faixa). Conclui-se que o algoritmo não homogeneíza o gosto entre usuários: ele expande a riqueza interna de cada perfil e os aproxima tematicamente, mas preserva silos de conteúdo distintos.</w:t>
+        <w:t>dentro da cauda longa (Sofia, +405% de ouvintes por faixa). Conclui-se que o algoritmo não homogeneíza o gosto entre usuários: ele expande a riqueza interna de cada perfil e os aproxima tematicamente, mas preserva silos de conteúdo distintos.</w:t>
       </w:r>
     </w:p>
     <w:p>
@@ -1014,13 +1012,20 @@
         <w:ind w:left="-15" w:right="1140" w:firstLine="0"/>
       </w:pPr>
       <w:r>
-        <w:t>Algorithmic recommender systems have become the main mediators between musical works and listeners, operating as black boxes whose selection criteria remain opaque. This study audits Spotify’s recommendation system from an Information Management perspective, investigating whether automated curation fosters cultural diversity or the homogenization of musical taste. A black-box, sock-puppet auditing methodology was adopted, using four synthetic personas of contrasting archetypes — mainstream, functional/lo-fi</w:t>
-      </w:r>
-      <w:r>
-        <w:t>, nostalgic, and niche — comparing the declared stimuli (input) with the recommendations generated in the Daily Mixes (output). Given the progressive removal of fields from the Spotify Web API during the research — treated here as meta-evidence of the platform’s opacity —, the data were enriched with the external sources Last.fm and MusicBrainz. Diversity and concentration were measured through Shannon entropy, Pielou’s evenness, the Gini coefficient, the Herfindahl-Hirschman Index, and the Jaccard index, w</w:t>
-      </w:r>
-      <w:r>
-        <w:t xml:space="preserve">ith inferential statistical treatment (bootstrap confidence intervals, the Mann-Whitney test, rarefaction, and a permutation test). The results reveal a three-level phenomenon: at the content level, the personas’ artist repertoires remain entirely disjoint (Jaccard = 0, more segregated than chance, </w:t>
+        <w:t>Algorithmic recommender systems have become the main mediators between musical works and listeners, operating as black boxes whose selection criteria remain opaque. This study audits Spotify’s recommendation system from an Information Management perspective, investigating whether automated curation fosters cultural diversity or the homogenization of musical taste. A black-box, sock-puppet auditing methodology was adopted, using four synthetic personas of contrasting archetypes, mainstream, functional/lo-fi,</w:t>
+      </w:r>
+      <w:r>
+        <w:t xml:space="preserve"> nostalgic, and niche, comparing the declared stimuli (input) with the recommendations generated in the Daily Mixes (output). Given the progressive removal of fields from the Spotify Web API during </w:t>
+      </w:r>
+      <w:r>
+        <w:lastRenderedPageBreak/>
+        <w:t>the research, treated here as meta-evidence of the platform’s opacity, the data were enriched with the external sources Last.fm and MusicBrainz. Diversity and concentration were measured through Shannon entropy, Pielou’s evenness, the Gini coefficient, the Herfindahl-Hirschman Index, and the Jaccard index, with i</w:t>
+      </w:r>
+      <w:r>
+        <w:t xml:space="preserve">nferential statistical treatment (bootstrap confidence intervals, the Mann-Whitney test, rarefaction, and a permutation test). The results reveal a three-level phenomenon: at the content level, the personas’ artist repertoires remain entirely disjoint (Jaccard </w:t>
+      </w:r>
+      <w:r>
+        <w:t xml:space="preserve">= 0, more segregated than chance, </w:t>
       </w:r>
       <w:r>
         <w:rPr>
@@ -1042,10 +1047,10 @@
         <w:t>.</w:t>
       </w:r>
       <w:r>
-        <w:t>001); at the thematic level, there is partial genre convergence; and at the magnitude level, diversity converges through catalog richness expansion rather than entropy homogenization. A popularity bias (Dan</w:t>
-      </w:r>
-      <w:r>
-        <w:t>iel, +131% listeners per artist) and a hit bias within the long tail (Sofia, +405% listeners per track) are also confirmed. We conclude that the algorithm does not homogenize taste across users: it expands the internal richness of each profile and brings them thematically closer, while preserving distinct content silos.</w:t>
+        <w:t xml:space="preserve">001); at the thematic level, there is partial genre convergence; and at the magnitude level, diversity converges through catalog richness expansion rather than entropy homogenization. A popularity bias (Daniel, +131% listeners per artist) and a hit bias within the long tail (Sofia, +405% </w:t>
+      </w:r>
+      <w:r>
+        <w:t>listeners per track) are also confirmed. We conclude that the algorithm does not homogenize taste across users: it expands the internal richness of each profile and brings them thematically closer, while preserving distinct content silos.</w:t>
       </w:r>
     </w:p>
     <w:p>
@@ -1068,7 +1073,7 @@
         <w:pStyle w:val="Ttulo2"/>
         <w:ind w:right="1296"/>
       </w:pPr>
-      <w:bookmarkStart w:id="0" w:name="_Toc81918"/>
+      <w:bookmarkStart w:id="0" w:name="_Toc82004"/>
       <w:r>
         <w:t>Lista de ilustrações</w:t>
       </w:r>
@@ -1530,6 +1535,7 @@
         <w:rPr>
           <w:color w:val="2905C3"/>
         </w:rPr>
+        <w:lastRenderedPageBreak/>
         <w:t>Figura 16 – Sofia (input): concentração de artistas (Curva de Lorenz).</w:t>
       </w:r>
       <w:r>
@@ -2449,7 +2455,7 @@
         <w:rPr>
           <w:sz w:val="24"/>
         </w:rPr>
-        <w:id w:val="-41982729"/>
+        <w:id w:val="-222379390"/>
         <w:docPartObj>
           <w:docPartGallery w:val="Table of Contents"/>
         </w:docPartObj>
@@ -2472,7 +2478,7 @@
           <w:r>
             <w:fldChar w:fldCharType="separate"/>
           </w:r>
-          <w:hyperlink w:anchor="_Toc81918">
+          <w:hyperlink w:anchor="_Toc82004">
             <w:r>
               <w:t>Lista de tabelas</w:t>
             </w:r>
@@ -2483,7 +2489,7 @@
               <w:fldChar w:fldCharType="begin"/>
             </w:r>
             <w:r>
-              <w:instrText>PAGEREF _Toc81918 \h</w:instrText>
+              <w:instrText>PAGEREF _Toc82004 \h</w:instrText>
             </w:r>
             <w:r>
               <w:fldChar w:fldCharType="separate"/>
@@ -2500,7 +2506,7 @@
               <w:tab w:val="right" w:leader="dot" w:pos="10207"/>
             </w:tabs>
           </w:pPr>
-          <w:hyperlink w:anchor="_Toc81919">
+          <w:hyperlink w:anchor="_Toc82005">
             <w:r>
               <w:rPr>
                 <w:color w:val="2905C3"/>
@@ -2515,7 +2521,7 @@
               <w:fldChar w:fldCharType="begin"/>
             </w:r>
             <w:r>
-              <w:instrText>PAGEREF _Toc81919 \h</w:instrText>
+              <w:instrText>PAGEREF _Toc82005 \h</w:instrText>
             </w:r>
             <w:r>
               <w:fldChar w:fldCharType="separate"/>
@@ -2538,7 +2544,7 @@
               <w:tab w:val="right" w:leader="dot" w:pos="10207"/>
             </w:tabs>
           </w:pPr>
-          <w:hyperlink w:anchor="_Toc81920">
+          <w:hyperlink w:anchor="_Toc82006">
             <w:r>
               <w:rPr>
                 <w:color w:val="2905C3"/>
@@ -2553,7 +2559,7 @@
               <w:fldChar w:fldCharType="begin"/>
             </w:r>
             <w:r>
-              <w:instrText>PAGEREF _Toc81920 \h</w:instrText>
+              <w:instrText>PAGEREF _Toc82006 \h</w:instrText>
             </w:r>
             <w:r>
               <w:fldChar w:fldCharType="separate"/>
@@ -2576,7 +2582,7 @@
               <w:tab w:val="right" w:leader="dot" w:pos="10207"/>
             </w:tabs>
           </w:pPr>
-          <w:hyperlink w:anchor="_Toc81921">
+          <w:hyperlink w:anchor="_Toc82007">
             <w:r>
               <w:rPr>
                 <w:color w:val="2905C3"/>
@@ -2591,7 +2597,7 @@
               <w:fldChar w:fldCharType="begin"/>
             </w:r>
             <w:r>
-              <w:instrText>PAGEREF _Toc81921 \h</w:instrText>
+              <w:instrText>PAGEREF _Toc82007 \h</w:instrText>
             </w:r>
             <w:r>
               <w:fldChar w:fldCharType="separate"/>
@@ -2614,7 +2620,7 @@
               <w:tab w:val="right" w:leader="dot" w:pos="10207"/>
             </w:tabs>
           </w:pPr>
-          <w:hyperlink w:anchor="_Toc81922">
+          <w:hyperlink w:anchor="_Toc82008">
             <w:r>
               <w:rPr>
                 <w:color w:val="2905C3"/>
@@ -2629,7 +2635,7 @@
               <w:fldChar w:fldCharType="begin"/>
             </w:r>
             <w:r>
-              <w:instrText>PAGEREF _Toc81922 \h</w:instrText>
+              <w:instrText>PAGEREF _Toc82008 \h</w:instrText>
             </w:r>
             <w:r>
               <w:fldChar w:fldCharType="separate"/>
@@ -2652,7 +2658,7 @@
               <w:tab w:val="right" w:leader="dot" w:pos="10207"/>
             </w:tabs>
           </w:pPr>
-          <w:hyperlink w:anchor="_Toc81923">
+          <w:hyperlink w:anchor="_Toc82009">
             <w:r>
               <w:rPr>
                 <w:color w:val="2905C3"/>
@@ -2667,7 +2673,7 @@
               <w:fldChar w:fldCharType="begin"/>
             </w:r>
             <w:r>
-              <w:instrText>PAGEREF _Toc81923 \h</w:instrText>
+              <w:instrText>PAGEREF _Toc82009 \h</w:instrText>
             </w:r>
             <w:r>
               <w:fldChar w:fldCharType="separate"/>
@@ -2690,7 +2696,7 @@
               <w:tab w:val="right" w:leader="dot" w:pos="10207"/>
             </w:tabs>
           </w:pPr>
-          <w:hyperlink w:anchor="_Toc81924">
+          <w:hyperlink w:anchor="_Toc82010">
             <w:r>
               <w:rPr>
                 <w:color w:val="2905C3"/>
@@ -2721,7 +2727,7 @@
               <w:fldChar w:fldCharType="begin"/>
             </w:r>
             <w:r>
-              <w:instrText>PAGEREF _Toc81924 \h</w:instrText>
+              <w:instrText>PAGEREF _Toc82010 \h</w:instrText>
             </w:r>
             <w:r>
               <w:fldChar w:fldCharType="separate"/>
@@ -2744,7 +2750,7 @@
               <w:tab w:val="right" w:leader="dot" w:pos="10207"/>
             </w:tabs>
           </w:pPr>
-          <w:hyperlink w:anchor="_Toc81925">
+          <w:hyperlink w:anchor="_Toc82011">
             <w:r>
               <w:rPr>
                 <w:color w:val="2905C3"/>
@@ -2759,7 +2765,7 @@
               <w:fldChar w:fldCharType="begin"/>
             </w:r>
             <w:r>
-              <w:instrText>PAGEREF _Toc81925 \h</w:instrText>
+              <w:instrText>PAGEREF _Toc82011 \h</w:instrText>
             </w:r>
             <w:r>
               <w:fldChar w:fldCharType="separate"/>
@@ -2782,7 +2788,7 @@
               <w:tab w:val="right" w:leader="dot" w:pos="10207"/>
             </w:tabs>
           </w:pPr>
-          <w:hyperlink w:anchor="_Toc81926">
+          <w:hyperlink w:anchor="_Toc82012">
             <w:r>
               <w:rPr>
                 <w:color w:val="2905C3"/>
@@ -2797,7 +2803,7 @@
               <w:fldChar w:fldCharType="begin"/>
             </w:r>
             <w:r>
-              <w:instrText>PAGEREF _Toc81926 \h</w:instrText>
+              <w:instrText>PAGEREF _Toc82012 \h</w:instrText>
             </w:r>
             <w:r>
               <w:fldChar w:fldCharType="separate"/>
@@ -2820,7 +2826,7 @@
               <w:tab w:val="right" w:leader="dot" w:pos="10207"/>
             </w:tabs>
           </w:pPr>
-          <w:hyperlink w:anchor="_Toc81927">
+          <w:hyperlink w:anchor="_Toc82013">
             <w:r>
               <w:rPr>
                 <w:color w:val="2905C3"/>
@@ -2851,7 +2857,7 @@
               <w:fldChar w:fldCharType="begin"/>
             </w:r>
             <w:r>
-              <w:instrText>PAGEREF _Toc81927 \h</w:instrText>
+              <w:instrText>PAGEREF _Toc82013 \h</w:instrText>
             </w:r>
             <w:r>
               <w:fldChar w:fldCharType="separate"/>
@@ -2874,7 +2880,7 @@
               <w:tab w:val="right" w:leader="dot" w:pos="10207"/>
             </w:tabs>
           </w:pPr>
-          <w:hyperlink w:anchor="_Toc81928">
+          <w:hyperlink w:anchor="_Toc82014">
             <w:r>
               <w:rPr>
                 <w:color w:val="2905C3"/>
@@ -2889,7 +2895,7 @@
               <w:fldChar w:fldCharType="begin"/>
             </w:r>
             <w:r>
-              <w:instrText>PAGEREF _Toc81928 \h</w:instrText>
+              <w:instrText>PAGEREF _Toc82014 \h</w:instrText>
             </w:r>
             <w:r>
               <w:fldChar w:fldCharType="separate"/>
@@ -2912,7 +2918,7 @@
               <w:tab w:val="right" w:leader="dot" w:pos="10207"/>
             </w:tabs>
           </w:pPr>
-          <w:hyperlink w:anchor="_Toc81929">
+          <w:hyperlink w:anchor="_Toc82015">
             <w:r>
               <w:rPr>
                 <w:color w:val="2905C3"/>
@@ -2959,7 +2965,7 @@
               <w:fldChar w:fldCharType="begin"/>
             </w:r>
             <w:r>
-              <w:instrText>PAGEREF _Toc81929 \h</w:instrText>
+              <w:instrText>PAGEREF _Toc82015 \h</w:instrText>
             </w:r>
             <w:r>
               <w:fldChar w:fldCharType="separate"/>
@@ -2982,7 +2988,7 @@
               <w:tab w:val="right" w:leader="dot" w:pos="10207"/>
             </w:tabs>
           </w:pPr>
-          <w:hyperlink w:anchor="_Toc81930">
+          <w:hyperlink w:anchor="_Toc82016">
             <w:r>
               <w:rPr>
                 <w:color w:val="2905C3"/>
@@ -2997,7 +3003,7 @@
               <w:fldChar w:fldCharType="begin"/>
             </w:r>
             <w:r>
-              <w:instrText>PAGEREF _Toc81930 \h</w:instrText>
+              <w:instrText>PAGEREF _Toc82016 \h</w:instrText>
             </w:r>
             <w:r>
               <w:fldChar w:fldCharType="separate"/>
@@ -3276,6 +3282,7 @@
         <w:rPr>
           <w:sz w:val="22"/>
         </w:rPr>
+        <w:lastRenderedPageBreak/>
         <w:tab/>
       </w:r>
       <w:r>
@@ -4097,6 +4104,7 @@
         <w:rPr>
           <w:color w:val="2905C3"/>
         </w:rPr>
+        <w:lastRenderedPageBreak/>
         <w:t xml:space="preserve">Ricardo (O Consumidor Nostálgico) </w:t>
       </w:r>
       <w:r>
@@ -4417,10 +4425,17 @@
           <w:b/>
           <w:color w:val="2905C3"/>
         </w:rPr>
-        <w:t xml:space="preserve">O Delta Algorítmico — Visão Geral </w:t>
-      </w:r>
-      <w:r>
-        <w:t xml:space="preserve">. . . . . . . . . . . . . . . . . . . </w:t>
+        <w:t>O Delta Algorítmico: Visão Geral</w:t>
+      </w:r>
+      <w:r>
+        <w:rPr>
+          <w:b/>
+          <w:color w:val="2905C3"/>
+        </w:rPr>
+        <w:tab/>
+      </w:r>
+      <w:r>
+        <w:t xml:space="preserve">. . . . . . . . . . . . . . . . . . . . </w:t>
       </w:r>
       <w:r>
         <w:rPr>
@@ -4470,16 +4485,10 @@
         <w:rPr>
           <w:color w:val="2905C3"/>
         </w:rPr>
-        <w:t>Beatriz (Mainstream) — O Grupo de Controle Validado</w:t>
-      </w:r>
-      <w:r>
-        <w:rPr>
-          <w:color w:val="2905C3"/>
-        </w:rPr>
-        <w:tab/>
-      </w:r>
-      <w:r>
-        <w:t>. . . . . . . . . .</w:t>
+        <w:t xml:space="preserve">Beatriz (Mainstream): O Grupo de Controle Validado </w:t>
+      </w:r>
+      <w:r>
+        <w:t>. . . . . . . . . . . .</w:t>
       </w:r>
       <w:r>
         <w:tab/>
@@ -4502,10 +4511,16 @@
         <w:rPr>
           <w:color w:val="2905C3"/>
         </w:rPr>
-        <w:t xml:space="preserve">Daniel (Lo-fi) — Confirmação do Viés de Popularidade </w:t>
-      </w:r>
-      <w:r>
-        <w:t>. . . . . . . . . . .</w:t>
+        <w:t>Daniel (Lo-fi): Confirmação do Viés de Popularidade</w:t>
+      </w:r>
+      <w:r>
+        <w:rPr>
+          <w:color w:val="2905C3"/>
+        </w:rPr>
+        <w:tab/>
+      </w:r>
+      <w:r>
+        <w:t>. . . . . . . . . . . .</w:t>
       </w:r>
       <w:r>
         <w:tab/>
@@ -4528,10 +4543,16 @@
         <w:rPr>
           <w:color w:val="2905C3"/>
         </w:rPr>
-        <w:t xml:space="preserve">Sofia (Nicho) — Viés do Hit dentro da Cauda Longa </w:t>
-      </w:r>
-      <w:r>
-        <w:t>. . . . . . . . . . . .</w:t>
+        <w:t>Sofia (Nicho): Viés do Hit dentro da Cauda Longa</w:t>
+      </w:r>
+      <w:r>
+        <w:rPr>
+          <w:color w:val="2905C3"/>
+        </w:rPr>
+        <w:tab/>
+      </w:r>
+      <w:r>
+        <w:t>. . . . . . . . . . . . .</w:t>
       </w:r>
       <w:r>
         <w:tab/>
@@ -4554,10 +4575,10 @@
         <w:rPr>
           <w:color w:val="2905C3"/>
         </w:rPr>
-        <w:t xml:space="preserve">Ricardo (Nostálgico) — Pulverização da Fidelidade Canônica </w:t>
-      </w:r>
-      <w:r>
-        <w:t>. . . . . . . .</w:t>
+        <w:t xml:space="preserve">Ricardo (Nostálgico): Pulverização da Fidelidade Canônica </w:t>
+      </w:r>
+      <w:r>
+        <w:t>. . . . . . . . .</w:t>
       </w:r>
       <w:r>
         <w:tab/>
@@ -4808,6 +4829,7 @@
         <w:jc w:val="left"/>
       </w:pPr>
       <w:r>
+        <w:lastRenderedPageBreak/>
         <w:t>1 Introdução</w:t>
       </w:r>
     </w:p>
@@ -4944,10 +4966,10 @@
         <mc:AlternateContent>
           <mc:Choice Requires="wpg">
             <w:drawing>
-              <wp:inline distT="0" distB="0" distL="0" distR="0" wp14:anchorId="7854EDCE" wp14:editId="6D33F2F1">
+              <wp:inline distT="0" distB="0" distL="0" distR="0" wp14:anchorId="4D1077E2" wp14:editId="0BD3FC9C">
                 <wp:extent cx="5756910" cy="5055"/>
                 <wp:effectExtent l="0" t="0" r="0" b="0"/>
-                <wp:docPr id="60575" name="Group 60575"/>
+                <wp:docPr id="59023" name="Group 59023"/>
                 <wp:cNvGraphicFramePr/>
                 <a:graphic xmlns:a="http://schemas.openxmlformats.org/drawingml/2006/main">
                   <a:graphicData uri="http://schemas.microsoft.com/office/word/2010/wordprocessingGroup">
@@ -4962,7 +4984,7 @@
                         </a:xfrm>
                       </wpg:grpSpPr>
                       <wps:wsp>
-                        <wps:cNvPr id="810" name="Shape 810"/>
+                        <wps:cNvPr id="811" name="Shape 811"/>
                         <wps:cNvSpPr/>
                         <wps:spPr>
                           <a:xfrm>
@@ -5014,8 +5036,8 @@
           </mc:Choice>
           <mc:Fallback xmlns:a="http://schemas.openxmlformats.org/drawingml/2006/main">
             <w:pict>
-              <v:group id="Group 60575" style="width:453.3pt;height:0.398pt;mso-position-horizontal-relative:char;mso-position-vertical-relative:line" coordsize="57569,50">
-                <v:shape id="Shape 810" style="position:absolute;width:57569;height:0;left:0;top:0;" coordsize="5756910,0" path="m0,0l5756910,0">
+              <v:group id="Group 59023" style="width:453.3pt;height:0.398pt;mso-position-horizontal-relative:char;mso-position-vertical-relative:line" coordsize="57569,50">
+                <v:shape id="Shape 811" style="position:absolute;width:57569;height:0;left:0;top:0;" coordsize="5756910,0" path="m0,0l5756910,0">
                   <v:stroke weight="0.398pt" endcap="flat" joinstyle="miter" miterlimit="10" on="true" color="#000000"/>
                   <v:fill on="false" color="#000000" opacity="0"/>
                 </v:shape>
@@ -5031,6 +5053,7 @@
         <w:ind w:left="-15" w:right="9" w:firstLine="0"/>
       </w:pPr>
       <w:r>
+        <w:lastRenderedPageBreak/>
         <w:t>estatisticamente mais consumíveis, tais algoritmos podem induzir à homogeneização do gosto musical e ao fortalecimento de bolhas de filtro (</w:t>
       </w:r>
       <w:r>
@@ -5047,7 +5070,7 @@
     </w:p>
     <w:p>
       <w:pPr>
-        <w:spacing w:after="149"/>
+        <w:spacing w:after="30"/>
         <w:ind w:left="-15" w:right="9"/>
       </w:pPr>
       <w:r>
@@ -5096,10 +5119,7 @@
         <w:t xml:space="preserve">hipótese a ser testada empiricamente </w:t>
       </w:r>
       <w:r>
-        <w:t xml:space="preserve">no domínio </w:t>
-      </w:r>
-      <w:r>
-        <w:t xml:space="preserve">da recomendação musical — onde, como se verá no Capítulo </w:t>
+        <w:t xml:space="preserve">no domínio da recomendação musical, onde, como se verá no Capítulo </w:t>
       </w:r>
       <w:r>
         <w:rPr>
@@ -5153,11 +5173,12 @@
     </w:p>
     <w:p>
       <w:pPr>
-        <w:spacing w:after="152"/>
-        <w:ind w:left="-15" w:right="9"/>
-      </w:pPr>
-      <w:r>
-        <w:t>Dessa forma, o estudo utiliza Personas Sintéticas como objeto central de análise. Essas personas consistem em perfis de usuários cujos hábitos de consumo são simulados por algoritmos de curadoria controlada, construídos a partir da extração de metadados via API. As identidades sintéticas — Beatriz (</w:t>
+        <w:spacing w:after="135" w:line="277" w:lineRule="auto"/>
+        <w:ind w:left="0" w:right="0" w:firstLine="737"/>
+        <w:jc w:val="left"/>
+      </w:pPr>
+      <w:r>
+        <w:t>Dessa forma, o estudo utiliza Personas Sintéticas como objeto central de análise. Essas personas consistem em perfis de usuários cujos hábitos de consumo são simulados por algoritmos de curadoria controlada, construídos a partir da extração de metadados via API. As identidades sintéticas, Beatriz (</w:t>
       </w:r>
       <w:r>
         <w:rPr>
@@ -5179,7 +5200,7 @@
         <w:t>Lo-fi</w:t>
       </w:r>
       <w:r>
-        <w:t>), Ricardo (Nostálgico) e Sofia (Nicho) — funcionam como instrumentos de medição que isolam a variável algorítmica.</w:t>
+        <w:t>), Ricardo (Nostálgico) e Sofia (Nicho), funcionam como instrumentos de medição que isolam a variável algorítmica.</w:t>
       </w:r>
     </w:p>
     <w:p>
@@ -5230,10 +5251,10 @@
         <mc:AlternateContent>
           <mc:Choice Requires="wpg">
             <w:drawing>
-              <wp:inline distT="0" distB="0" distL="0" distR="0" wp14:anchorId="7CFBF22C" wp14:editId="68866E1B">
+              <wp:inline distT="0" distB="0" distL="0" distR="0" wp14:anchorId="5E8EA88A" wp14:editId="21E494FF">
                 <wp:extent cx="5756910" cy="5055"/>
                 <wp:effectExtent l="0" t="0" r="0" b="0"/>
-                <wp:docPr id="58770" name="Group 58770"/>
+                <wp:docPr id="58896" name="Group 58896"/>
                 <wp:cNvGraphicFramePr/>
                 <a:graphic xmlns:a="http://schemas.openxmlformats.org/drawingml/2006/main">
                   <a:graphicData uri="http://schemas.microsoft.com/office/word/2010/wordprocessingGroup">
@@ -5300,7 +5321,7 @@
           </mc:Choice>
           <mc:Fallback xmlns:a="http://schemas.openxmlformats.org/drawingml/2006/main">
             <w:pict>
-              <v:group id="Group 58770" style="width:453.3pt;height:0.398pt;mso-position-horizontal-relative:char;mso-position-vertical-relative:line" coordsize="57569,50">
+              <v:group id="Group 58896" style="width:453.3pt;height:0.398pt;mso-position-horizontal-relative:char;mso-position-vertical-relative:line" coordsize="57569,50">
                 <v:shape id="Shape 890" style="position:absolute;width:57569;height:0;left:0;top:0;" coordsize="5756910,0" path="m0,0l5756910,0">
                   <v:stroke weight="0.398pt" endcap="flat" joinstyle="miter" miterlimit="10" on="true" color="#000000"/>
                   <v:fill on="false" color="#000000" opacity="0"/>
@@ -5320,6 +5341,7 @@
         <w:ind w:left="-15" w:right="0" w:firstLine="0"/>
       </w:pPr>
       <w:r>
+        <w:lastRenderedPageBreak/>
         <w:t>1.1</w:t>
       </w:r>
       <w:r>
@@ -5562,7 +5584,7 @@
         <w:ind w:right="9" w:hanging="299"/>
       </w:pPr>
       <w:r>
-        <w:t xml:space="preserve">Avaliar o fenômeno de Colapso de Contexto, investigando se as recomendações para perfis distintos convergem entre si — distinguindo a convergência de </w:t>
+        <w:t xml:space="preserve">Avaliar o fenômeno de Colapso de Contexto, investigando se as recomendações para perfis distintos convergem entre si, distinguindo a convergência de </w:t>
       </w:r>
       <w:r>
         <w:rPr>
@@ -5606,7 +5628,7 @@
         <w:t xml:space="preserve">magnitude </w:t>
       </w:r>
       <w:r>
-        <w:t>de diversidade (Entropia de Shannon) — em vez de pressupor uma homogeneização única e indiferenciada.</w:t>
+        <w:t>de diversidade (Entropia de Shannon), em vez de pressupor uma homogeneização única e indiferenciada.</w:t>
       </w:r>
     </w:p>
     <w:p>
@@ -5617,6 +5639,7 @@
         <w:jc w:val="left"/>
       </w:pPr>
       <w:r>
+        <w:lastRenderedPageBreak/>
         <w:t>2 Referencial Teórico</w:t>
       </w:r>
     </w:p>
@@ -5695,19 +5718,13 @@
         <w:t>black boxes</w:t>
       </w:r>
       <w:r>
-        <w:t xml:space="preserve">), cujos critérios de seleção permanecem proprietários e opacos, gerando assimetria informacional entre a plataforma e o usuário — e também entre a plataforma e o pesquisador. </w:t>
+        <w:t xml:space="preserve">), cujos critérios de seleção permanecem proprietários e opacos, gerando assimetria informacional entre a plataforma e o usuário, e também entre a plataforma e o pesquisador. </w:t>
       </w:r>
       <w:r>
         <w:rPr>
           <w:color w:val="2905C3"/>
         </w:rPr>
-        <w:t>Eriksson</w:t>
-      </w:r>
-      <w:r>
-        <w:rPr>
-          <w:color w:val="2905C3"/>
-        </w:rPr>
-        <w:t xml:space="preserve"> et al. </w:t>
+        <w:t xml:space="preserve">Eriksson et al. </w:t>
       </w:r>
       <w:r>
         <w:t>(</w:t>
@@ -5761,7 +5778,7 @@
         <w:t>feedback loop</w:t>
       </w:r>
       <w:r>
-        <w:t>) em que o popular ganha visibilidade enquanto produções novas, experimentais ou de nicho tendem a ser marginalizadas — pano de fundo para os vieses investigados neste trabalho.</w:t>
+        <w:t>) em que o popular ganha visibilidade enquanto produções novas, experimentais ou de nicho tendem a ser marginalizadas, pano de fundo para os vieses investigados neste trabalho.</w:t>
       </w:r>
     </w:p>
     <w:p>
@@ -5823,10 +5840,7 @@
         <w:t>2011</w:t>
       </w:r>
       <w:r>
-        <w:t xml:space="preserve">), </w:t>
-      </w:r>
-      <w:r>
-        <w:t xml:space="preserve">que postula que a personalização algorítmica encerraria o usuário em um universo informacional autorreferente, reduzindo a exposição ao diverso e ao contraditório. A tese, porém, é objeto de controvérsia. </w:t>
+        <w:t xml:space="preserve">), que postula que a personalização algorítmica encerraria o usuário em um universo informacional autorreferente, reduzindo a exposição ao diverso e ao contraditório. A tese, porém, é objeto de controvérsia. </w:t>
       </w:r>
       <w:r>
         <w:rPr>
@@ -5893,13 +5907,14 @@
           <w:noProof/>
           <w:sz w:val="22"/>
         </w:rPr>
+        <w:lastRenderedPageBreak/>
         <mc:AlternateContent>
           <mc:Choice Requires="wpg">
             <w:drawing>
-              <wp:inline distT="0" distB="0" distL="0" distR="0" wp14:anchorId="083ADFD9" wp14:editId="55AA39BC">
+              <wp:inline distT="0" distB="0" distL="0" distR="0" wp14:anchorId="5934AC76" wp14:editId="54C9230D">
                 <wp:extent cx="5756910" cy="5055"/>
                 <wp:effectExtent l="0" t="0" r="0" b="0"/>
-                <wp:docPr id="58710" name="Group 58710"/>
+                <wp:docPr id="59692" name="Group 59692"/>
                 <wp:cNvGraphicFramePr/>
                 <a:graphic xmlns:a="http://schemas.openxmlformats.org/drawingml/2006/main">
                   <a:graphicData uri="http://schemas.microsoft.com/office/word/2010/wordprocessingGroup">
@@ -5966,7 +5981,7 @@
           </mc:Choice>
           <mc:Fallback xmlns:a="http://schemas.openxmlformats.org/drawingml/2006/main">
             <w:pict>
-              <v:group id="Group 58710" style="width:453.3pt;height:0.398pt;mso-position-horizontal-relative:char;mso-position-vertical-relative:line" coordsize="57569,50">
+              <v:group id="Group 59692" style="width:453.3pt;height:0.398pt;mso-position-horizontal-relative:char;mso-position-vertical-relative:line" coordsize="57569,50">
                 <v:shape id="Shape 1062" style="position:absolute;width:57569;height:0;left:0;top:0;" coordsize="5756910,0" path="m0,0l5756910,0">
                   <v:stroke weight="0.398pt" endcap="flat" joinstyle="miter" miterlimit="10" on="true" color="#000000"/>
                   <v:fill on="false" color="#000000" opacity="0"/>
@@ -6121,15 +6136,7 @@
           <w:sz w:val="37"/>
           <w:vertAlign w:val="subscript"/>
         </w:rPr>
-        <w:t>fair</w:t>
-      </w:r>
-      <w:r>
-        <w:rPr>
-          <w:i/>
-          <w:sz w:val="37"/>
-          <w:vertAlign w:val="subscript"/>
-        </w:rPr>
-        <w:t xml:space="preserve">ness </w:t>
+        <w:t xml:space="preserve">fairness </w:t>
       </w:r>
       <w:r>
         <w:t xml:space="preserve">não só para o usuário, mas para os fornecedores (artistas), motivando propostas de avaliação de </w:t>
@@ -6197,7 +6204,7 @@
         <w:t xml:space="preserve">aumentar a comunalidade </w:t>
       </w:r>
       <w:r>
-        <w:t>entre usuários. Tais achados situam a pergunta central deste trabalho — se o algoritmo do Spotify aproxima ou afasta perfis distintos — em uma tradição consolidada de pesquisa.</w:t>
+        <w:t>entre usuários. Tais achados situam a pergunta central deste trabalho, se o algoritmo do Spotify aproxima ou afasta perfis distintos, em uma tradição consolidada de pesquisa.</w:t>
       </w:r>
     </w:p>
     <w:p>
@@ -6358,10 +6365,10 @@
         <w:t>2001</w:t>
       </w:r>
       <w:r>
-        <w:t>), comparar riqueza entre amostras de tamanhos diferentes é inválido sem padronização (rarefação), sob pe</w:t>
-      </w:r>
-      <w:r>
-        <w:t>na de confundir efeito real com artefato de esforço amostral — armadilha diretamente relevante a esta auditoria.</w:t>
+        <w:t xml:space="preserve">), </w:t>
+      </w:r>
+      <w:r>
+        <w:t>comparar riqueza entre amostras de tamanhos diferentes é inválido sem padronização (rarefação), sob pena de confundir efeito real com artefato de esforço amostral, armadilha diretamente relevante a esta auditoria.</w:t>
       </w:r>
     </w:p>
     <w:p>
@@ -6436,7 +6443,11 @@
         <w:t>2011</w:t>
       </w:r>
       <w:r>
-        <w:t xml:space="preserve">) sistematizam métricas de novidade e diversidade sensíveis a </w:t>
+        <w:t xml:space="preserve">) sistematizam métricas de novidade e </w:t>
+      </w:r>
+      <w:r>
+        <w:lastRenderedPageBreak/>
+        <w:t xml:space="preserve">diversidade sensíveis a </w:t>
       </w:r>
       <w:r>
         <w:rPr>
@@ -6477,6 +6488,7 @@
           <w:i/>
           <w:sz w:val="20"/>
         </w:rPr>
+        <w:lastRenderedPageBreak/>
         <w:t>Capítulo 2.</w:t>
       </w:r>
       <w:r>
@@ -6560,10 +6572,10 @@
           <w:sz w:val="37"/>
           <w:vertAlign w:val="subscript"/>
         </w:rPr>
-        <w:t xml:space="preserve">sock puppet audit </w:t>
-      </w:r>
-      <w:r>
-        <w:t>— agentes-sonda que se passam por usuários reais —, desenho adotado neste estudo. Por operar sobre saídas ruidosas, esse paradigma exige rigor inferencial: a ferramenta AdFisher (</w:t>
+        <w:t>sock puppet audit</w:t>
+      </w:r>
+      <w:r>
+        <w:t>, agentes-sonda que se passam por usuários reais, desenho adotado neste estudo. Por operar sobre saídas ruidosas, esse paradigma exige rigor inferencial: a ferramenta AdFisher (</w:t>
       </w:r>
       <w:r>
         <w:rPr>
@@ -6581,10 +6593,7 @@
         <w:t>2015</w:t>
       </w:r>
       <w:r>
-        <w:t>) recorre a testes de permutação justamente para assegurar a validade estat</w:t>
-      </w:r>
-      <w:r>
-        <w:t xml:space="preserve">ística de seus achados. Essas referências fundamentam tanto o desenho experimental quanto o tratamento estatístico (Seção </w:t>
+        <w:t xml:space="preserve">) recorre a testes de permutação justamente para assegurar a validade estatística de seus achados. Essas referências fundamentam tanto o desenho experimental quanto o tratamento estatístico (Seção </w:t>
       </w:r>
       <w:r>
         <w:rPr>
@@ -6668,7 +6677,7 @@
         <w:t xml:space="preserve">trade-off </w:t>
       </w:r>
       <w:r>
-        <w:t>entre engajamento e diversidade — referência incontornável para o diálogo com os achados deste trabalho. A agenda mantém-se ativa: pesquisas recentes examinam o viés de popularidade em serviços comerciais (</w:t>
+        <w:t>entre engajamento e diversidade, referência incontornável para o diálogo com os achados deste trabalho. A agenda mantém-se ativa: pesquisas recentes examinam o viés de popularidade em serviços comerciais (</w:t>
       </w:r>
       <w:r>
         <w:rPr>
@@ -6704,10 +6713,7 @@
         <w:t>2024</w:t>
       </w:r>
       <w:r>
-        <w:t>) e os efeitos de escala sobre a hipóte</w:t>
-      </w:r>
-      <w:r>
-        <w:t>se da bolha de filtro (</w:t>
+        <w:t>) e os efeitos de escala sobre a hipótese da bolha de filtro (</w:t>
       </w:r>
       <w:r>
         <w:rPr>
@@ -6807,7 +6813,11 @@
         <w:t>1991</w:t>
       </w:r>
       <w:r>
-        <w:t>), abrange estudos sobre a evolução da música e o papel das tecnologias digitais. A articulação entre a auditoria algorítmica e a revisão bibliográfica permite uma compreensão abrangente do impacto da Inteligência Artificial na música contemporânea, contemplando tanto a perspectiva empírica quanto a análise teórica dos processos sociotécnicos envolvidos.</w:t>
+        <w:t xml:space="preserve">), abrange estudos sobre a evolução da música e o papel das tecnologias digitais. A articulação entre a auditoria algorítmica e a revisão bibliográfica permite uma compreensão </w:t>
+      </w:r>
+      <w:r>
+        <w:lastRenderedPageBreak/>
+        <w:t>abrangente do impacto da Inteligência Artificial na música contemporânea, contemplando tanto a perspectiva empírica quanto a análise teórica dos processos sociotécnicos envolvidos.</w:t>
       </w:r>
     </w:p>
     <w:p>
@@ -6927,7 +6937,7 @@
         <w:t xml:space="preserve">seaborn </w:t>
       </w:r>
       <w:r>
-        <w:t>para a visualização gráfica. Mais do que apenas recolher listas de reprodução, o código foi programado para calcular métricas complexas de diversidade e concentração — incluindo a Entropia de Shannon, o Coeficiente de Gini e o Índice de Jaccard. Tais métricas permitem transformar a percepção subjetiva de gosto musical em dados quantitativos auditáveis, essenciais para a verificação de vieses algorítmicos.</w:t>
+        <w:t>para a visualização gráfica. Mais do que apenas recolher listas de reprodução, o código foi programado para calcular métricas complexas de diversidade e concentração, incluindo a Entropia de Shannon, o Coeficiente de Gini e o Índice de Jaccard. Tais métricas permitem transformar a percepção subjetiva de gosto musical em dados quantitativos auditáveis, essenciais para a verificação de vieses algorítmicos.</w:t>
       </w:r>
     </w:p>
     <w:p>
@@ -7000,10 +7010,7 @@
         <w:t>própria do autor (2026)</w:t>
       </w:r>
       <w:r>
-        <w:t>, a partir dos dados coletados via Spotify e enriquecidos com Last.fm e Musi</w:t>
-      </w:r>
-      <w:r>
-        <w:t>cBrainz.</w:t>
+        <w:t>, a partir dos dados coletados via Spotify e enriquecidos com Last.fm e MusicBrainz.</w:t>
       </w:r>
     </w:p>
     <w:p>
@@ -7012,7 +7019,11 @@
         <w:ind w:left="-15" w:right="9"/>
       </w:pPr>
       <w:r>
-        <w:t>A fim de quantificar fenômenos subjetivos como “ecletismo”, “bolha de filtro” e “viés de popularidade”, foram adotadas quatro métricas estatísticas fundamentais, adaptadas da Teoria da Informação e da Economia da Cultura e em diálogo com a literatura de métricas de diversidade e novidade para sistemas de recomendação (</w:t>
+        <w:t xml:space="preserve">A fim de quantificar fenômenos subjetivos como “ecletismo”, “bolha de filtro” e “viés de popularidade”, foram adotadas quatro métricas estatísticas fundamentais, adaptadas da </w:t>
+      </w:r>
+      <w:r>
+        <w:lastRenderedPageBreak/>
+        <w:t>Teoria da Informação e da Economia da Cultura e em diálogo com a literatura de métricas de diversidade e novidade para sistemas de recomendação (</w:t>
       </w:r>
       <w:r>
         <w:rPr>
@@ -7425,6 +7436,7 @@
         <w:rPr>
           <w:color w:val="2905C3"/>
         </w:rPr>
+        <w:lastRenderedPageBreak/>
         <w:t>1993</w:t>
       </w:r>
       <w:r>
@@ -7455,16 +7467,16 @@
           <w:noProof/>
         </w:rPr>
         <w:drawing>
-          <wp:inline distT="0" distB="0" distL="0" distR="0" wp14:anchorId="7E75BA15" wp14:editId="0570C133">
+          <wp:inline distT="0" distB="0" distL="0" distR="0" wp14:anchorId="4352910D" wp14:editId="519365B4">
             <wp:extent cx="481584" cy="188976"/>
             <wp:effectExtent l="0" t="0" r="0" b="0"/>
-            <wp:docPr id="78948" name="Picture 78948"/>
+            <wp:docPr id="79036" name="Picture 79036"/>
             <wp:cNvGraphicFramePr/>
             <a:graphic xmlns:a="http://schemas.openxmlformats.org/drawingml/2006/main">
               <a:graphicData uri="http://schemas.openxmlformats.org/drawingml/2006/picture">
                 <pic:pic xmlns:pic="http://schemas.openxmlformats.org/drawingml/2006/picture">
                   <pic:nvPicPr>
-                    <pic:cNvPr id="78948" name="Picture 78948"/>
+                    <pic:cNvPr id="79036" name="Picture 79036"/>
                     <pic:cNvPicPr/>
                   </pic:nvPicPr>
                   <pic:blipFill>
@@ -7533,7 +7545,7 @@
         <w:t xml:space="preserve">i </w:t>
       </w:r>
       <w:r>
-        <w:t>é a participação (% do total) de cada gênero musical na biblioteca. Diferentemente do HHI de mercado clássico — cujo limiar de concentração se situa em torno de 0</w:t>
+        <w:t>é a participação (% do total) de cada gênero musical na biblioteca. Diferentemente do HHI de mercado clássico, cujo limiar de concentração se situa em torno de 0</w:t>
       </w:r>
       <w:r>
         <w:rPr>
@@ -7544,7 +7556,7 @@
         <w:t>,</w:t>
       </w:r>
       <w:r>
-        <w:t xml:space="preserve">25 —, aqui o índice é calculado sobre a distribuição de centenas de </w:t>
+        <w:t xml:space="preserve">25, aqui o índice é calculado sobre a distribuição de centenas de </w:t>
       </w:r>
       <w:r>
         <w:rPr>
@@ -7599,10 +7611,7 @@
         <w:t xml:space="preserve">mono-cluster lo-fi </w:t>
       </w:r>
       <w:r>
-        <w:t>de Daniel) e n</w:t>
-      </w:r>
-      <w:r>
-        <w:t>ão o cruzamento de um limiar absoluto de “bolha”.</w:t>
+        <w:t>de Daniel) e não o cruzamento de um limiar absoluto de “bolha”.</w:t>
       </w:r>
     </w:p>
     <w:p>
@@ -7687,10 +7696,10 @@
         <mc:AlternateContent>
           <mc:Choice Requires="wpg">
             <w:drawing>
-              <wp:inline distT="0" distB="0" distL="0" distR="0" wp14:anchorId="51B087E2" wp14:editId="7C59D871">
+              <wp:inline distT="0" distB="0" distL="0" distR="0" wp14:anchorId="1EB19D42" wp14:editId="1EEAB1EA">
                 <wp:extent cx="485102" cy="5055"/>
                 <wp:effectExtent l="0" t="0" r="0" b="0"/>
-                <wp:docPr id="59114" name="Group 59114"/>
+                <wp:docPr id="62964" name="Group 62964"/>
                 <wp:cNvGraphicFramePr/>
                 <a:graphic xmlns:a="http://schemas.openxmlformats.org/drawingml/2006/main">
                   <a:graphicData uri="http://schemas.microsoft.com/office/word/2010/wordprocessingGroup">
@@ -7705,7 +7714,7 @@
                         </a:xfrm>
                       </wpg:grpSpPr>
                       <wps:wsp>
-                        <wps:cNvPr id="1584" name="Shape 1584"/>
+                        <wps:cNvPr id="1585" name="Shape 1585"/>
                         <wps:cNvSpPr/>
                         <wps:spPr>
                           <a:xfrm>
@@ -7757,8 +7766,8 @@
           </mc:Choice>
           <mc:Fallback xmlns:a="http://schemas.openxmlformats.org/drawingml/2006/main">
             <w:pict>
-              <v:group id="Group 59114" style="width:38.197pt;height:0.398pt;mso-position-horizontal-relative:char;mso-position-vertical-relative:line" coordsize="4851,50">
-                <v:shape id="Shape 1584" style="position:absolute;width:4851;height:0;left:0;top:0;" coordsize="485102,0" path="m0,0l485102,0">
+              <v:group id="Group 62964" style="width:38.197pt;height:0.398pt;mso-position-horizontal-relative:char;mso-position-vertical-relative:line" coordsize="4851,50">
+                <v:shape id="Shape 1585" style="position:absolute;width:4851;height:0;left:0;top:0;" coordsize="485102,0" path="m0,0l485102,0">
                   <v:stroke weight="0.398pt" endcap="flat" joinstyle="miter" miterlimit="10" on="true" color="#000000"/>
                   <v:fill on="false" color="#000000" opacity="0"/>
                 </v:shape>
@@ -7953,6 +7962,7 @@
         <w:rPr>
           <w:b/>
         </w:rPr>
+        <w:lastRenderedPageBreak/>
         <w:t xml:space="preserve">Consistência Interna (Desvio Padrão da Popularidade). </w:t>
       </w:r>
       <w:r>
@@ -8252,7 +8262,7 @@
         <w:t>2014</w:t>
       </w:r>
       <w:r>
-        <w:t>) — na qual a ferramenta AdFisher recorre a testes de permutação justamente porque a saída observada é estocástica (</w:t>
+        <w:t>), na qual a ferramenta AdFisher recorre a testes de permutação justamente porque a saída observada é estocástica (</w:t>
       </w:r>
       <w:r>
         <w:rPr>
@@ -8270,16 +8280,13 @@
         <w:t>2015</w:t>
       </w:r>
       <w:r>
-        <w:t xml:space="preserve">) —, adotouse um tratamento inferencial complementar às estimativas pontuais, implementado em </w:t>
+        <w:t xml:space="preserve">), adotouse um tratamento inferencial complementar às estimativas pontuais, implementado em </w:t>
       </w:r>
       <w:r>
         <w:t xml:space="preserve">src/analysis/build_significance.py </w:t>
       </w:r>
       <w:r>
-        <w:t>(semente aleatória fixa para reprodutibilidade). As ferramentas foram escolhidas conforme o nível de agregação de cada métrica, evitand</w:t>
-      </w:r>
-      <w:r>
-        <w:t>o seu uso indevido:</w:t>
+        <w:t>(semente aleatória fixa para reprodutibilidade). As ferramentas foram escolhidas conforme o nível de agregação de cada métrica, evitando seu uso indevido:</w:t>
       </w:r>
     </w:p>
     <w:p>
@@ -8367,7 +8374,7 @@
         <w:t xml:space="preserve">bootstrap </w:t>
       </w:r>
       <w:r>
-        <w:t>com reposição não é aplicado às métricas de forma (Shannon, Pielou, Gini, riqueza), pois nelas é enviesado para baixo — a essas reserva-se a rarefação.</w:t>
+        <w:t>com reposição não é aplicado às métricas de forma (Shannon, Pielou, Gini, riqueza), pois nelas é enviesado para baixo, a essas reserva-se a rarefação.</w:t>
       </w:r>
     </w:p>
     <w:p>
@@ -8452,6 +8459,7 @@
         <w:rPr>
           <w:i/>
         </w:rPr>
+        <w:lastRenderedPageBreak/>
         <w:t xml:space="preserve">n </w:t>
       </w:r>
       <w:r>
@@ -8574,10 +8582,7 @@
         <w:t xml:space="preserve">N </w:t>
       </w:r>
       <w:r>
-        <w:t xml:space="preserve">= 200 </w:t>
-      </w:r>
-      <w:r>
-        <w:t>faixas), mil vezes, recomputando-se riqueza, Shannon, Pielou e Gini.</w:t>
+        <w:t>= 200 faixas), mil vezes, recomputando-se riqueza, Shannon, Pielou e Gini.</w:t>
       </w:r>
     </w:p>
     <w:p>
@@ -8756,7 +8761,7 @@
     </w:p>
     <w:p>
       <w:pPr>
-        <w:spacing w:after="450" w:line="249" w:lineRule="auto"/>
+        <w:spacing w:after="446" w:line="249" w:lineRule="auto"/>
         <w:ind w:left="732" w:right="0" w:hanging="10"/>
         <w:jc w:val="left"/>
       </w:pPr>
@@ -8773,7 +8778,7 @@
           <w:ilvl w:val="0"/>
           <w:numId w:val="6"/>
         </w:numPr>
-        <w:spacing w:after="92"/>
+        <w:spacing w:after="257"/>
         <w:ind w:right="1140" w:hanging="299"/>
       </w:pPr>
       <w:r>
@@ -8857,10 +8862,10 @@
           <w:sz w:val="37"/>
           <w:vertAlign w:val="subscript"/>
         </w:rPr>
-        <w:t xml:space="preserve">Extended Quota Mode </w:t>
-      </w:r>
-      <w:r>
-        <w:t xml:space="preserve">— cujo processo de aprovação tem taxa de sucesso historicamente baixa para projetos acadêmicos —, adotou-se um </w:t>
+        <w:t>Extended Quota Mode</w:t>
+      </w:r>
+      <w:r>
+        <w:t xml:space="preserve">, cujo processo de aprovação tem taxa de sucesso historicamente baixa para projetos acadêmicos, adotou-se um </w:t>
       </w:r>
       <w:r>
         <w:rPr>
@@ -8882,10 +8887,7 @@
         <w:t xml:space="preserve">Daily Mixes </w:t>
       </w:r>
       <w:r>
-        <w:t>gerados pelo</w:t>
-      </w:r>
-      <w:r>
-        <w:t xml:space="preserve"> sistema para uma “</w:t>
+        <w:t>gerados pelo sistema para uma “</w:t>
       </w:r>
       <w:r>
         <w:rPr>
@@ -8935,7 +8937,11 @@
         <w:t xml:space="preserve">Premium </w:t>
       </w:r>
       <w:r>
-        <w:t xml:space="preserve">ativa para o titular da aplicação, limitação a um único </w:t>
+        <w:t xml:space="preserve">ativa para o titular da aplicação, </w:t>
+      </w:r>
+      <w:r>
+        <w:lastRenderedPageBreak/>
+        <w:t xml:space="preserve">limitação a um único </w:t>
       </w:r>
       <w:r>
         <w:rPr>
@@ -9036,7 +9042,7 @@
     </w:p>
     <w:p>
       <w:pPr>
-        <w:spacing w:after="336" w:line="318" w:lineRule="auto"/>
+        <w:spacing w:after="335" w:line="318" w:lineRule="auto"/>
         <w:ind w:left="585" w:right="1140" w:firstLine="0"/>
       </w:pPr>
       <w:r>
@@ -9124,19 +9130,19 @@
         <w:t>Client Credentials</w:t>
       </w:r>
       <w:r>
-        <w:t>, todos retornando os mesmos campos vazios — comprovando o caráter universal da restrição em nível de aplicação, não em nível de usuário ou plano.</w:t>
-      </w:r>
-    </w:p>
-    <w:p>
-      <w:pPr>
-        <w:spacing w:after="416"/>
-        <w:ind w:left="-15" w:right="1059"/>
+        <w:t>, todos retornando os mesmos campos vazios, comprovando o caráter universal da restrição em nível de aplicação, não em nível de usuário ou plano.</w:t>
+      </w:r>
+    </w:p>
+    <w:p>
+      <w:pPr>
+        <w:spacing w:after="419"/>
+        <w:ind w:left="-15" w:right="1140"/>
       </w:pPr>
       <w:r>
         <w:rPr>
           <w:b/>
         </w:rPr>
-        <w:t xml:space="preserve">Solução metodológica adotada — fontes externas com mesma metodologia para </w:t>
+        <w:t xml:space="preserve">Solução metodológica adotada, fontes externas com mesma metodologia para </w:t>
       </w:r>
       <w:r>
         <w:rPr>
@@ -9209,6 +9215,8 @@
       <w:r>
         <w:rPr>
           <w:i/>
+          <w:sz w:val="37"/>
+          <w:vertAlign w:val="subscript"/>
         </w:rPr>
         <w:t>Input vs. Output</w:t>
       </w:r>
@@ -9218,6 +9226,8 @@
       <w:r>
         <w:rPr>
           <w:i/>
+          <w:sz w:val="37"/>
+          <w:vertAlign w:val="subscript"/>
         </w:rPr>
         <w:t xml:space="preserve">pipeline </w:t>
       </w:r>
@@ -9249,16 +9259,24 @@
           <w:sz w:val="37"/>
           <w:vertAlign w:val="subscript"/>
         </w:rPr>
-        <w:t xml:space="preserve">Last.fm </w:t>
-      </w:r>
-      <w:r>
-        <w:t xml:space="preserve">— API gratuita que fornece, para cada artista e cada faixa: número de </w:t>
-      </w:r>
-      <w:r>
-        <w:rPr>
-          <w:i/>
-        </w:rPr>
-        <w:t xml:space="preserve">listeners </w:t>
+        <w:t>Last.fm</w:t>
+      </w:r>
+      <w:r>
+        <w:t xml:space="preserve">, API gratuita que fornece, para cada artista e cada faixa: número de </w:t>
+      </w:r>
+      <w:r>
+        <w:rPr>
+          <w:i/>
+          <w:sz w:val="37"/>
+          <w:vertAlign w:val="subscript"/>
+        </w:rPr>
+        <w:t>liste</w:t>
+      </w:r>
+      <w:r>
+        <w:rPr>
+          <w:i/>
+        </w:rPr>
+        <w:t xml:space="preserve">ners </w:t>
       </w:r>
       <w:r>
         <w:t xml:space="preserve">únicos, total de </w:t>
@@ -9328,10 +9346,10 @@
           <w:sz w:val="37"/>
           <w:vertAlign w:val="subscript"/>
         </w:rPr>
-        <w:t xml:space="preserve">MusicBrainz </w:t>
-      </w:r>
-      <w:r>
-        <w:t>— banco de dados aberto que fornece metadados ricos sobre artistas: gêneros (</w:t>
+        <w:t>MusicBrainz</w:t>
+      </w:r>
+      <w:r>
+        <w:t>, banco de dados aberto que fornece metadados ricos sobre artistas: gêneros (</w:t>
       </w:r>
       <w:r>
         <w:rPr>
@@ -9820,6 +9838,7 @@
               <w:rPr>
                 <w:sz w:val="20"/>
               </w:rPr>
+              <w:lastRenderedPageBreak/>
               <w:t>artist_followers (contagem)</w:t>
             </w:r>
           </w:p>
@@ -10067,7 +10086,7 @@
               <w:rPr>
                 <w:sz w:val="20"/>
               </w:rPr>
-              <w:t>Ano de início de carreira do artista — métrica nova que separa “legado” de “</w:t>
+              <w:t>Ano de início de carreira do artista, métrica nova que separa “legado” de “</w:t>
             </w:r>
             <w:r>
               <w:rPr>
@@ -10182,7 +10201,7 @@
               <w:rPr>
                 <w:sz w:val="20"/>
               </w:rPr>
-              <w:t>) — métrica nova de estrutura social do consumo.</w:t>
+              <w:t>), métrica nova de estrutura social do consumo.</w:t>
             </w:r>
           </w:p>
         </w:tc>
@@ -10298,7 +10317,7 @@
         <w:t xml:space="preserve">listeners </w:t>
       </w:r>
       <w:r>
-        <w:t xml:space="preserve">do Last.fm). Essa régua única — idêntica para </w:t>
+        <w:t xml:space="preserve">do Last.fm). Essa régua única, idêntica para </w:t>
       </w:r>
       <w:r>
         <w:rPr>
@@ -10317,10 +10336,10 @@
           <w:sz w:val="37"/>
           <w:vertAlign w:val="subscript"/>
         </w:rPr>
-        <w:t xml:space="preserve">output </w:t>
-      </w:r>
-      <w:r>
-        <w:t xml:space="preserve">— aumenta a robustez da classificação a mudanças de fonte e, sobretudo, garante que os </w:t>
+        <w:t>output</w:t>
+      </w:r>
+      <w:r>
+        <w:t xml:space="preserve">, aumenta a robustez da classificação a mudanças de fonte e, sobretudo, garante que os </w:t>
       </w:r>
       <w:r>
         <w:rPr>
@@ -10401,7 +10420,10 @@
         <w:t xml:space="preserve">duas </w:t>
       </w:r>
       <w:r>
-        <w:t xml:space="preserve">fontes (Last.fm + MusicBrainz) varia por persona — de 86,7% para Sofia (perfil </w:t>
+        <w:t xml:space="preserve">fontes (Last.fm + </w:t>
+      </w:r>
+      <w:r>
+        <w:t xml:space="preserve">MusicBrainz) varia por persona, de 86,7% para Sofia (perfil </w:t>
       </w:r>
       <w:r>
         <w:rPr>
@@ -10420,10 +10442,10 @@
           <w:sz w:val="37"/>
           <w:vertAlign w:val="subscript"/>
         </w:rPr>
-        <w:t xml:space="preserve">output </w:t>
-      </w:r>
-      <w:r>
-        <w:t xml:space="preserve">—, o que constitui, em si, indício do viés de cobertura discutido na Seção </w:t>
+        <w:t>output</w:t>
+      </w:r>
+      <w:r>
+        <w:t xml:space="preserve">, o que constitui, em si, indício do viés de cobertura discutido na Seção </w:t>
       </w:r>
       <w:r>
         <w:rPr>
@@ -10432,10 +10454,7 @@
         <w:t>3.4</w:t>
       </w:r>
       <w:r>
-        <w:t>. Os resultados fo</w:t>
-      </w:r>
-      <w:r>
-        <w:t xml:space="preserve">ram persistidos em </w:t>
+        <w:t xml:space="preserve">. Os resultados foram persistidos em </w:t>
       </w:r>
       <w:r>
         <w:rPr>
@@ -10460,7 +10479,7 @@
         <w:t xml:space="preserve">Implicação epistemológica. </w:t>
       </w:r>
       <w:r>
-        <w:t xml:space="preserve">O fato de que o próprio instrumental técnico empregado em uma auditoria algorítmica tenha sido sistematicamente obstruído pela plataforma auditada — </w:t>
+        <w:t xml:space="preserve">O fato de que o próprio instrumental técnico empregado em uma auditoria algorítmica tenha sido sistematicamente obstruído pela plataforma auditada, </w:t>
       </w:r>
       <w:r>
         <w:rPr>
@@ -10471,7 +10490,16 @@
         <w:t xml:space="preserve">durante </w:t>
       </w:r>
       <w:r>
-        <w:t xml:space="preserve">a execução da pesquisa, sem aviso público no caso da Onda 3 — constitui </w:t>
+        <w:t>a execução da pesquisa, sem aviso público no caso da Onda</w:t>
+      </w:r>
+    </w:p>
+    <w:p>
+      <w:pPr>
+        <w:spacing w:after="37"/>
+        <w:ind w:left="-15" w:right="1140" w:firstLine="0"/>
+      </w:pPr>
+      <w:r>
+        <w:t xml:space="preserve">3, constitui </w:t>
       </w:r>
       <w:r>
         <w:rPr>
@@ -10553,6 +10581,7 @@
         <w:ind w:left="-15" w:right="1140"/>
       </w:pPr>
       <w:r>
+        <w:lastRenderedPageBreak/>
         <w:t xml:space="preserve">Para cobrir um espectro abrangente de hábitos de consumo, foram modelados quatro perfis que operam em extremos opostos da economia da atenção musical: do consumo passivo de sucessos globais à exploração ativa de nichos </w:t>
       </w:r>
       <w:r>
@@ -10573,10 +10602,7 @@
         <w:t>input</w:t>
       </w:r>
       <w:r>
-        <w:t>, onde métricas de popularidade, diversidade e dispersão gráfica confirmam estatisticamente a consolidação de cada arquétipo a</w:t>
-      </w:r>
-      <w:r>
-        <w:t>ntes do início da interação com o algoritmo.</w:t>
+        <w:t>, onde métricas de popularidade, diversidade e dispersão gráfica confirmam estatisticamente a consolidação de cada arquétipo antes do início da interação com o algoritmo.</w:t>
       </w:r>
     </w:p>
     <w:p>
@@ -10630,10 +10656,7 @@
         <w:t xml:space="preserve">challenges </w:t>
       </w:r>
       <w:r>
-        <w:t xml:space="preserve">de dança e das trilhas sonoras virais. Atualmente, com 19 anos, ela é estudante de Relações Internacionais na UFU e personifica o espírito “conectado”. Para Bia, a música é um evento social, um catalisador de interações. É </w:t>
-      </w:r>
-      <w:r>
-        <w:t xml:space="preserve">ela quem geralmente conecta o celular na caixa de som nas reuniões com amigos, e estar por dentro dos últimos </w:t>
+        <w:t xml:space="preserve">de dança e das trilhas sonoras virais. Atualmente, com 19 anos, ela é estudante de Relações Internacionais na UFU e personifica o espírito “conectado”. Para Bia, a música é um evento social, um catalisador de interações. É ela quem geralmente conecta o celular na caixa de som nas reuniões com amigos, e estar por dentro dos últimos </w:t>
       </w:r>
       <w:r>
         <w:rPr>
@@ -10741,7 +10764,7 @@
         <w:t xml:space="preserve">Mediana de Playcount Histórico de 3,4 milhões </w:t>
       </w:r>
       <w:r>
-        <w:t xml:space="preserve">de execuções por artista — patamares característicos da zona de consagração comercial massiva. O viés de recência (do álbum) é extremo: </w:t>
+        <w:t xml:space="preserve">de execuções por artista, patamares característicos da zona de consagração comercial massiva. O viés de recência (do álbum) é extremo: </w:t>
       </w:r>
       <w:r>
         <w:rPr>
@@ -10750,10 +10773,7 @@
         <w:t>84,9% das faixas pertencem à década de 2020</w:t>
       </w:r>
       <w:r>
-        <w:t xml:space="preserve">, com Ano Médio de Lançamento de 2023, corroborando o perfil de </w:t>
-      </w:r>
-      <w:r>
-        <w:t xml:space="preserve">consumo imediatista e focado em novidades virais. A </w:t>
+        <w:t xml:space="preserve">, com Ano Médio de Lançamento de 2023, corroborando o perfil de consumo imediatista e focado em novidades virais. A </w:t>
       </w:r>
       <w:r>
         <w:rPr>
@@ -10828,7 +10848,11 @@
         <w:t>mb_artist_type</w:t>
       </w:r>
       <w:r>
-        <w:t xml:space="preserve">) revela um equilíbrio entre artistas solo (61% </w:t>
+        <w:t xml:space="preserve">) revela um </w:t>
+      </w:r>
+      <w:r>
+        <w:lastRenderedPageBreak/>
+        <w:t xml:space="preserve">equilíbrio entre artistas solo (61% </w:t>
       </w:r>
       <w:r>
         <w:rPr>
@@ -10850,7 +10874,7 @@
         <w:t>Group</w:t>
       </w:r>
       <w:r>
-        <w:t xml:space="preserve">) — composição típica do </w:t>
+        <w:t xml:space="preserve">), composição típica do </w:t>
       </w:r>
       <w:r>
         <w:rPr>
@@ -10879,10 +10903,7 @@
         <w:t xml:space="preserve">Era de Carreira Mediana dos Artistas é 1993 </w:t>
       </w:r>
       <w:r>
-        <w:t>(cobertura: 51%), refletindo presença de artistas consagrados como Hen</w:t>
-      </w:r>
-      <w:r>
-        <w:t>rique &amp; Juliano e Gusttavo Lima, ainda que com forte recência no consumo das faixas específicas.</w:t>
+        <w:t>(cobertura: 51%), refletindo presença de artistas consagrados como Henrique &amp; Juliano e Gusttavo Lima, ainda que com forte recência no consumo das faixas específicas.</w:t>
       </w:r>
     </w:p>
     <w:p>
@@ -10996,7 +11017,7 @@
         <w:pStyle w:val="Ttulo1"/>
         <w:ind w:left="10" w:right="1140"/>
       </w:pPr>
-      <w:bookmarkStart w:id="1" w:name="_Toc81919"/>
+      <w:bookmarkStart w:id="1" w:name="_Toc82005"/>
       <w:r>
         <w:t>Tabela 2 – Indicadores quantitativos do perfil Beatriz (input).</w:t>
       </w:r>
@@ -11466,7 +11487,7 @@
               <w:rPr>
                 <w:sz w:val="20"/>
               </w:rPr>
-              <w:t>Escuta horizontal pulverizada — padrão “tipo rádio” (</w:t>
+              <w:t>Escuta horizontal pulverizada, padrão “tipo rádio” (</w:t>
             </w:r>
             <w:r>
               <w:rPr>
@@ -12232,17 +12253,18 @@
         <w:rPr>
           <w:noProof/>
         </w:rPr>
+        <w:lastRenderedPageBreak/>
         <w:drawing>
-          <wp:inline distT="0" distB="0" distL="0" distR="0" wp14:anchorId="1DD1641C" wp14:editId="04FA3FCC">
+          <wp:inline distT="0" distB="0" distL="0" distR="0" wp14:anchorId="2CB815AE" wp14:editId="2D248C7A">
             <wp:extent cx="4490441" cy="2974325"/>
             <wp:effectExtent l="0" t="0" r="0" b="0"/>
-            <wp:docPr id="2508" name="Picture 2508"/>
+            <wp:docPr id="2512" name="Picture 2512"/>
             <wp:cNvGraphicFramePr/>
             <a:graphic xmlns:a="http://schemas.openxmlformats.org/drawingml/2006/main">
               <a:graphicData uri="http://schemas.openxmlformats.org/drawingml/2006/picture">
                 <pic:pic xmlns:pic="http://schemas.openxmlformats.org/drawingml/2006/picture">
                   <pic:nvPicPr>
-                    <pic:cNvPr id="2508" name="Picture 2508"/>
+                    <pic:cNvPr id="2512" name="Picture 2512"/>
                     <pic:cNvPicPr/>
                   </pic:nvPicPr>
                   <pic:blipFill>
@@ -12312,16 +12334,16 @@
           <w:noProof/>
         </w:rPr>
         <w:drawing>
-          <wp:inline distT="0" distB="0" distL="0" distR="0" wp14:anchorId="0F6E1C60" wp14:editId="0E43493F">
+          <wp:inline distT="0" distB="0" distL="0" distR="0" wp14:anchorId="6E2DFD1C" wp14:editId="7553FE60">
             <wp:extent cx="4490499" cy="2975952"/>
             <wp:effectExtent l="0" t="0" r="0" b="0"/>
-            <wp:docPr id="2540" name="Picture 2540"/>
+            <wp:docPr id="2543" name="Picture 2543"/>
             <wp:cNvGraphicFramePr/>
             <a:graphic xmlns:a="http://schemas.openxmlformats.org/drawingml/2006/main">
               <a:graphicData uri="http://schemas.openxmlformats.org/drawingml/2006/picture">
                 <pic:pic xmlns:pic="http://schemas.openxmlformats.org/drawingml/2006/picture">
                   <pic:nvPicPr>
-                    <pic:cNvPr id="2540" name="Picture 2540"/>
+                    <pic:cNvPr id="2543" name="Picture 2543"/>
                     <pic:cNvPicPr/>
                   </pic:nvPicPr>
                   <pic:blipFill>
@@ -12377,17 +12399,18 @@
         <w:rPr>
           <w:noProof/>
         </w:rPr>
+        <w:lastRenderedPageBreak/>
         <w:drawing>
-          <wp:inline distT="0" distB="0" distL="0" distR="0" wp14:anchorId="465DBC78" wp14:editId="1514257B">
+          <wp:inline distT="0" distB="0" distL="0" distR="0" wp14:anchorId="32529599" wp14:editId="2541D7A4">
             <wp:extent cx="4490341" cy="2913220"/>
             <wp:effectExtent l="0" t="0" r="0" b="0"/>
-            <wp:docPr id="2544" name="Picture 2544"/>
+            <wp:docPr id="2547" name="Picture 2547"/>
             <wp:cNvGraphicFramePr/>
             <a:graphic xmlns:a="http://schemas.openxmlformats.org/drawingml/2006/main">
               <a:graphicData uri="http://schemas.openxmlformats.org/drawingml/2006/picture">
                 <pic:pic xmlns:pic="http://schemas.openxmlformats.org/drawingml/2006/picture">
                   <pic:nvPicPr>
-                    <pic:cNvPr id="2544" name="Picture 2544"/>
+                    <pic:cNvPr id="2547" name="Picture 2547"/>
                     <pic:cNvPicPr/>
                   </pic:nvPicPr>
                   <pic:blipFill>
@@ -12444,16 +12467,16 @@
           <w:noProof/>
         </w:rPr>
         <w:drawing>
-          <wp:inline distT="0" distB="0" distL="0" distR="0" wp14:anchorId="40EEAA03" wp14:editId="1EFD1620">
+          <wp:inline distT="0" distB="0" distL="0" distR="0" wp14:anchorId="69FA65DF" wp14:editId="46231E29">
             <wp:extent cx="4490397" cy="2973371"/>
             <wp:effectExtent l="0" t="0" r="0" b="0"/>
-            <wp:docPr id="2553" name="Picture 2553"/>
+            <wp:docPr id="2556" name="Picture 2556"/>
             <wp:cNvGraphicFramePr/>
             <a:graphic xmlns:a="http://schemas.openxmlformats.org/drawingml/2006/main">
               <a:graphicData uri="http://schemas.openxmlformats.org/drawingml/2006/picture">
                 <pic:pic xmlns:pic="http://schemas.openxmlformats.org/drawingml/2006/picture">
                   <pic:nvPicPr>
-                    <pic:cNvPr id="2553" name="Picture 2553"/>
+                    <pic:cNvPr id="2556" name="Picture 2556"/>
                     <pic:cNvPicPr/>
                   </pic:nvPicPr>
                   <pic:blipFill>
@@ -12512,16 +12535,16 @@
           <w:noProof/>
         </w:rPr>
         <w:drawing>
-          <wp:inline distT="0" distB="0" distL="0" distR="0" wp14:anchorId="6E4685B7" wp14:editId="2284B13F">
+          <wp:inline distT="0" distB="0" distL="0" distR="0" wp14:anchorId="4C48F84A" wp14:editId="266A1037">
             <wp:extent cx="4893529" cy="3475325"/>
             <wp:effectExtent l="0" t="0" r="0" b="0"/>
-            <wp:docPr id="2557" name="Picture 2557"/>
+            <wp:docPr id="2560" name="Picture 2560"/>
             <wp:cNvGraphicFramePr/>
             <a:graphic xmlns:a="http://schemas.openxmlformats.org/drawingml/2006/main">
               <a:graphicData uri="http://schemas.openxmlformats.org/drawingml/2006/picture">
                 <pic:pic xmlns:pic="http://schemas.openxmlformats.org/drawingml/2006/picture">
                   <pic:nvPicPr>
-                    <pic:cNvPr id="2557" name="Picture 2557"/>
+                    <pic:cNvPr id="2560" name="Picture 2560"/>
                     <pic:cNvPicPr/>
                   </pic:nvPicPr>
                   <pic:blipFill>
@@ -12580,16 +12603,16 @@
           <w:noProof/>
         </w:rPr>
         <w:drawing>
-          <wp:inline distT="0" distB="0" distL="0" distR="0" wp14:anchorId="579089CA" wp14:editId="5F02E44C">
+          <wp:inline distT="0" distB="0" distL="0" distR="0" wp14:anchorId="4DFCE5F2" wp14:editId="7A0E5831">
             <wp:extent cx="4490300" cy="2664975"/>
             <wp:effectExtent l="0" t="0" r="0" b="0"/>
-            <wp:docPr id="2566" name="Picture 2566"/>
+            <wp:docPr id="2569" name="Picture 2569"/>
             <wp:cNvGraphicFramePr/>
             <a:graphic xmlns:a="http://schemas.openxmlformats.org/drawingml/2006/main">
               <a:graphicData uri="http://schemas.openxmlformats.org/drawingml/2006/picture">
                 <pic:pic xmlns:pic="http://schemas.openxmlformats.org/drawingml/2006/picture">
                   <pic:nvPicPr>
-                    <pic:cNvPr id="2566" name="Picture 2566"/>
+                    <pic:cNvPr id="2569" name="Picture 2569"/>
                     <pic:cNvPicPr/>
                   </pic:nvPicPr>
                   <pic:blipFill>
@@ -12666,10 +12689,7 @@
         <w:t>software</w:t>
       </w:r>
       <w:r>
-        <w:t>, seu consumo musical é estritamente utilitário. Sua busca na plataforma não é por artistas ou ídolos, mas por “funções”: sonoridades para concentração profu</w:t>
-      </w:r>
-      <w:r>
-        <w:t>nda (</w:t>
+        <w:t>, seu consumo musical é estritamente utilitário. Sua busca na plataforma não é por artistas ou ídolos, mas por “funções”: sonoridades para concentração profunda (</w:t>
       </w:r>
       <w:r>
         <w:rPr>
@@ -12728,15 +12748,12 @@
         <w:t>Pop</w:t>
       </w:r>
       <w:r>
-        <w:t>”, onde o algoritmo tenta inserir faixas com vocais ou artista</w:t>
-      </w:r>
-      <w:r>
-        <w:t>s famosos que quebram o fluxo de concentração, revelando uma incapacidade de distinguir “gosto musical” de “uso funcional”.</w:t>
-      </w:r>
-    </w:p>
-    <w:p>
-      <w:pPr>
-        <w:spacing w:after="91"/>
+        <w:t>”, onde o algoritmo tenta inserir faixas com vocais ou artistas famosos que quebram o fluxo de concentração, revelando uma incapacidade de distinguir “gosto musical” de “uso funcional”.</w:t>
+      </w:r>
+    </w:p>
+    <w:p>
+      <w:pPr>
+        <w:spacing w:after="89"/>
         <w:ind w:left="-15" w:right="9"/>
       </w:pPr>
       <w:r>
@@ -12751,7 +12768,7 @@
     </w:p>
     <w:p>
       <w:pPr>
-        <w:spacing w:after="134" w:line="329" w:lineRule="auto"/>
+        <w:spacing w:after="134" w:line="331" w:lineRule="auto"/>
         <w:ind w:left="-15" w:right="1140" w:firstLine="0"/>
       </w:pPr>
       <w:r>
@@ -12764,7 +12781,7 @@
         <w:t xml:space="preserve">Mediana de Listeners por Artista de 79,6 mil </w:t>
       </w:r>
       <w:r>
-        <w:t xml:space="preserve">(Last.fm) — patamar característico da Cauda Longa do consumo musical — combinada com uma </w:t>
+        <w:t xml:space="preserve">(Last.fm), patamar característico da Cauda Longa do consumo musical, combinada com uma </w:t>
       </w:r>
       <w:r>
         <w:rPr>
@@ -12936,7 +12953,7 @@
     </w:p>
     <w:p>
       <w:pPr>
-        <w:spacing w:after="218" w:line="312" w:lineRule="auto"/>
+        <w:spacing w:after="219" w:line="312" w:lineRule="auto"/>
         <w:ind w:left="-15" w:right="1140" w:firstLine="0"/>
       </w:pPr>
       <w:r>
@@ -12968,10 +12985,10 @@
         <w:rPr>
           <w:i/>
         </w:rPr>
-        <w:t xml:space="preserve">bedroom producers </w:t>
-      </w:r>
-      <w:r>
-        <w:t xml:space="preserve">— produtores independentes que operam em isolamento, contribuindo individualmente para o catálogo </w:t>
+        <w:t>bedroom producers</w:t>
+      </w:r>
+      <w:r>
+        <w:t xml:space="preserve">, produtores independentes que operam em isolamento, contribuindo individualmente para o catálogo </w:t>
       </w:r>
       <w:r>
         <w:rPr>
@@ -12997,7 +13014,7 @@
         <w:pStyle w:val="Ttulo1"/>
         <w:ind w:left="10" w:right="1140"/>
       </w:pPr>
-      <w:bookmarkStart w:id="2" w:name="_Toc81920"/>
+      <w:bookmarkStart w:id="2" w:name="_Toc82006"/>
       <w:r>
         <w:t>Tabela 3 – Indicadores quantitativos do perfil Daniel (input).</w:t>
       </w:r>
@@ -13504,7 +13521,7 @@
               <w:rPr>
                 <w:sz w:val="20"/>
               </w:rPr>
-              <w:t>Pulverização Funcional; indiferença à autoria — consome-se o “gênero”, não o “artista”.</w:t>
+              <w:t>Pulverização Funcional; indiferença à autoria, consome-se o “gênero”, não o “artista”.</w:t>
             </w:r>
           </w:p>
         </w:tc>
@@ -13759,7 +13776,7 @@
               <w:rPr>
                 <w:sz w:val="20"/>
               </w:rPr>
-              <w:t xml:space="preserve">Cobertura limitada — muitos produtores </w:t>
+              <w:t xml:space="preserve">Cobertura limitada, muitos produtores </w:t>
             </w:r>
             <w:r>
               <w:rPr>
@@ -14307,16 +14324,16 @@
           <w:noProof/>
         </w:rPr>
         <w:drawing>
-          <wp:inline distT="0" distB="0" distL="0" distR="0" wp14:anchorId="0CFD1041" wp14:editId="63653C84">
+          <wp:inline distT="0" distB="0" distL="0" distR="0" wp14:anchorId="135A437E" wp14:editId="08DBFDA3">
             <wp:extent cx="4490407" cy="2991839"/>
             <wp:effectExtent l="0" t="0" r="0" b="0"/>
-            <wp:docPr id="2796" name="Picture 2796"/>
+            <wp:docPr id="2801" name="Picture 2801"/>
             <wp:cNvGraphicFramePr/>
             <a:graphic xmlns:a="http://schemas.openxmlformats.org/drawingml/2006/main">
               <a:graphicData uri="http://schemas.openxmlformats.org/drawingml/2006/picture">
                 <pic:pic xmlns:pic="http://schemas.openxmlformats.org/drawingml/2006/picture">
                   <pic:nvPicPr>
-                    <pic:cNvPr id="2796" name="Picture 2796"/>
+                    <pic:cNvPr id="2801" name="Picture 2801"/>
                     <pic:cNvPicPr/>
                   </pic:nvPicPr>
                   <pic:blipFill>
@@ -14386,16 +14403,16 @@
           <w:noProof/>
         </w:rPr>
         <w:drawing>
-          <wp:inline distT="0" distB="0" distL="0" distR="0" wp14:anchorId="3DCF88EB" wp14:editId="5DC4679A">
+          <wp:inline distT="0" distB="0" distL="0" distR="0" wp14:anchorId="7A9E06EA" wp14:editId="1B7C41C3">
             <wp:extent cx="4490397" cy="2973371"/>
             <wp:effectExtent l="0" t="0" r="0" b="0"/>
-            <wp:docPr id="2802" name="Picture 2802"/>
+            <wp:docPr id="2807" name="Picture 2807"/>
             <wp:cNvGraphicFramePr/>
             <a:graphic xmlns:a="http://schemas.openxmlformats.org/drawingml/2006/main">
               <a:graphicData uri="http://schemas.openxmlformats.org/drawingml/2006/picture">
                 <pic:pic xmlns:pic="http://schemas.openxmlformats.org/drawingml/2006/picture">
                   <pic:nvPicPr>
-                    <pic:cNvPr id="2802" name="Picture 2802"/>
+                    <pic:cNvPr id="2807" name="Picture 2807"/>
                     <pic:cNvPicPr/>
                   </pic:nvPicPr>
                   <pic:blipFill>
@@ -14452,16 +14469,16 @@
           <w:noProof/>
         </w:rPr>
         <w:drawing>
-          <wp:inline distT="0" distB="0" distL="0" distR="0" wp14:anchorId="52C75CAE" wp14:editId="453B61F7">
+          <wp:inline distT="0" distB="0" distL="0" distR="0" wp14:anchorId="08F387F8" wp14:editId="01B3FC6E">
             <wp:extent cx="4490341" cy="2913220"/>
             <wp:effectExtent l="0" t="0" r="0" b="0"/>
-            <wp:docPr id="2811" name="Picture 2811"/>
+            <wp:docPr id="2816" name="Picture 2816"/>
             <wp:cNvGraphicFramePr/>
             <a:graphic xmlns:a="http://schemas.openxmlformats.org/drawingml/2006/main">
               <a:graphicData uri="http://schemas.openxmlformats.org/drawingml/2006/picture">
                 <pic:pic xmlns:pic="http://schemas.openxmlformats.org/drawingml/2006/picture">
                   <pic:nvPicPr>
-                    <pic:cNvPr id="2811" name="Picture 2811"/>
+                    <pic:cNvPr id="2816" name="Picture 2816"/>
                     <pic:cNvPicPr/>
                   </pic:nvPicPr>
                   <pic:blipFill>
@@ -14518,16 +14535,16 @@
           <w:noProof/>
         </w:rPr>
         <w:drawing>
-          <wp:inline distT="0" distB="0" distL="0" distR="0" wp14:anchorId="122A2A02" wp14:editId="769A4A11">
+          <wp:inline distT="0" distB="0" distL="0" distR="0" wp14:anchorId="70E7B870" wp14:editId="049B8E8A">
             <wp:extent cx="4490397" cy="2973371"/>
             <wp:effectExtent l="0" t="0" r="0" b="0"/>
-            <wp:docPr id="2815" name="Picture 2815"/>
+            <wp:docPr id="2820" name="Picture 2820"/>
             <wp:cNvGraphicFramePr/>
             <a:graphic xmlns:a="http://schemas.openxmlformats.org/drawingml/2006/main">
               <a:graphicData uri="http://schemas.openxmlformats.org/drawingml/2006/picture">
                 <pic:pic xmlns:pic="http://schemas.openxmlformats.org/drawingml/2006/picture">
                   <pic:nvPicPr>
-                    <pic:cNvPr id="2815" name="Picture 2815"/>
+                    <pic:cNvPr id="2820" name="Picture 2820"/>
                     <pic:cNvPicPr/>
                   </pic:nvPicPr>
                   <pic:blipFill>
@@ -14586,16 +14603,16 @@
           <w:noProof/>
         </w:rPr>
         <w:drawing>
-          <wp:inline distT="0" distB="0" distL="0" distR="0" wp14:anchorId="181868FC" wp14:editId="7B805A4B">
+          <wp:inline distT="0" distB="0" distL="0" distR="0" wp14:anchorId="5EB7F343" wp14:editId="51FC34D8">
             <wp:extent cx="4893529" cy="3475325"/>
             <wp:effectExtent l="0" t="0" r="0" b="0"/>
-            <wp:docPr id="2824" name="Picture 2824"/>
+            <wp:docPr id="2829" name="Picture 2829"/>
             <wp:cNvGraphicFramePr/>
             <a:graphic xmlns:a="http://schemas.openxmlformats.org/drawingml/2006/main">
               <a:graphicData uri="http://schemas.openxmlformats.org/drawingml/2006/picture">
                 <pic:pic xmlns:pic="http://schemas.openxmlformats.org/drawingml/2006/picture">
                   <pic:nvPicPr>
-                    <pic:cNvPr id="2824" name="Picture 2824"/>
+                    <pic:cNvPr id="2829" name="Picture 2829"/>
                     <pic:cNvPicPr/>
                   </pic:nvPicPr>
                   <pic:blipFill>
@@ -14654,16 +14671,16 @@
           <w:noProof/>
         </w:rPr>
         <w:drawing>
-          <wp:inline distT="0" distB="0" distL="0" distR="0" wp14:anchorId="0614EBC8" wp14:editId="6BA606EF">
+          <wp:inline distT="0" distB="0" distL="0" distR="0" wp14:anchorId="538424B3" wp14:editId="0F80C5E4">
             <wp:extent cx="4490300" cy="2664975"/>
             <wp:effectExtent l="0" t="0" r="0" b="0"/>
-            <wp:docPr id="2828" name="Picture 2828"/>
+            <wp:docPr id="2833" name="Picture 2833"/>
             <wp:cNvGraphicFramePr/>
             <a:graphic xmlns:a="http://schemas.openxmlformats.org/drawingml/2006/main">
               <a:graphicData uri="http://schemas.openxmlformats.org/drawingml/2006/picture">
                 <pic:pic xmlns:pic="http://schemas.openxmlformats.org/drawingml/2006/picture">
                   <pic:nvPicPr>
-                    <pic:cNvPr id="2828" name="Picture 2828"/>
+                    <pic:cNvPr id="2833" name="Picture 2833"/>
                     <pic:cNvPicPr/>
                   </pic:nvPicPr>
                   <pic:blipFill>
@@ -14752,10 +14769,7 @@
         <w:t xml:space="preserve">feeds </w:t>
       </w:r>
       <w:r>
-        <w:t>de redes sociais de massa. Ela v</w:t>
-      </w:r>
-      <w:r>
-        <w:t xml:space="preserve">aloriza a autenticidade, a textura sonora e a “melancolia poética”, buscando ativamente o que é raro. Sua postura é de curadoria ativa: Sofia não espera que o algoritmo lhe diga o que ouvir; ela garimpa, cataloga e preserva suas descobertas como artefatos digitais preciosos, temendo a banalização de seus “tesouros” pelo </w:t>
+        <w:t xml:space="preserve">de redes sociais de massa. Ela valoriza a autenticidade, a textura sonora e a “melancolia poética”, buscando ativamente o que é raro. Sua postura é de curadoria ativa: Sofia não espera que o algoritmo lhe diga o que ouvir; ela garimpa, cataloga e preserva suas descobertas como artefatos digitais preciosos, temendo a banalização de seus “tesouros” pelo </w:t>
       </w:r>
       <w:r>
         <w:rPr>
@@ -14814,10 +14828,7 @@
         <w:t xml:space="preserve">data sparsity </w:t>
       </w:r>
       <w:r>
-        <w:t>(escassez de dados comportamentais coletivos), verificando se o algoritmo consegue manter a coerência estética de nicho ou se sofre de um viés de popularidade, sugerindo artistas famosos incor</w:t>
-      </w:r>
-      <w:r>
-        <w:t>retamente na tentativa de preencher lacunas. Avalia-se aqui a precisão em micro-gêneros e a sensibilidade a texturas sonoras complexas.</w:t>
+        <w:t>(escassez de dados comportamentais coletivos), verificando se o algoritmo consegue manter a coerência estética de nicho ou se sofre de um viés de popularidade, sugerindo artistas famosos incorretamente na tentativa de preencher lacunas. Avalia-se aqui a precisão em micro-gêneros e a sensibilidade a texturas sonoras complexas.</w:t>
       </w:r>
     </w:p>
     <w:p>
@@ -14857,13 +14868,10 @@
           <w:sz w:val="37"/>
           <w:vertAlign w:val="subscript"/>
         </w:rPr>
-        <w:t xml:space="preserve">1.223 </w:t>
-      </w:r>
-      <w:r>
-        <w:t>— três ordens de magnitude abaixo de Beatriz (51.879) e quase 16 vezes menor que Daniel —, evidenciando que a grande maioria de seu consumo reside na obscuridade quase total do catálogo global. A Mediana de Listeners por Artista (59.042) também é a mais baixa do estudo, validando seu interesse pelo cenário indepen</w:t>
-      </w:r>
-      <w:r>
-        <w:t>dente.</w:t>
+        <w:t>1.223</w:t>
+      </w:r>
+      <w:r>
+        <w:t>, três ordens de magnitude abaixo de Beatriz (51.879) e quase 16 vezes menor que Daniel, evidenciando que a grande maioria de seu consumo reside na obscuridade quase total do catálogo global. A Mediana de Listeners por Artista (59.042) também é a mais baixa do estudo, validando seu interesse pelo cenário independente.</w:t>
       </w:r>
     </w:p>
     <w:p>
@@ -14908,7 +14916,7 @@
     </w:p>
     <w:p>
       <w:pPr>
-        <w:spacing w:after="111"/>
+        <w:spacing w:after="121"/>
         <w:ind w:left="-15" w:right="1140"/>
       </w:pPr>
       <w:r>
@@ -14923,7 +14931,7 @@
         <w:t xml:space="preserve">tags </w:t>
       </w:r>
       <w:r>
-        <w:t>valida sua formação em design e gosto por atmosferas: há predominância de estilos baseados</w:t>
+        <w:t>valida sua formação em design e gosto por atmosferas: há predominância de estilos baseados em</w:t>
       </w:r>
     </w:p>
     <w:p>
@@ -14931,7 +14939,7 @@
         <w:ind w:left="-15" w:right="1140" w:firstLine="0"/>
       </w:pPr>
       <w:r>
-        <w:t xml:space="preserve">em textura e colagem sonora — </w:t>
+        <w:t xml:space="preserve">textura e colagem sonora, </w:t>
       </w:r>
       <w:r>
         <w:t>shoegaze</w:t>
@@ -14958,10 +14966,10 @@
         <w:t xml:space="preserve">, </w:t>
       </w:r>
       <w:r>
-        <w:t xml:space="preserve">lo-fi indie </w:t>
-      </w:r>
-      <w:r>
-        <w:t xml:space="preserve">— gêneros complexos que exigem análise de conteúdo de áudio (timbre/ritmo) mais apurada do que a simples filtragem colaborativa. A composição </w:t>
+        <w:t>lo-fi indie</w:t>
+      </w:r>
+      <w:r>
+        <w:t xml:space="preserve">, gêneros complexos que exigem análise de conteúdo de áudio (timbre/ritmo) mais apurada do que a simples filtragem colaborativa. A composição </w:t>
       </w:r>
       <w:r>
         <w:rPr>
@@ -14969,13 +14977,7 @@
           <w:sz w:val="37"/>
           <w:vertAlign w:val="subscript"/>
         </w:rPr>
-        <w:t xml:space="preserve">61% solo, 39% </w:t>
-      </w:r>
-      <w:r>
-        <w:rPr>
-          <w:b/>
-        </w:rPr>
-        <w:t xml:space="preserve">grupos </w:t>
+        <w:t xml:space="preserve">61% solo, 39% grupos </w:t>
       </w:r>
       <w:r>
         <w:t>(MusicBrainz) reflete a predominância individual típica de cenas independentes contemporâneas.</w:t>
@@ -14988,7 +14990,7 @@
         <w:ind w:left="1475" w:right="9" w:firstLine="0"/>
         <w:jc w:val="both"/>
       </w:pPr>
-      <w:bookmarkStart w:id="3" w:name="_Toc81921"/>
+      <w:bookmarkStart w:id="3" w:name="_Toc82007"/>
       <w:r>
         <w:t>Tabela 4 – Indicadores quantitativos do perfil Sofia (input).</w:t>
       </w:r>
@@ -15639,7 +15641,7 @@
               <w:rPr>
                 <w:sz w:val="20"/>
               </w:rPr>
-              <w:t xml:space="preserve">Escuta focada em discografia profunda — </w:t>
+              <w:t xml:space="preserve">Escuta focada em discografia profunda, </w:t>
             </w:r>
             <w:r>
               <w:rPr>
@@ -15805,7 +15807,7 @@
               <w:rPr>
                 <w:sz w:val="20"/>
               </w:rPr>
-              <w:t>Predominância de projetos individuais — característico de cenas independentes.</w:t>
+              <w:t>Predominância de projetos individuais, característico de cenas independentes.</w:t>
             </w:r>
           </w:p>
         </w:tc>
@@ -16244,16 +16246,16 @@
           <w:noProof/>
         </w:rPr>
         <w:drawing>
-          <wp:inline distT="0" distB="0" distL="0" distR="0" wp14:anchorId="5B64F044" wp14:editId="4A623AD7">
+          <wp:inline distT="0" distB="0" distL="0" distR="0" wp14:anchorId="5A346DA7" wp14:editId="285F97DB">
             <wp:extent cx="4490407" cy="2991839"/>
             <wp:effectExtent l="0" t="0" r="0" b="0"/>
-            <wp:docPr id="3033" name="Picture 3033"/>
+            <wp:docPr id="3038" name="Picture 3038"/>
             <wp:cNvGraphicFramePr/>
             <a:graphic xmlns:a="http://schemas.openxmlformats.org/drawingml/2006/main">
               <a:graphicData uri="http://schemas.openxmlformats.org/drawingml/2006/picture">
                 <pic:pic xmlns:pic="http://schemas.openxmlformats.org/drawingml/2006/picture">
                   <pic:nvPicPr>
-                    <pic:cNvPr id="3033" name="Picture 3033"/>
+                    <pic:cNvPr id="3038" name="Picture 3038"/>
                     <pic:cNvPicPr/>
                   </pic:nvPicPr>
                   <pic:blipFill>
@@ -16323,16 +16325,16 @@
           <w:noProof/>
         </w:rPr>
         <w:drawing>
-          <wp:inline distT="0" distB="0" distL="0" distR="0" wp14:anchorId="357837A7" wp14:editId="5FFBCA92">
+          <wp:inline distT="0" distB="0" distL="0" distR="0" wp14:anchorId="76516D85" wp14:editId="2CE373AA">
             <wp:extent cx="4490397" cy="2973371"/>
             <wp:effectExtent l="0" t="0" r="0" b="0"/>
-            <wp:docPr id="3039" name="Picture 3039"/>
+            <wp:docPr id="3044" name="Picture 3044"/>
             <wp:cNvGraphicFramePr/>
             <a:graphic xmlns:a="http://schemas.openxmlformats.org/drawingml/2006/main">
               <a:graphicData uri="http://schemas.openxmlformats.org/drawingml/2006/picture">
                 <pic:pic xmlns:pic="http://schemas.openxmlformats.org/drawingml/2006/picture">
                   <pic:nvPicPr>
-                    <pic:cNvPr id="3039" name="Picture 3039"/>
+                    <pic:cNvPr id="3044" name="Picture 3044"/>
                     <pic:cNvPicPr/>
                   </pic:nvPicPr>
                   <pic:blipFill>
@@ -16389,16 +16391,16 @@
           <w:noProof/>
         </w:rPr>
         <w:drawing>
-          <wp:inline distT="0" distB="0" distL="0" distR="0" wp14:anchorId="59973920" wp14:editId="197764A8">
+          <wp:inline distT="0" distB="0" distL="0" distR="0" wp14:anchorId="2CD90D69" wp14:editId="1DE44805">
             <wp:extent cx="4490407" cy="2944182"/>
             <wp:effectExtent l="0" t="0" r="0" b="0"/>
-            <wp:docPr id="3048" name="Picture 3048"/>
+            <wp:docPr id="3053" name="Picture 3053"/>
             <wp:cNvGraphicFramePr/>
             <a:graphic xmlns:a="http://schemas.openxmlformats.org/drawingml/2006/main">
               <a:graphicData uri="http://schemas.openxmlformats.org/drawingml/2006/picture">
                 <pic:pic xmlns:pic="http://schemas.openxmlformats.org/drawingml/2006/picture">
                   <pic:nvPicPr>
-                    <pic:cNvPr id="3048" name="Picture 3048"/>
+                    <pic:cNvPr id="3053" name="Picture 3053"/>
                     <pic:cNvPicPr/>
                   </pic:nvPicPr>
                   <pic:blipFill>
@@ -16455,16 +16457,16 @@
           <w:noProof/>
         </w:rPr>
         <w:drawing>
-          <wp:inline distT="0" distB="0" distL="0" distR="0" wp14:anchorId="145D4751" wp14:editId="5985B070">
+          <wp:inline distT="0" distB="0" distL="0" distR="0" wp14:anchorId="59AB973F" wp14:editId="26D624E7">
             <wp:extent cx="4490397" cy="2973371"/>
             <wp:effectExtent l="0" t="0" r="0" b="0"/>
-            <wp:docPr id="3052" name="Picture 3052"/>
+            <wp:docPr id="3057" name="Picture 3057"/>
             <wp:cNvGraphicFramePr/>
             <a:graphic xmlns:a="http://schemas.openxmlformats.org/drawingml/2006/main">
               <a:graphicData uri="http://schemas.openxmlformats.org/drawingml/2006/picture">
                 <pic:pic xmlns:pic="http://schemas.openxmlformats.org/drawingml/2006/picture">
                   <pic:nvPicPr>
-                    <pic:cNvPr id="3052" name="Picture 3052"/>
+                    <pic:cNvPr id="3057" name="Picture 3057"/>
                     <pic:cNvPicPr/>
                   </pic:nvPicPr>
                   <pic:blipFill>
@@ -16523,16 +16525,16 @@
           <w:noProof/>
         </w:rPr>
         <w:drawing>
-          <wp:inline distT="0" distB="0" distL="0" distR="0" wp14:anchorId="78CE937F" wp14:editId="27FD7509">
+          <wp:inline distT="0" distB="0" distL="0" distR="0" wp14:anchorId="005283AB" wp14:editId="7891F11D">
             <wp:extent cx="4893529" cy="3475325"/>
             <wp:effectExtent l="0" t="0" r="0" b="0"/>
-            <wp:docPr id="3061" name="Picture 3061"/>
+            <wp:docPr id="3066" name="Picture 3066"/>
             <wp:cNvGraphicFramePr/>
             <a:graphic xmlns:a="http://schemas.openxmlformats.org/drawingml/2006/main">
               <a:graphicData uri="http://schemas.openxmlformats.org/drawingml/2006/picture">
                 <pic:pic xmlns:pic="http://schemas.openxmlformats.org/drawingml/2006/picture">
                   <pic:nvPicPr>
-                    <pic:cNvPr id="3061" name="Picture 3061"/>
+                    <pic:cNvPr id="3066" name="Picture 3066"/>
                     <pic:cNvPicPr/>
                   </pic:nvPicPr>
                   <pic:blipFill>
@@ -16591,16 +16593,16 @@
           <w:noProof/>
         </w:rPr>
         <w:drawing>
-          <wp:inline distT="0" distB="0" distL="0" distR="0" wp14:anchorId="417FA486" wp14:editId="58D782BE">
+          <wp:inline distT="0" distB="0" distL="0" distR="0" wp14:anchorId="11DBD602" wp14:editId="39ADBEF4">
             <wp:extent cx="4490300" cy="2664975"/>
             <wp:effectExtent l="0" t="0" r="0" b="0"/>
-            <wp:docPr id="3065" name="Picture 3065"/>
+            <wp:docPr id="3070" name="Picture 3070"/>
             <wp:cNvGraphicFramePr/>
             <a:graphic xmlns:a="http://schemas.openxmlformats.org/drawingml/2006/main">
               <a:graphicData uri="http://schemas.openxmlformats.org/drawingml/2006/picture">
                 <pic:pic xmlns:pic="http://schemas.openxmlformats.org/drawingml/2006/picture">
                   <pic:nvPicPr>
-                    <pic:cNvPr id="3065" name="Picture 3065"/>
+                    <pic:cNvPr id="3070" name="Picture 3070"/>
                     <pic:cNvPicPr/>
                   </pic:nvPicPr>
                   <pic:blipFill>
@@ -16667,10 +16669,10 @@
         <w:t xml:space="preserve">Perfil Psicográfico. </w:t>
       </w:r>
       <w:r>
-        <w:t>Nascido em 1982, Ricardo representa a transição da era analógica para a digital. Sua formação musical ocorreu na “Era de Ouro” da indústria fonográfica física (anos 90), moldada pela escassez e pela valorização do objeto: a gravação de fitas K7, a compra ritualística de LPs e a apreciação de álbuns completos. Como Engenheiro Civil, ele possui uma abordagem estruturada e crítica em relação ao consumo; para ele, a música deve possuir narrativa, complexidade instrumental e autenticidade técnica. Embora utilize</w:t>
-      </w:r>
-      <w:r>
-        <w:t xml:space="preserve"> o </w:t>
+        <w:t xml:space="preserve">Nascido em 1982, Ricardo representa a transição da era analógica para a digital. Sua formação musical ocorreu na “Era de Ouro” da indústria fonográfica física (anos 90), moldada pela escassez e pela valorização do objeto: a gravação </w:t>
+      </w:r>
+      <w:r>
+        <w:t xml:space="preserve">de fitas K7, a compra ritualística de LPs e a apreciação de álbuns completos. Como Engenheiro Civil, ele possui uma abordagem estruturada e crítica em relação ao consumo; para ele, a música deve possuir narrativa, complexidade instrumental e autenticidade técnica. Embora utilize o </w:t>
       </w:r>
       <w:r>
         <w:rPr>
@@ -16773,7 +16775,8 @@
     </w:p>
     <w:p>
       <w:pPr>
-        <w:ind w:left="-15" w:right="523"/>
+        <w:spacing w:after="39"/>
+        <w:ind w:left="-15" w:right="1140"/>
       </w:pPr>
       <w:r>
         <w:rPr>
@@ -16790,22 +16793,16 @@
           <w:sz w:val="37"/>
           <w:vertAlign w:val="subscript"/>
         </w:rPr>
-        <w:t>Mediana de</w:t>
-      </w:r>
-    </w:p>
-    <w:p>
-      <w:pPr>
-        <w:spacing w:after="47"/>
-        <w:ind w:left="-15" w:right="1140" w:firstLine="0"/>
-      </w:pPr>
+        <w:t xml:space="preserve">Mediana de </w:t>
+      </w:r>
       <w:r>
         <w:rPr>
           <w:b/>
         </w:rPr>
-        <w:t xml:space="preserve">Listeners por Artista mais alta do estudo </w:t>
-      </w:r>
-      <w:r>
-        <w:t xml:space="preserve">— </w:t>
+        <w:t>Listeners por Artista mais alta do estudo</w:t>
+      </w:r>
+      <w:r>
+        <w:t xml:space="preserve">, </w:t>
       </w:r>
       <w:r>
         <w:rPr>
@@ -16814,7 +16811,7 @@
         <w:t xml:space="preserve">4,4 milhões </w:t>
       </w:r>
       <w:r>
-        <w:t xml:space="preserve">no Last.fm — e uma </w:t>
+        <w:t xml:space="preserve">no Last.fm, e uma </w:t>
       </w:r>
       <w:r>
         <w:rPr>
@@ -16849,7 +16846,7 @@
     <w:p>
       <w:pPr>
         <w:spacing w:line="309" w:lineRule="auto"/>
-        <w:ind w:left="-15" w:right="1141"/>
+        <w:ind w:left="-15" w:right="1140"/>
       </w:pPr>
       <w:r>
         <w:t xml:space="preserve">O indicador mais forte de seu comportamento de “escuta de álbum” (em oposição à escuta de </w:t>
@@ -16888,7 +16885,7 @@
         <w:t xml:space="preserve">menor entropia de Shannon do estudo (4,10) e Gini de 0,18 </w:t>
       </w:r>
       <w:r>
-        <w:t xml:space="preserve">(mínimo de desigualdade — todos os 18 artistas têm peso comparável). Isso confirma que ele não consome apenas os </w:t>
+        <w:t xml:space="preserve">(mínimo de desigualdade, todos os 18 artistas têm peso comparável). Isso confirma que ele não consome apenas os </w:t>
       </w:r>
       <w:r>
         <w:rPr>
@@ -16943,7 +16940,7 @@
         <w:t xml:space="preserve">Era de Carreira no MusicBrainz </w:t>
       </w:r>
       <w:r>
-        <w:t xml:space="preserve">(cobertura 100% — todos os 18 artistas têm registro completo) confirma com </w:t>
+        <w:t xml:space="preserve">(cobertura 100%, todos os 18 artistas têm registro completo) confirma com </w:t>
       </w:r>
       <w:r>
         <w:rPr>
@@ -16993,10 +16990,7 @@
         <w:t xml:space="preserve">band format </w:t>
       </w:r>
       <w:r>
-        <w:t xml:space="preserve">no rock clássico, em contraste com a predominância </w:t>
-      </w:r>
-      <w:r>
-        <w:t xml:space="preserve">solo das demais personas. Estruturalmente, a </w:t>
+        <w:t xml:space="preserve">no rock clássico, em contraste com a predominância solo das demais personas. Estruturalmente, a </w:t>
       </w:r>
       <w:r>
         <w:rPr>
@@ -17015,7 +17009,7 @@
         <w:ind w:left="10" w:right="2464"/>
         <w:jc w:val="right"/>
       </w:pPr>
-      <w:bookmarkStart w:id="4" w:name="_Toc81922"/>
+      <w:bookmarkStart w:id="4" w:name="_Toc82008"/>
       <w:r>
         <w:t>Tabela 5 – Indicadores quantitativos do perfil Ricardo (input).</w:t>
       </w:r>
@@ -17294,7 +17288,7 @@
               <w:rPr>
                 <w:sz w:val="20"/>
               </w:rPr>
-              <w:t xml:space="preserve">Histórico cumulativo enorme — décadas de </w:t>
+              <w:t xml:space="preserve">Histórico cumulativo enorme, décadas de </w:t>
             </w:r>
             <w:r>
               <w:rPr>
@@ -17591,13 +17585,12 @@
             <w:pPr>
               <w:spacing w:after="0" w:line="259" w:lineRule="auto"/>
               <w:ind w:left="0" w:right="0" w:firstLine="0"/>
-              <w:jc w:val="left"/>
-            </w:pPr>
-            <w:r>
-              <w:rPr>
-                <w:sz w:val="20"/>
-              </w:rPr>
-              <w:t>Distribuição quase uniforme entre os 18 artistas — todos com 8–16 faixas.</w:t>
+            </w:pPr>
+            <w:r>
+              <w:rPr>
+                <w:sz w:val="20"/>
+              </w:rPr>
+              <w:t>Distribuição quase uniforme entre os 18 artistas, todos com 8–16 faixas.</w:t>
             </w:r>
           </w:p>
         </w:tc>
@@ -17676,13 +17669,13 @@
                 <w:i/>
                 <w:sz w:val="20"/>
               </w:rPr>
-              <w:t xml:space="preserve">Album-Oriented Rock </w:t>
-            </w:r>
-            <w:r>
-              <w:rPr>
-                <w:sz w:val="20"/>
-              </w:rPr>
-              <w:t xml:space="preserve">— escuta de discografia, não de </w:t>
+              <w:t>Album-Oriented Rock</w:t>
+            </w:r>
+            <w:r>
+              <w:rPr>
+                <w:sz w:val="20"/>
+              </w:rPr>
+              <w:t xml:space="preserve">, escuta de discografia, não de </w:t>
             </w:r>
             <w:r>
               <w:rPr>
@@ -18368,16 +18361,16 @@
           <w:noProof/>
         </w:rPr>
         <w:drawing>
-          <wp:inline distT="0" distB="0" distL="0" distR="0" wp14:anchorId="5EBF9999" wp14:editId="777475F8">
+          <wp:inline distT="0" distB="0" distL="0" distR="0" wp14:anchorId="59836145" wp14:editId="20376A9C">
             <wp:extent cx="4490407" cy="2991839"/>
             <wp:effectExtent l="0" t="0" r="0" b="0"/>
-            <wp:docPr id="3323" name="Picture 3323"/>
+            <wp:docPr id="3329" name="Picture 3329"/>
             <wp:cNvGraphicFramePr/>
             <a:graphic xmlns:a="http://schemas.openxmlformats.org/drawingml/2006/main">
               <a:graphicData uri="http://schemas.openxmlformats.org/drawingml/2006/picture">
                 <pic:pic xmlns:pic="http://schemas.openxmlformats.org/drawingml/2006/picture">
                   <pic:nvPicPr>
-                    <pic:cNvPr id="3323" name="Picture 3323"/>
+                    <pic:cNvPr id="3329" name="Picture 3329"/>
                     <pic:cNvPicPr/>
                   </pic:nvPicPr>
                   <pic:blipFill>
@@ -18447,16 +18440,16 @@
           <w:noProof/>
         </w:rPr>
         <w:drawing>
-          <wp:inline distT="0" distB="0" distL="0" distR="0" wp14:anchorId="49DEA0CE" wp14:editId="7CCBE675">
+          <wp:inline distT="0" distB="0" distL="0" distR="0" wp14:anchorId="0901B4A6" wp14:editId="217BECD8">
             <wp:extent cx="4490397" cy="2973371"/>
             <wp:effectExtent l="0" t="0" r="0" b="0"/>
-            <wp:docPr id="3329" name="Picture 3329"/>
+            <wp:docPr id="3335" name="Picture 3335"/>
             <wp:cNvGraphicFramePr/>
             <a:graphic xmlns:a="http://schemas.openxmlformats.org/drawingml/2006/main">
               <a:graphicData uri="http://schemas.openxmlformats.org/drawingml/2006/picture">
                 <pic:pic xmlns:pic="http://schemas.openxmlformats.org/drawingml/2006/picture">
                   <pic:nvPicPr>
-                    <pic:cNvPr id="3329" name="Picture 3329"/>
+                    <pic:cNvPr id="3335" name="Picture 3335"/>
                     <pic:cNvPicPr/>
                   </pic:nvPicPr>
                   <pic:blipFill>
@@ -18513,16 +18506,16 @@
           <w:noProof/>
         </w:rPr>
         <w:drawing>
-          <wp:inline distT="0" distB="0" distL="0" distR="0" wp14:anchorId="35551EB9" wp14:editId="1D8881BD">
+          <wp:inline distT="0" distB="0" distL="0" distR="0" wp14:anchorId="2A39D836" wp14:editId="08285CDF">
             <wp:extent cx="4490407" cy="2944182"/>
             <wp:effectExtent l="0" t="0" r="0" b="0"/>
-            <wp:docPr id="3338" name="Picture 3338"/>
+            <wp:docPr id="3344" name="Picture 3344"/>
             <wp:cNvGraphicFramePr/>
             <a:graphic xmlns:a="http://schemas.openxmlformats.org/drawingml/2006/main">
               <a:graphicData uri="http://schemas.openxmlformats.org/drawingml/2006/picture">
                 <pic:pic xmlns:pic="http://schemas.openxmlformats.org/drawingml/2006/picture">
                   <pic:nvPicPr>
-                    <pic:cNvPr id="3338" name="Picture 3338"/>
+                    <pic:cNvPr id="3344" name="Picture 3344"/>
                     <pic:cNvPicPr/>
                   </pic:nvPicPr>
                   <pic:blipFill>
@@ -18579,16 +18572,16 @@
           <w:noProof/>
         </w:rPr>
         <w:drawing>
-          <wp:inline distT="0" distB="0" distL="0" distR="0" wp14:anchorId="18E60408" wp14:editId="4B356E9D">
+          <wp:inline distT="0" distB="0" distL="0" distR="0" wp14:anchorId="0F7F94E8" wp14:editId="2C803D1B">
             <wp:extent cx="4490397" cy="2973371"/>
             <wp:effectExtent l="0" t="0" r="0" b="0"/>
-            <wp:docPr id="3342" name="Picture 3342"/>
+            <wp:docPr id="3348" name="Picture 3348"/>
             <wp:cNvGraphicFramePr/>
             <a:graphic xmlns:a="http://schemas.openxmlformats.org/drawingml/2006/main">
               <a:graphicData uri="http://schemas.openxmlformats.org/drawingml/2006/picture">
                 <pic:pic xmlns:pic="http://schemas.openxmlformats.org/drawingml/2006/picture">
                   <pic:nvPicPr>
-                    <pic:cNvPr id="3342" name="Picture 3342"/>
+                    <pic:cNvPr id="3348" name="Picture 3348"/>
                     <pic:cNvPicPr/>
                   </pic:nvPicPr>
                   <pic:blipFill>
@@ -18647,16 +18640,16 @@
           <w:noProof/>
         </w:rPr>
         <w:drawing>
-          <wp:inline distT="0" distB="0" distL="0" distR="0" wp14:anchorId="5BE1505B" wp14:editId="6DD48C4C">
+          <wp:inline distT="0" distB="0" distL="0" distR="0" wp14:anchorId="4EB510D2" wp14:editId="1353243B">
             <wp:extent cx="4893529" cy="3475325"/>
             <wp:effectExtent l="0" t="0" r="0" b="0"/>
-            <wp:docPr id="3351" name="Picture 3351"/>
+            <wp:docPr id="3357" name="Picture 3357"/>
             <wp:cNvGraphicFramePr/>
             <a:graphic xmlns:a="http://schemas.openxmlformats.org/drawingml/2006/main">
               <a:graphicData uri="http://schemas.openxmlformats.org/drawingml/2006/picture">
                 <pic:pic xmlns:pic="http://schemas.openxmlformats.org/drawingml/2006/picture">
                   <pic:nvPicPr>
-                    <pic:cNvPr id="3351" name="Picture 3351"/>
+                    <pic:cNvPr id="3357" name="Picture 3357"/>
                     <pic:cNvPicPr/>
                   </pic:nvPicPr>
                   <pic:blipFill>
@@ -18715,16 +18708,16 @@
           <w:noProof/>
         </w:rPr>
         <w:drawing>
-          <wp:inline distT="0" distB="0" distL="0" distR="0" wp14:anchorId="0E172644" wp14:editId="2923AC7C">
+          <wp:inline distT="0" distB="0" distL="0" distR="0" wp14:anchorId="77A19A09" wp14:editId="0D9F4ABA">
             <wp:extent cx="4490300" cy="2664975"/>
             <wp:effectExtent l="0" t="0" r="0" b="0"/>
-            <wp:docPr id="3355" name="Picture 3355"/>
+            <wp:docPr id="3361" name="Picture 3361"/>
             <wp:cNvGraphicFramePr/>
             <a:graphic xmlns:a="http://schemas.openxmlformats.org/drawingml/2006/main">
               <a:graphicData uri="http://schemas.openxmlformats.org/drawingml/2006/picture">
                 <pic:pic xmlns:pic="http://schemas.openxmlformats.org/drawingml/2006/picture">
                   <pic:nvPicPr>
-                    <pic:cNvPr id="3355" name="Picture 3355"/>
+                    <pic:cNvPr id="3361" name="Picture 3361"/>
                     <pic:cNvPicPr/>
                   </pic:nvPicPr>
                   <pic:blipFill>
@@ -18864,7 +18857,7 @@
         <w:t>Outputs</w:t>
       </w:r>
       <w:r>
-        <w:t>) — seja de conteúdo, de tema ou de magnitude de diversidade — poderá ser atribuída à interferência do algoritmo, e não à similaridade original dos usuários.</w:t>
+        <w:t>), seja de conteúdo, de tema ou de magnitude de diversidade, poderá ser atribuída à interferência do algoritmo, e não à similaridade original dos usuários.</w:t>
       </w:r>
     </w:p>
     <w:p>
@@ -19006,7 +18999,7 @@
         <w:pStyle w:val="Ttulo1"/>
         <w:ind w:left="10" w:right="1140"/>
       </w:pPr>
-      <w:bookmarkStart w:id="5" w:name="_Toc81923"/>
+      <w:bookmarkStart w:id="5" w:name="_Toc82009"/>
       <w:r>
         <w:t>Tabela 6 – Métricas de diversidade dos inputs (Shannon, Pielou, Gini, riqueza).</w:t>
       </w:r>
@@ -19923,7 +19916,7 @@
         <w:t xml:space="preserve">poucos </w:t>
       </w:r>
       <w:r>
-        <w:t xml:space="preserve">artistas (18), não porque os distribui de forma desigual — ao contrário, sua distribuição é a mais uniforme do estudo. Essa distinção entre riqueza e uniformidade é central para a leitura correta do Capítulo </w:t>
+        <w:t xml:space="preserve">artistas (18), não porque os distribui de forma desigual, ao contrário, sua distribuição é a mais uniforme do estudo. Essa distinção entre riqueza e uniformidade é central para a leitura correta do Capítulo </w:t>
       </w:r>
       <w:r>
         <w:rPr>
@@ -20103,10 +20096,10 @@
         <w:rPr>
           <w:b/>
         </w:rPr>
-        <w:t xml:space="preserve">régua única </w:t>
-      </w:r>
-      <w:r>
-        <w:t xml:space="preserve">— idêntica para </w:t>
+        <w:t>régua única</w:t>
+      </w:r>
+      <w:r>
+        <w:t xml:space="preserve">, idêntica para </w:t>
       </w:r>
       <w:r>
         <w:rPr>
@@ -20125,16 +20118,14 @@
           <w:sz w:val="37"/>
           <w:vertAlign w:val="subscript"/>
         </w:rPr>
-        <w:t xml:space="preserve">output </w:t>
-      </w:r>
-      <w:r>
-        <w:t xml:space="preserve">— substitui os limiares absolutos baseados em </w:t>
-      </w:r>
-      <w:r>
-        <w:rPr>
-          <w:i/>
-          <w:sz w:val="37"/>
-          <w:vertAlign w:val="subscript"/>
+        <w:t>output</w:t>
+      </w:r>
+      <w:r>
+        <w:t xml:space="preserve">, substitui os limiares absolutos baseados em </w:t>
+      </w:r>
+      <w:r>
+        <w:rPr>
+          <w:i/>
         </w:rPr>
         <w:t xml:space="preserve">followers </w:t>
       </w:r>
@@ -20174,7 +20165,7 @@
         <w:ind w:left="507" w:right="9" w:firstLine="0"/>
         <w:jc w:val="both"/>
       </w:pPr>
-      <w:bookmarkStart w:id="6" w:name="_Toc81924"/>
+      <w:bookmarkStart w:id="6" w:name="_Toc82010"/>
       <w:r>
         <w:t xml:space="preserve">Tabela 7 – Distribuição de Cauda Longa dos inputs (régua única de </w:t>
       </w:r>
@@ -20205,10 +20196,10 @@
         <mc:AlternateContent>
           <mc:Choice Requires="wpg">
             <w:drawing>
-              <wp:inline distT="0" distB="0" distL="0" distR="0" wp14:anchorId="589CEA36" wp14:editId="16D1F94E">
+              <wp:inline distT="0" distB="0" distL="0" distR="0" wp14:anchorId="33027400" wp14:editId="0028E0D9">
                 <wp:extent cx="5756910" cy="11887"/>
                 <wp:effectExtent l="0" t="0" r="0" b="0"/>
-                <wp:docPr id="67087" name="Group 67087"/>
+                <wp:docPr id="67807" name="Group 67807"/>
                 <wp:cNvGraphicFramePr/>
                 <a:graphic xmlns:a="http://schemas.openxmlformats.org/drawingml/2006/main">
                   <a:graphicData uri="http://schemas.microsoft.com/office/word/2010/wordprocessingGroup">
@@ -20223,7 +20214,7 @@
                         </a:xfrm>
                       </wpg:grpSpPr>
                       <wps:wsp>
-                        <wps:cNvPr id="3590" name="Shape 3590"/>
+                        <wps:cNvPr id="3595" name="Shape 3595"/>
                         <wps:cNvSpPr/>
                         <wps:spPr>
                           <a:xfrm>
@@ -20275,8 +20266,8 @@
           </mc:Choice>
           <mc:Fallback xmlns:a="http://schemas.openxmlformats.org/drawingml/2006/main">
             <w:pict>
-              <v:group id="Group 67087" style="width:453.3pt;height:0.936pt;mso-position-horizontal-relative:char;mso-position-vertical-relative:line" coordsize="57569,118">
-                <v:shape id="Shape 3590" style="position:absolute;width:57569;height:0;left:0;top:0;" coordsize="5756910,0" path="m0,0l5756910,0">
+              <v:group id="Group 67807" style="width:453.3pt;height:0.936pt;mso-position-horizontal-relative:char;mso-position-vertical-relative:line" coordsize="57569,118">
+                <v:shape id="Shape 3595" style="position:absolute;width:57569;height:0;left:0;top:0;" coordsize="5756910,0" path="m0,0l5756910,0">
                   <v:stroke weight="0.936pt" endcap="flat" joinstyle="miter" miterlimit="10" on="true" color="#000000"/>
                   <v:fill on="false" color="#000000" opacity="0"/>
                 </v:shape>
@@ -20409,10 +20400,10 @@
         <mc:AlternateContent>
           <mc:Choice Requires="wpg">
             <w:drawing>
-              <wp:inline distT="0" distB="0" distL="0" distR="0" wp14:anchorId="1055D717" wp14:editId="48295835">
+              <wp:inline distT="0" distB="0" distL="0" distR="0" wp14:anchorId="3B4684D4" wp14:editId="1B628200">
                 <wp:extent cx="5756910" cy="7429"/>
                 <wp:effectExtent l="0" t="0" r="0" b="0"/>
-                <wp:docPr id="67088" name="Group 67088"/>
+                <wp:docPr id="67808" name="Group 67808"/>
                 <wp:cNvGraphicFramePr/>
                 <a:graphic xmlns:a="http://schemas.openxmlformats.org/drawingml/2006/main">
                   <a:graphicData uri="http://schemas.microsoft.com/office/word/2010/wordprocessingGroup">
@@ -20427,7 +20418,7 @@
                         </a:xfrm>
                       </wpg:grpSpPr>
                       <wps:wsp>
-                        <wps:cNvPr id="3601" name="Shape 3601"/>
+                        <wps:cNvPr id="3606" name="Shape 3606"/>
                         <wps:cNvSpPr/>
                         <wps:spPr>
                           <a:xfrm>
@@ -20479,8 +20470,8 @@
           </mc:Choice>
           <mc:Fallback xmlns:a="http://schemas.openxmlformats.org/drawingml/2006/main">
             <w:pict>
-              <v:group id="Group 67088" style="width:453.3pt;height:0.585pt;mso-position-horizontal-relative:char;mso-position-vertical-relative:line" coordsize="57569,74">
-                <v:shape id="Shape 3601" style="position:absolute;width:57569;height:0;left:0;top:0;" coordsize="5756910,0" path="m0,0l5756910,0">
+              <v:group id="Group 67808" style="width:453.3pt;height:0.585pt;mso-position-horizontal-relative:char;mso-position-vertical-relative:line" coordsize="57569,74">
+                <v:shape id="Shape 3606" style="position:absolute;width:57569;height:0;left:0;top:0;" coordsize="5756910,0" path="m0,0l5756910,0">
                   <v:stroke weight="0.585pt" endcap="flat" joinstyle="miter" miterlimit="10" on="true" color="#000000"/>
                   <v:fill on="false" color="#000000" opacity="0"/>
                 </v:shape>
@@ -20944,16 +20935,16 @@
           <w:noProof/>
         </w:rPr>
         <w:drawing>
-          <wp:inline distT="0" distB="0" distL="0" distR="0" wp14:anchorId="7529D4B3" wp14:editId="60D1C2FF">
+          <wp:inline distT="0" distB="0" distL="0" distR="0" wp14:anchorId="2D21F8B7" wp14:editId="0B4F5F99">
             <wp:extent cx="4145083" cy="3700192"/>
             <wp:effectExtent l="0" t="0" r="0" b="0"/>
-            <wp:docPr id="3713" name="Picture 3713"/>
+            <wp:docPr id="3718" name="Picture 3718"/>
             <wp:cNvGraphicFramePr/>
             <a:graphic xmlns:a="http://schemas.openxmlformats.org/drawingml/2006/main">
               <a:graphicData uri="http://schemas.openxmlformats.org/drawingml/2006/picture">
                 <pic:pic xmlns:pic="http://schemas.openxmlformats.org/drawingml/2006/picture">
                   <pic:nvPicPr>
-                    <pic:cNvPr id="3713" name="Picture 3713"/>
+                    <pic:cNvPr id="3718" name="Picture 3718"/>
                     <pic:cNvPicPr/>
                   </pic:nvPicPr>
                   <pic:blipFill>
@@ -21087,16 +21078,16 @@
           <w:noProof/>
         </w:rPr>
         <w:drawing>
-          <wp:inline distT="0" distB="0" distL="0" distR="0" wp14:anchorId="6A32A719" wp14:editId="34414A97">
+          <wp:inline distT="0" distB="0" distL="0" distR="0" wp14:anchorId="7F131F42" wp14:editId="1BA32D67">
             <wp:extent cx="4893529" cy="3480165"/>
             <wp:effectExtent l="0" t="0" r="0" b="0"/>
-            <wp:docPr id="3757" name="Picture 3757"/>
+            <wp:docPr id="3762" name="Picture 3762"/>
             <wp:cNvGraphicFramePr/>
             <a:graphic xmlns:a="http://schemas.openxmlformats.org/drawingml/2006/main">
               <a:graphicData uri="http://schemas.openxmlformats.org/drawingml/2006/picture">
                 <pic:pic xmlns:pic="http://schemas.openxmlformats.org/drawingml/2006/picture">
                   <pic:nvPicPr>
-                    <pic:cNvPr id="3757" name="Picture 3757"/>
+                    <pic:cNvPr id="3762" name="Picture 3762"/>
                     <pic:cNvPicPr/>
                   </pic:nvPicPr>
                   <pic:blipFill>
@@ -21193,16 +21184,16 @@
           <w:noProof/>
         </w:rPr>
         <w:drawing>
-          <wp:inline distT="0" distB="0" distL="0" distR="0" wp14:anchorId="47D75AE5" wp14:editId="2BC6ED71">
+          <wp:inline distT="0" distB="0" distL="0" distR="0" wp14:anchorId="5E1176CC" wp14:editId="5F075AA8">
             <wp:extent cx="4893453" cy="2854890"/>
             <wp:effectExtent l="0" t="0" r="0" b="0"/>
-            <wp:docPr id="3791" name="Picture 3791"/>
+            <wp:docPr id="3796" name="Picture 3796"/>
             <wp:cNvGraphicFramePr/>
             <a:graphic xmlns:a="http://schemas.openxmlformats.org/drawingml/2006/main">
               <a:graphicData uri="http://schemas.openxmlformats.org/drawingml/2006/picture">
                 <pic:pic xmlns:pic="http://schemas.openxmlformats.org/drawingml/2006/picture">
                   <pic:nvPicPr>
-                    <pic:cNvPr id="3791" name="Picture 3791"/>
+                    <pic:cNvPr id="3796" name="Picture 3796"/>
                     <pic:cNvPicPr/>
                   </pic:nvPicPr>
                   <pic:blipFill>
@@ -21278,16 +21269,16 @@
           <w:noProof/>
         </w:rPr>
         <w:drawing>
-          <wp:inline distT="0" distB="0" distL="0" distR="0" wp14:anchorId="098FD142" wp14:editId="6D5B9635">
+          <wp:inline distT="0" distB="0" distL="0" distR="0" wp14:anchorId="382DC41C" wp14:editId="4EC94149">
             <wp:extent cx="4893614" cy="4067494"/>
             <wp:effectExtent l="0" t="0" r="0" b="0"/>
-            <wp:docPr id="3808" name="Picture 3808"/>
+            <wp:docPr id="3813" name="Picture 3813"/>
             <wp:cNvGraphicFramePr/>
             <a:graphic xmlns:a="http://schemas.openxmlformats.org/drawingml/2006/main">
               <a:graphicData uri="http://schemas.openxmlformats.org/drawingml/2006/picture">
                 <pic:pic xmlns:pic="http://schemas.openxmlformats.org/drawingml/2006/picture">
                   <pic:nvPicPr>
-                    <pic:cNvPr id="3808" name="Picture 3808"/>
+                    <pic:cNvPr id="3813" name="Picture 3813"/>
                     <pic:cNvPicPr/>
                   </pic:nvPicPr>
                   <pic:blipFill>
@@ -21343,7 +21334,7 @@
     </w:p>
     <w:p>
       <w:pPr>
-        <w:spacing w:after="148"/>
+        <w:spacing w:after="154"/>
         <w:ind w:left="-15" w:right="1140"/>
       </w:pPr>
       <w:r>
@@ -21352,11 +21343,13 @@
       <w:r>
         <w:rPr>
           <w:i/>
+          <w:sz w:val="37"/>
+          <w:vertAlign w:val="subscript"/>
         </w:rPr>
         <w:t xml:space="preserve">inputs </w:t>
       </w:r>
       <w:r>
-        <w:t>confirma que as quatro personas sintéticas — Beatriz, Daniel, Sofia e Ricardo — constituem instrumentos de medição calibrados, representando vetores de comportamento distintos e isolados.</w:t>
+        <w:t>confirma que as quatro personas sintéticas, Beatriz, Daniel, Sofia e Ricardo, constituem instrumentos de medição calibrados, representando vetores de comportamento distintos e isolados.</w:t>
       </w:r>
     </w:p>
     <w:p>
@@ -21454,7 +21447,7 @@
     <w:p>
       <w:pPr>
         <w:spacing w:line="309" w:lineRule="auto"/>
-        <w:ind w:left="-15" w:right="772" w:firstLine="0"/>
+        <w:ind w:left="-15" w:right="1026" w:firstLine="0"/>
       </w:pPr>
       <w:r>
         <w:rPr>
@@ -21466,7 +21459,7 @@
     <w:p>
       <w:pPr>
         <w:spacing w:line="309" w:lineRule="auto"/>
-        <w:ind w:left="-15" w:right="772" w:firstLine="0"/>
+        <w:ind w:left="-15" w:right="1026" w:firstLine="0"/>
       </w:pPr>
       <w:r>
         <w:rPr>
@@ -21577,7 +21570,7 @@
         <w:t xml:space="preserve">) </w:t>
       </w:r>
       <w:r>
-        <w:t xml:space="preserve">por conta-persona — totalizando </w:t>
+        <w:t xml:space="preserve">por conta-persona, totalizando </w:t>
       </w:r>
       <w:r>
         <w:rPr>
@@ -21610,10 +21603,7 @@
         <w:t xml:space="preserve">shuffle </w:t>
       </w:r>
       <w:r>
-        <w:t xml:space="preserve">puro) é deliberada: este modo intercala faixas curtidas com sugestões </w:t>
-      </w:r>
-      <w:r>
-        <w:t xml:space="preserve">algorítmicas, garantindo registro de interação tanto com o </w:t>
+        <w:t xml:space="preserve">puro) é deliberada: este modo intercala faixas curtidas com sugestões algorítmicas, garantindo registro de interação tanto com o </w:t>
       </w:r>
       <w:r>
         <w:rPr>
@@ -21679,13 +21669,10 @@
         <w:rPr>
           <w:b/>
         </w:rPr>
-        <w:t xml:space="preserve">B) Achado Central — Obstrução Progressiva da API como Meta-Evidência. </w:t>
-      </w:r>
-      <w:r>
-        <w:t>Durante o período de execução desta p</w:t>
-      </w:r>
-      <w:r>
-        <w:t xml:space="preserve">esquisa (2025–2026), a Spotify Web API sofreu </w:t>
+        <w:t xml:space="preserve">B) Achado Central, Obstrução Progressiva da API como Meta-Evidência. </w:t>
+      </w:r>
+      <w:r>
+        <w:t xml:space="preserve">Durante o período de execução desta pesquisa (2025–2026), a Spotify Web API sofreu </w:t>
       </w:r>
       <w:r>
         <w:rPr>
@@ -21698,7 +21685,7 @@
     </w:p>
     <w:p>
       <w:pPr>
-        <w:spacing w:after="185"/>
+        <w:spacing w:after="253"/>
         <w:ind w:left="-15" w:right="1140" w:firstLine="0"/>
       </w:pPr>
       <w:r>
@@ -21833,57 +21820,49 @@
           <w:sz w:val="37"/>
           <w:vertAlign w:val="subscript"/>
         </w:rPr>
-        <w:t>co</w:t>
+        <w:t xml:space="preserve">constitui </w:t>
       </w:r>
       <w:r>
         <w:rPr>
           <w:b/>
-          <w:sz w:val="37"/>
-          <w:vertAlign w:val="subscript"/>
-        </w:rPr>
-        <w:t xml:space="preserve">nstitui </w:t>
+        </w:rPr>
+        <w:t>em si um achado científico relevante</w:t>
+      </w:r>
+      <w:r>
+        <w:t xml:space="preserve">: ela ilustra empiricamente o argumento central da Introdução sobre a </w:t>
       </w:r>
       <w:r>
         <w:rPr>
           <w:b/>
         </w:rPr>
-        <w:t>em si um achado científico relevante</w:t>
-      </w:r>
-      <w:r>
-        <w:t xml:space="preserve">: ela ilustra empiricamente o argumento central da Introdução sobre a </w:t>
+        <w:t xml:space="preserve">opacidade e a governança algorítmica </w:t>
+      </w:r>
+      <w:r>
+        <w:t xml:space="preserve">das plataformas de </w:t>
+      </w:r>
+      <w:r>
+        <w:rPr>
+          <w:i/>
+          <w:sz w:val="37"/>
+          <w:vertAlign w:val="subscript"/>
+        </w:rPr>
+        <w:t>streaming</w:t>
+      </w:r>
+      <w:r>
+        <w:t xml:space="preserve">, o próprio instrumental técnico necessário à auditoria foi sendo obstruído </w:t>
+      </w:r>
+      <w:r>
+        <w:rPr>
+          <w:i/>
+        </w:rPr>
+        <w:t xml:space="preserve">durante </w:t>
+      </w:r>
+      <w:r>
+        <w:t xml:space="preserve">a execução do experimento. Esta observação configura-se como </w:t>
       </w:r>
       <w:r>
         <w:rPr>
           <w:b/>
-        </w:rPr>
-        <w:t xml:space="preserve">opacidade e a governança algorítmica </w:t>
-      </w:r>
-      <w:r>
-        <w:t xml:space="preserve">das plataformas de </w:t>
-      </w:r>
-      <w:r>
-        <w:rPr>
-          <w:i/>
-          <w:sz w:val="37"/>
-          <w:vertAlign w:val="subscript"/>
-        </w:rPr>
-        <w:t xml:space="preserve">streaming </w:t>
-      </w:r>
-      <w:r>
-        <w:t xml:space="preserve">— o próprio instrumental técnico necessário à auditoria foi sendo obstruído </w:t>
-      </w:r>
-      <w:r>
-        <w:rPr>
-          <w:i/>
-        </w:rPr>
-        <w:t xml:space="preserve">durante </w:t>
-      </w:r>
-      <w:r>
-        <w:t xml:space="preserve">a execução do experimento. Esta observação configura-se como </w:t>
-      </w:r>
-      <w:r>
-        <w:rPr>
-          <w:b/>
           <w:sz w:val="37"/>
           <w:vertAlign w:val="subscript"/>
         </w:rPr>
@@ -21919,10 +21898,7 @@
         <w:t>Spotify Teardown</w:t>
       </w:r>
       <w:r>
-        <w:t>, que já denunciava a resistência da plataforma ao escrutí</w:t>
-      </w:r>
-      <w:r>
-        <w:t>nio independente.</w:t>
+        <w:t>, que já denunciava a resistência da plataforma ao escrutínio independente.</w:t>
       </w:r>
     </w:p>
     <w:p>
@@ -21934,7 +21910,7 @@
         <w:rPr>
           <w:b/>
         </w:rPr>
-        <w:t xml:space="preserve">C) Resposta Metodológica — </w:t>
+        <w:t xml:space="preserve">C) Resposta Metodológica, </w:t>
       </w:r>
       <w:r>
         <w:rPr>
@@ -21970,7 +21946,7 @@
         <w:t xml:space="preserve">fontes externas consagradas </w:t>
       </w:r>
       <w:r>
-        <w:t xml:space="preserve">(Last.fm + MusicBrainz), aplicadas consistentemente aos dois lados da auditoria. Esta solução transforma a limitação em oportunidade — a pesquisa passa a se ancorar em três bases de dados independentes (Spotify para </w:t>
+        <w:t xml:space="preserve">(Last.fm + MusicBrainz), aplicadas consistentemente aos dois lados da auditoria. Esta solução transforma a limitação em oportunidade, a pesquisa passa a se ancorar em três bases de dados independentes (Spotify para </w:t>
       </w:r>
       <w:r>
         <w:rPr>
@@ -21992,10 +21968,7 @@
         <w:t>life-span</w:t>
       </w:r>
       <w:r>
-        <w:t>/tipo/região), aumentando</w:t>
-      </w:r>
-      <w:r>
-        <w:t xml:space="preserve"> a triangulação metodológica. </w:t>
+        <w:t xml:space="preserve">/tipo/região), aumentando a triangulação metodológica. </w:t>
       </w:r>
       <w:r>
         <w:rPr>
@@ -22151,15 +22124,7 @@
           <w:sz w:val="37"/>
           <w:vertAlign w:val="subscript"/>
         </w:rPr>
-        <w:t>cros</w:t>
-      </w:r>
-      <w:r>
-        <w:rPr>
-          <w:i/>
-          <w:sz w:val="37"/>
-          <w:vertAlign w:val="subscript"/>
-        </w:rPr>
-        <w:t xml:space="preserve">s-persona </w:t>
+        <w:t xml:space="preserve">cross-persona </w:t>
       </w:r>
       <w:r>
         <w:t>de magnitude absoluta.</w:t>
@@ -22313,7 +22278,7 @@
     </w:p>
     <w:p>
       <w:pPr>
-        <w:spacing w:after="57"/>
+        <w:spacing w:after="162"/>
         <w:ind w:left="-15" w:right="666"/>
       </w:pPr>
       <w:r>
@@ -22348,7 +22313,7 @@
         <w:t xml:space="preserve">outputs </w:t>
       </w:r>
       <w:r>
-        <w:t xml:space="preserve">algorítmicos coletados — as faixas que o Spotify recomendou aos quatro perfis sintéticos por meio dos </w:t>
+        <w:t xml:space="preserve">algorítmicos coletados, as faixas que o Spotify recomendou aos quatro perfis sintéticos por meio dos </w:t>
       </w:r>
       <w:r>
         <w:rPr>
@@ -22374,20 +22339,7 @@
         <w:rPr>
           <w:b/>
         </w:rPr>
-        <w:t>em que magnitude e direção o algoritmo de recomendação</w:t>
-      </w:r>
-    </w:p>
-    <w:p>
-      <w:pPr>
-        <w:spacing w:after="171" w:line="249" w:lineRule="auto"/>
-        <w:ind w:left="10" w:right="0" w:hanging="10"/>
-        <w:jc w:val="left"/>
-      </w:pPr>
-      <w:r>
-        <w:rPr>
-          <w:b/>
-        </w:rPr>
-        <w:t>distorce o perfil declarado de cada usuário?</w:t>
+        <w:t>em que magnitude e direção o algoritmo de recomendação distorce o perfil declarado de cada usuário?</w:t>
       </w:r>
     </w:p>
     <w:p>
@@ -22418,7 +22370,7 @@
         <w:t xml:space="preserve">Overlap </w:t>
       </w:r>
       <w:r>
-        <w:t xml:space="preserve">Interno (redundância dentro da bolha de cada persona); (iii) análise do Delta Algorítmico — comparação direta </w:t>
+        <w:t xml:space="preserve">Interno (redundância dentro da bolha de cada persona); (iii) análise do Delta Algorítmico, comparação direta </w:t>
       </w:r>
       <w:r>
         <w:rPr>
@@ -22518,7 +22470,7 @@
         <w:t xml:space="preserve">playlists </w:t>
       </w:r>
       <w:r>
-        <w:t xml:space="preserve">espelho de propriedade de cada persona — </w:t>
+        <w:t xml:space="preserve">espelho de propriedade de cada persona, </w:t>
       </w:r>
       <w:r>
         <w:rPr>
@@ -22558,10 +22510,7 @@
         <w:t xml:space="preserve">8 </w:t>
       </w:r>
       <w:r>
-        <w:t>sintetiza o volume de da</w:t>
-      </w:r>
-      <w:r>
-        <w:t>dos coletados.</w:t>
+        <w:t>sintetiza o volume de dados coletados.</w:t>
       </w:r>
     </w:p>
     <w:p>
@@ -22569,7 +22518,7 @@
         <w:pStyle w:val="Ttulo1"/>
         <w:ind w:left="10" w:right="666"/>
       </w:pPr>
-      <w:bookmarkStart w:id="7" w:name="_Toc81925"/>
+      <w:bookmarkStart w:id="7" w:name="_Toc82011"/>
       <w:r>
         <w:t>Tabela 8 – Volume e cobertura dos Outputs.</w:t>
       </w:r>
@@ -23449,7 +23398,7 @@
     </w:p>
     <w:p>
       <w:pPr>
-        <w:spacing w:after="427"/>
+        <w:spacing w:after="526"/>
         <w:ind w:left="-15" w:right="666"/>
       </w:pPr>
       <w:r>
@@ -23481,7 +23430,7 @@
         <w:t xml:space="preserve">inputs </w:t>
       </w:r>
       <w:r>
-        <w:t xml:space="preserve">(200 faixas) — efeito direto dos seis </w:t>
+        <w:t xml:space="preserve">(200 faixas), efeito direto dos seis </w:t>
       </w:r>
       <w:r>
         <w:rPr>
@@ -23503,21 +23452,18 @@
         <w:t>∼</w:t>
       </w:r>
       <w:r>
-        <w:t xml:space="preserve">300 faixas brutas, das quais 6–12% são duplicatas removidas). 100% das faixas obtiveram ao menos dados do Last.fm; a coluna de cobertura reporta a presença </w:t>
-      </w:r>
-      <w:r>
-        <w:rPr>
-          <w:i/>
-          <w:sz w:val="37"/>
-          <w:vertAlign w:val="subscript"/>
-        </w:rPr>
-        <w:t>simul</w:t>
-      </w:r>
-      <w:r>
-        <w:rPr>
-          <w:i/>
-        </w:rPr>
-        <w:t xml:space="preserve">tânea </w:t>
+        <w:t>300 faixas brutas, das quais 6–12% são duplicatas removidas). 100% das faixas obtive</w:t>
+      </w:r>
+      <w:r>
+        <w:t xml:space="preserve">ram ao menos dados do Last.fm; a coluna de cobertura reporta a presença </w:t>
+      </w:r>
+      <w:r>
+        <w:rPr>
+          <w:i/>
+          <w:sz w:val="37"/>
+          <w:vertAlign w:val="subscript"/>
+        </w:rPr>
+        <w:t xml:space="preserve">simultânea </w:t>
       </w:r>
       <w:r>
         <w:t xml:space="preserve">das duas fontes. A cobertura mais baixa de Sofia (86,7%) reflete a menor presença de artistas </w:t>
@@ -23525,8 +23471,6 @@
       <w:r>
         <w:rPr>
           <w:i/>
-          <w:sz w:val="37"/>
-          <w:vertAlign w:val="subscript"/>
         </w:rPr>
         <w:t xml:space="preserve">underground </w:t>
       </w:r>
@@ -23595,7 +23539,7 @@
         <mc:AlternateContent>
           <mc:Choice Requires="wpg">
             <w:drawing>
-              <wp:anchor distT="0" distB="0" distL="114300" distR="114300" simplePos="0" relativeHeight="251659264" behindDoc="0" locked="0" layoutInCell="1" allowOverlap="1" wp14:anchorId="6D9E6929" wp14:editId="7135381D">
+              <wp:anchor distT="0" distB="0" distL="114300" distR="114300" simplePos="0" relativeHeight="251659264" behindDoc="0" locked="0" layoutInCell="1" allowOverlap="1" wp14:anchorId="19DA6291" wp14:editId="6A040E5E">
                 <wp:simplePos x="0" y="0"/>
                 <wp:positionH relativeFrom="column">
                   <wp:posOffset>3222892</wp:posOffset>
@@ -23606,7 +23550,7 @@
                 <wp:extent cx="543484" cy="5055"/>
                 <wp:effectExtent l="0" t="0" r="0" b="0"/>
                 <wp:wrapNone/>
-                <wp:docPr id="75771" name="Group 75771"/>
+                <wp:docPr id="75047" name="Group 75047"/>
                 <wp:cNvGraphicFramePr/>
                 <a:graphic xmlns:a="http://schemas.openxmlformats.org/drawingml/2006/main">
                   <a:graphicData uri="http://schemas.microsoft.com/office/word/2010/wordprocessingGroup">
@@ -23621,7 +23565,7 @@
                         </a:xfrm>
                       </wpg:grpSpPr>
                       <wps:wsp>
-                        <wps:cNvPr id="4272" name="Shape 4272"/>
+                        <wps:cNvPr id="4274" name="Shape 4274"/>
                         <wps:cNvSpPr/>
                         <wps:spPr>
                           <a:xfrm>
@@ -23673,8 +23617,8 @@
           </mc:Choice>
           <mc:Fallback xmlns:a="http://schemas.openxmlformats.org/drawingml/2006/main">
             <w:pict>
-              <v:group id="Group 75771" style="width:42.794pt;height:0.398pt;position:absolute;z-index:24;mso-position-horizontal-relative:text;mso-position-horizontal:absolute;margin-left:253.771pt;mso-position-vertical-relative:text;margin-top:10.8911pt;" coordsize="5434,50">
-                <v:shape id="Shape 4272" style="position:absolute;width:5434;height:0;left:0;top:0;" coordsize="543484,0" path="m0,0l543484,0">
+              <v:group id="Group 75047" style="width:42.794pt;height:0.398pt;position:absolute;z-index:23;mso-position-horizontal-relative:text;mso-position-horizontal:absolute;margin-left:253.771pt;mso-position-vertical-relative:text;margin-top:10.8911pt;" coordsize="5434,50">
+                <v:shape id="Shape 4274" style="position:absolute;width:5434;height:0;left:0;top:0;" coordsize="543484,0" path="m0,0l543484,0">
                   <v:stroke weight="0.398pt" endcap="flat" joinstyle="miter" miterlimit="10" on="true" color="#000000"/>
                   <v:fill on="false" color="#000000" opacity="0"/>
                 </v:shape>
@@ -23788,7 +23732,7 @@
         <w:pStyle w:val="Ttulo1"/>
         <w:ind w:left="10" w:right="666"/>
       </w:pPr>
-      <w:bookmarkStart w:id="8" w:name="_Toc81926"/>
+      <w:bookmarkStart w:id="8" w:name="_Toc82012"/>
       <w:r>
         <w:t>Tabela 9 – Taxa de Overlap Interno entre os Daily Mixes.</w:t>
       </w:r>
@@ -24519,12 +24463,34 @@
             <w:pPr>
               <w:spacing w:after="0" w:line="259" w:lineRule="auto"/>
               <w:ind w:left="0" w:right="0" w:firstLine="0"/>
-            </w:pPr>
-            <w:r>
-              <w:rPr>
-                <w:sz w:val="20"/>
-              </w:rPr>
-              <w:t>Maior redundância — bolha mais estreita.</w:t>
+              <w:jc w:val="left"/>
+            </w:pPr>
+            <w:r>
+              <w:rPr>
+                <w:sz w:val="20"/>
+              </w:rPr>
+              <w:t>Maior</w:t>
+            </w:r>
+            <w:r>
+              <w:rPr>
+                <w:sz w:val="20"/>
+              </w:rPr>
+              <w:tab/>
+              <w:t>redundância,</w:t>
+            </w:r>
+            <w:r>
+              <w:rPr>
+                <w:sz w:val="20"/>
+              </w:rPr>
+              <w:tab/>
+              <w:t>bolha</w:t>
+            </w:r>
+            <w:r>
+              <w:rPr>
+                <w:sz w:val="20"/>
+              </w:rPr>
+              <w:tab/>
+              <w:t>mais estreita.</w:t>
             </w:r>
           </w:p>
         </w:tc>
@@ -24584,7 +24550,7 @@
         <w:t>indicador exploratório, e não como achado consolidado</w:t>
       </w:r>
       <w:r>
-        <w:t xml:space="preserve">, por duas limitações estruturais: (i) a métrica é uma transformação determinística e decrescente do número de faixas únicas — fixado o </w:t>
+        <w:t xml:space="preserve">, por duas limitações estruturais: (i) a métrica é uma transformação determinística e decrescente do número de faixas únicas, fixado o </w:t>
       </w:r>
       <w:r>
         <w:rPr>
@@ -24631,10 +24597,7 @@
         <w:t>/</w:t>
       </w:r>
       <w:r>
-        <w:t>300 não acrescenta informação independ</w:t>
-      </w:r>
-      <w:r>
-        <w:t xml:space="preserve">ente do próprio </w:t>
+        <w:t xml:space="preserve">300 não acrescenta informação independente do próprio </w:t>
       </w:r>
       <w:r>
         <w:rPr>
@@ -24703,7 +24666,7 @@
       <w:pPr>
         <w:pStyle w:val="Ttulo4"/>
         <w:tabs>
-          <w:tab w:val="center" w:pos="3144"/>
+          <w:tab w:val="center" w:pos="2973"/>
         </w:tabs>
         <w:ind w:left="-15" w:right="0" w:firstLine="0"/>
       </w:pPr>
@@ -24712,7 +24675,7 @@
       </w:r>
       <w:r>
         <w:tab/>
-        <w:t>O Delta Algorítmico — Visão Geral</w:t>
+        <w:t>O Delta Algorítmico: Visão Geral</w:t>
       </w:r>
     </w:p>
     <w:p>
@@ -24808,16 +24771,16 @@
           <w:noProof/>
         </w:rPr>
         <w:drawing>
-          <wp:inline distT="0" distB="0" distL="0" distR="0" wp14:anchorId="21B691DF" wp14:editId="7406C9B0">
+          <wp:inline distT="0" distB="0" distL="0" distR="0" wp14:anchorId="38A8271B" wp14:editId="25F1136C">
             <wp:extent cx="5469018" cy="4600368"/>
             <wp:effectExtent l="0" t="0" r="0" b="0"/>
-            <wp:docPr id="4407" name="Picture 4407"/>
+            <wp:docPr id="4409" name="Picture 4409"/>
             <wp:cNvGraphicFramePr/>
             <a:graphic xmlns:a="http://schemas.openxmlformats.org/drawingml/2006/main">
               <a:graphicData uri="http://schemas.openxmlformats.org/drawingml/2006/picture">
                 <pic:pic xmlns:pic="http://schemas.openxmlformats.org/drawingml/2006/picture">
                   <pic:nvPicPr>
-                    <pic:cNvPr id="4407" name="Picture 4407"/>
+                    <pic:cNvPr id="4409" name="Picture 4409"/>
                     <pic:cNvPicPr/>
                   </pic:nvPicPr>
                   <pic:blipFill>
@@ -24900,7 +24863,7 @@
         <w:pStyle w:val="Ttulo1"/>
         <w:ind w:left="10" w:right="666"/>
       </w:pPr>
-      <w:bookmarkStart w:id="9" w:name="_Toc81927"/>
+      <w:bookmarkStart w:id="9" w:name="_Toc82013"/>
       <w:r>
         <w:t xml:space="preserve">Tabela 10 – Delta Algorítmico Percentual (Input </w:t>
       </w:r>
@@ -27636,13 +27599,21 @@
         <w:t xml:space="preserve">output </w:t>
       </w:r>
       <w:r>
-        <w:t xml:space="preserve">[146.972; 221.535] — sem sobreposição; Sofia, </w:t>
-      </w:r>
-      <w:r>
-        <w:rPr>
-          <w:i/>
-        </w:rPr>
-        <w:t>listeners</w:t>
+        <w:t xml:space="preserve">[146.972; 221.535], sem sobreposição; Sofia, </w:t>
+      </w:r>
+      <w:r>
+        <w:rPr>
+          <w:i/>
+          <w:sz w:val="37"/>
+          <w:vertAlign w:val="subscript"/>
+        </w:rPr>
+        <w:t>lis</w:t>
+      </w:r>
+      <w:r>
+        <w:rPr>
+          <w:i/>
+        </w:rPr>
+        <w:t>teners</w:t>
       </w:r>
       <w:r>
         <w:t>/</w:t>
@@ -27944,7 +27915,7 @@
       <w:pPr>
         <w:pStyle w:val="Ttulo5"/>
         <w:tabs>
-          <w:tab w:val="center" w:pos="4136"/>
+          <w:tab w:val="center" w:pos="3988"/>
         </w:tabs>
         <w:ind w:left="-15" w:right="0" w:firstLine="0"/>
       </w:pPr>
@@ -27953,7 +27924,7 @@
       </w:r>
       <w:r>
         <w:tab/>
-        <w:t>Beatriz (Mainstream) — O Grupo de Controle Validado</w:t>
+        <w:t>Beatriz (Mainstream): O Grupo de Controle Validado</w:t>
       </w:r>
     </w:p>
     <w:p>
@@ -28048,7 +28019,10 @@
         <w:t xml:space="preserve">listeners </w:t>
       </w:r>
       <w:r>
-        <w:t xml:space="preserve">por artista) mostra que as duas distribuições — </w:t>
+        <w:t>por ar</w:t>
+      </w:r>
+      <w:r>
+        <w:t xml:space="preserve">tista) mostra que as duas distribuições, </w:t>
       </w:r>
       <w:r>
         <w:rPr>
@@ -28067,10 +28041,10 @@
           <w:sz w:val="37"/>
           <w:vertAlign w:val="subscript"/>
         </w:rPr>
-        <w:t xml:space="preserve">output </w:t>
-      </w:r>
-      <w:r>
-        <w:t xml:space="preserve">— quase se sobrepõem para Beatriz, com leve deslocamento à direita no </w:t>
+        <w:t>output</w:t>
+      </w:r>
+      <w:r>
+        <w:t xml:space="preserve">, quase se sobrepõem para Beatriz, com leve deslocamento à direita no </w:t>
       </w:r>
       <w:r>
         <w:rPr>
@@ -28135,16 +28109,16 @@
           <w:noProof/>
         </w:rPr>
         <w:drawing>
-          <wp:inline distT="0" distB="0" distL="0" distR="0" wp14:anchorId="43744F30" wp14:editId="600EADCA">
+          <wp:inline distT="0" distB="0" distL="0" distR="0" wp14:anchorId="2C82DD31" wp14:editId="336C7B2A">
             <wp:extent cx="5469056" cy="3615681"/>
             <wp:effectExtent l="0" t="0" r="0" b="0"/>
-            <wp:docPr id="4888" name="Picture 4888"/>
+            <wp:docPr id="4891" name="Picture 4891"/>
             <wp:cNvGraphicFramePr/>
             <a:graphic xmlns:a="http://schemas.openxmlformats.org/drawingml/2006/main">
               <a:graphicData uri="http://schemas.openxmlformats.org/drawingml/2006/picture">
                 <pic:pic xmlns:pic="http://schemas.openxmlformats.org/drawingml/2006/picture">
                   <pic:nvPicPr>
-                    <pic:cNvPr id="4888" name="Picture 4888"/>
+                    <pic:cNvPr id="4891" name="Picture 4891"/>
                     <pic:cNvPicPr/>
                   </pic:nvPicPr>
                   <pic:blipFill>
@@ -28296,7 +28270,7 @@
         <w:t xml:space="preserve">Conclusão para Beatriz. </w:t>
       </w:r>
       <w:r>
-        <w:t xml:space="preserve">O algoritmo “comportou-se bem” — não há distorção significativa do perfil declarado. Esta conclusão é metodologicamente importante: valida o instrumental de medição. Caso Beatriz também apresentasse grandes deltas, seria difícil isolar viés algorítmico de ruído experimental. A baixa interferência sobre o perfil </w:t>
+        <w:t xml:space="preserve">O algoritmo “comportou-se bem”, não há distorção significativa do perfil declarado. Esta conclusão é metodologicamente importante: valida o instrumental de medição. Caso Beatriz também apresentasse grandes deltas, seria difícil isolar viés algorítmico de ruído experimental. A baixa interferência sobre o perfil </w:t>
       </w:r>
       <w:r>
         <w:rPr>
@@ -28326,7 +28300,7 @@
       <w:pPr>
         <w:pStyle w:val="Ttulo5"/>
         <w:tabs>
-          <w:tab w:val="center" w:pos="4076"/>
+          <w:tab w:val="center" w:pos="3927"/>
         </w:tabs>
         <w:ind w:left="-15" w:right="0" w:firstLine="0"/>
       </w:pPr>
@@ -28335,7 +28309,7 @@
       </w:r>
       <w:r>
         <w:tab/>
-        <w:t>Daniel (Lo-fi) — Confirmação do Viés de Popularidade</w:t>
+        <w:t>Daniel (Lo-fi): Confirmação do Viés de Popularidade</w:t>
       </w:r>
     </w:p>
     <w:p>
@@ -28502,16 +28476,16 @@
           <w:noProof/>
         </w:rPr>
         <w:drawing>
-          <wp:inline distT="0" distB="0" distL="0" distR="0" wp14:anchorId="2E2E17EB" wp14:editId="39585DAD">
+          <wp:inline distT="0" distB="0" distL="0" distR="0" wp14:anchorId="63BDD658" wp14:editId="04D4D0E1">
             <wp:extent cx="4893429" cy="2633763"/>
             <wp:effectExtent l="0" t="0" r="0" b="0"/>
-            <wp:docPr id="4978" name="Picture 4978"/>
+            <wp:docPr id="4981" name="Picture 4981"/>
             <wp:cNvGraphicFramePr/>
             <a:graphic xmlns:a="http://schemas.openxmlformats.org/drawingml/2006/main">
               <a:graphicData uri="http://schemas.openxmlformats.org/drawingml/2006/picture">
                 <pic:pic xmlns:pic="http://schemas.openxmlformats.org/drawingml/2006/picture">
                   <pic:nvPicPr>
-                    <pic:cNvPr id="4978" name="Picture 4978"/>
+                    <pic:cNvPr id="4981" name="Picture 4981"/>
                     <pic:cNvPicPr/>
                   </pic:nvPicPr>
                   <pic:blipFill>
@@ -28641,16 +28615,16 @@
           <w:noProof/>
         </w:rPr>
         <w:drawing>
-          <wp:inline distT="0" distB="0" distL="0" distR="0" wp14:anchorId="0E0E7E62" wp14:editId="5D13227B">
+          <wp:inline distT="0" distB="0" distL="0" distR="0" wp14:anchorId="735DF238" wp14:editId="76224E2B">
             <wp:extent cx="4893414" cy="1939315"/>
             <wp:effectExtent l="0" t="0" r="0" b="0"/>
-            <wp:docPr id="4999" name="Picture 4999"/>
+            <wp:docPr id="5002" name="Picture 5002"/>
             <wp:cNvGraphicFramePr/>
             <a:graphic xmlns:a="http://schemas.openxmlformats.org/drawingml/2006/main">
               <a:graphicData uri="http://schemas.openxmlformats.org/drawingml/2006/picture">
                 <pic:pic xmlns:pic="http://schemas.openxmlformats.org/drawingml/2006/picture">
                   <pic:nvPicPr>
-                    <pic:cNvPr id="4999" name="Picture 4999"/>
+                    <pic:cNvPr id="5002" name="Picture 5002"/>
                     <pic:cNvPicPr/>
                   </pic:nvPicPr>
                   <pic:blipFill>
@@ -28767,7 +28741,10 @@
         <w:t>,</w:t>
       </w:r>
       <w:r>
-        <w:t xml:space="preserve">7%). Esta queda de bandas/grupos confirma uma característica estrutural do nicho </w:t>
+        <w:t>7%</w:t>
+      </w:r>
+      <w:r>
+        <w:t xml:space="preserve">). Esta queda de bandas/grupos confirma uma característica estrutural do nicho </w:t>
       </w:r>
       <w:r>
         <w:rPr>
@@ -28805,7 +28782,7 @@
     </w:p>
     <w:p>
       <w:pPr>
-        <w:spacing w:after="246"/>
+        <w:spacing w:after="243"/>
         <w:ind w:left="-15" w:right="666"/>
       </w:pPr>
       <w:r>
@@ -28869,10 +28846,7 @@
         <w:t xml:space="preserve">→ </w:t>
       </w:r>
       <w:r>
-        <w:t xml:space="preserve">12 </w:t>
-      </w:r>
-      <w:r>
-        <w:t>entre os tipados), e proporções sobre contagens pequenas têm alta variância. O IC de Wilson 95% do % grupo (</w:t>
+        <w:t>12 entre os tipados), e proporções sobre contagens pequenas têm alta variância. O IC de Wilson 95% do % grupo (</w:t>
       </w:r>
       <w:r>
         <w:rPr>
@@ -28978,7 +28952,7 @@
         <w:t>lo-fi</w:t>
       </w:r>
       <w:r>
-        <w:t xml:space="preserve">/instrumental — produtores que migraram do anonimato para a “elite do nicho”, evidenciando que a “Zona de Conforto Algorítmico” desloca o perfil em direção ao centro de gravidade da popularidade, mesmo dentro de um </w:t>
+        <w:t xml:space="preserve">/instrumental, produtores que migraram do anonimato para a “elite do nicho”, evidenciando que a “Zona de Conforto Algorítmico” desloca o perfil em direção ao centro de gravidade da popularidade, mesmo dentro de um </w:t>
       </w:r>
       <w:r>
         <w:rPr>
@@ -29024,13 +28998,7 @@
         <w:rPr>
           <w:color w:val="2905C3"/>
         </w:rPr>
-        <w:t>KOWALD;</w:t>
-      </w:r>
-      <w:r>
-        <w:rPr>
-          <w:color w:val="2905C3"/>
-        </w:rPr>
-        <w:t xml:space="preserve"> SCHEDL; LEX</w:t>
+        <w:t>KOWALD; SCHEDL; LEX</w:t>
       </w:r>
       <w:r>
         <w:t xml:space="preserve">, </w:t>
@@ -29049,7 +29017,7 @@
       <w:pPr>
         <w:pStyle w:val="Ttulo5"/>
         <w:tabs>
-          <w:tab w:val="center" w:pos="3962"/>
+          <w:tab w:val="center" w:pos="3813"/>
         </w:tabs>
         <w:spacing w:after="165"/>
         <w:ind w:left="-15" w:right="0" w:firstLine="0"/>
@@ -29059,7 +29027,7 @@
       </w:r>
       <w:r>
         <w:tab/>
-        <w:t>Sofia (Nicho) — Viés do Hit dentro da Cauda Longa</w:t>
+        <w:t>Sofia (Nicho): Viés do Hit dentro da Cauda Longa</w:t>
       </w:r>
     </w:p>
     <w:p>
@@ -29689,10 +29657,7 @@
         <w:t xml:space="preserve">33 </w:t>
       </w:r>
       <w:r>
-        <w:t>evi</w:t>
-      </w:r>
-      <w:r>
-        <w:t>dencia que, embora a distribuição temporal permaneça estável, a composição interna da bolha mudou drasticamente.</w:t>
+        <w:t>evidencia que, embora a distribuição temporal permaneça estável, a composição interna da bolha mudou drasticamente.</w:t>
       </w:r>
     </w:p>
     <w:p>
@@ -29741,16 +29706,16 @@
           <w:noProof/>
         </w:rPr>
         <w:drawing>
-          <wp:inline distT="0" distB="0" distL="0" distR="0" wp14:anchorId="421EC151" wp14:editId="30EB2B33">
+          <wp:inline distT="0" distB="0" distL="0" distR="0" wp14:anchorId="1D1DC355" wp14:editId="19DB4329">
             <wp:extent cx="5469111" cy="3620606"/>
             <wp:effectExtent l="0" t="0" r="0" b="0"/>
-            <wp:docPr id="5234" name="Picture 5234"/>
+            <wp:docPr id="5237" name="Picture 5237"/>
             <wp:cNvGraphicFramePr/>
             <a:graphic xmlns:a="http://schemas.openxmlformats.org/drawingml/2006/main">
               <a:graphicData uri="http://schemas.openxmlformats.org/drawingml/2006/picture">
                 <pic:pic xmlns:pic="http://schemas.openxmlformats.org/drawingml/2006/picture">
                   <pic:nvPicPr>
-                    <pic:cNvPr id="5234" name="Picture 5234"/>
+                    <pic:cNvPr id="5237" name="Picture 5237"/>
                     <pic:cNvPicPr/>
                   </pic:nvPicPr>
                   <pic:blipFill>
@@ -29823,7 +29788,7 @@
         <w:t>input</w:t>
       </w:r>
       <w:r>
-        <w:t>), abriu o leque para artistas adicionais com poucas faixas cada — comportamento típico de “</w:t>
+        <w:t>), abriu o leque para artistas adicionais com poucas faixas cada, comportamento típico de “</w:t>
       </w:r>
       <w:r>
         <w:rPr>
@@ -29898,27 +29863,21 @@
       <w:r>
         <w:rPr>
           <w:i/>
-        </w:rPr>
-        <w:t xml:space="preserve">faixa </w:t>
-      </w:r>
-      <w:r>
-        <w:t xml:space="preserve">— uma forma mais sutil de viés que apenas a granularidade </w:t>
-      </w:r>
-      <w:r>
-        <w:rPr>
-          <w:i/>
-          <w:sz w:val="37"/>
-          <w:vertAlign w:val="subscript"/>
-        </w:rPr>
-        <w:t>track-level</w:t>
-      </w:r>
-      <w:r>
-        <w:rPr>
-          <w:i/>
-          <w:sz w:val="37"/>
-          <w:vertAlign w:val="subscript"/>
-        </w:rPr>
-        <w:t xml:space="preserve"> </w:t>
+          <w:sz w:val="37"/>
+          <w:vertAlign w:val="subscript"/>
+        </w:rPr>
+        <w:t>faixa</w:t>
+      </w:r>
+      <w:r>
+        <w:t xml:space="preserve">, uma forma mais sutil de viés que apenas a granularidade </w:t>
+      </w:r>
+      <w:r>
+        <w:rPr>
+          <w:i/>
+          <w:sz w:val="37"/>
+          <w:vertAlign w:val="subscript"/>
+        </w:rPr>
+        <w:t xml:space="preserve">track-level </w:t>
       </w:r>
       <w:r>
         <w:t>da fonte Last.fm permitiu capturar.</w:t>
@@ -29928,7 +29887,7 @@
       <w:pPr>
         <w:pStyle w:val="Ttulo5"/>
         <w:tabs>
-          <w:tab w:val="center" w:pos="4429"/>
+          <w:tab w:val="center" w:pos="4280"/>
         </w:tabs>
         <w:spacing w:after="176"/>
         <w:ind w:left="-15" w:right="0" w:firstLine="0"/>
@@ -29938,7 +29897,7 @@
       </w:r>
       <w:r>
         <w:tab/>
-        <w:t>Ricardo (Nostálgico) — Pulverização da Fidelidade Canônica</w:t>
+        <w:t>Ricardo (Nostálgico): Pulverização da Fidelidade Canônica</w:t>
       </w:r>
     </w:p>
     <w:p>
@@ -30155,7 +30114,7 @@
         <w:t xml:space="preserve">pulverização sistemática da fidelidade canônica </w:t>
       </w:r>
       <w:r>
-        <w:t xml:space="preserve">declarada por Ricardo. Ao invés de respeitar o comportamento de “escuta de discografia profunda” (mergulho vertical em poucos ídolos consagrados), o algoritmo expandiu o leque de artistas em sete vezes — recomendando muitos artistas novos com poucas faixas cada, em vez de mais faixas dos mesmos 18 artistas que Ricardo já declarou consumir. A Figura </w:t>
+        <w:t xml:space="preserve">declarada por Ricardo. Ao invés de respeitar o comportamento de “escuta de discografia profunda” (mergulho vertical em poucos ídolos consagrados), o algoritmo expandiu o leque de artistas em sete vezes, recomendando muitos artistas novos com poucas faixas cada, em vez de mais faixas dos mesmos 18 artistas que Ricardo já declarou consumir. A Figura </w:t>
       </w:r>
       <w:r>
         <w:rPr>
@@ -30255,16 +30214,16 @@
           <w:noProof/>
         </w:rPr>
         <w:drawing>
-          <wp:inline distT="0" distB="0" distL="0" distR="0" wp14:anchorId="48E51726" wp14:editId="17B5DB8F">
+          <wp:inline distT="0" distB="0" distL="0" distR="0" wp14:anchorId="0BAC46FA" wp14:editId="6B2B9872">
             <wp:extent cx="5468995" cy="6498424"/>
             <wp:effectExtent l="0" t="0" r="0" b="0"/>
-            <wp:docPr id="5367" name="Picture 5367"/>
+            <wp:docPr id="5369" name="Picture 5369"/>
             <wp:cNvGraphicFramePr/>
             <a:graphic xmlns:a="http://schemas.openxmlformats.org/drawingml/2006/main">
               <a:graphicData uri="http://schemas.openxmlformats.org/drawingml/2006/picture">
                 <pic:pic xmlns:pic="http://schemas.openxmlformats.org/drawingml/2006/picture">
                   <pic:nvPicPr>
-                    <pic:cNvPr id="5367" name="Picture 5367"/>
+                    <pic:cNvPr id="5369" name="Picture 5369"/>
                     <pic:cNvPicPr/>
                   </pic:nvPicPr>
                   <pic:blipFill>
@@ -30452,7 +30411,10 @@
         <w:t>listeners</w:t>
       </w:r>
       <w:r>
-        <w:t>; os 108 novos artistas introduzidos pelo algoritmo são em média menos consagrados — abaixando a mediana global, mesmo que cada um individualmente seja popular.</w:t>
+        <w:t xml:space="preserve">; </w:t>
+      </w:r>
+      <w:r>
+        <w:t>os 108 novos artistas introduzidos pelo algoritmo são em média menos consagrados, abaixando a mediana global, mesmo que cada um individualmente seja popular.</w:t>
       </w:r>
     </w:p>
     <w:p>
@@ -30516,7 +30478,7 @@
     </w:p>
     <w:p>
       <w:pPr>
-        <w:spacing w:after="639"/>
+        <w:spacing w:after="584" w:line="311" w:lineRule="auto"/>
         <w:ind w:left="-15" w:right="666"/>
       </w:pPr>
       <w:r>
@@ -30554,16 +30516,14 @@
         <w:rPr>
           <w:b/>
         </w:rPr>
-        <w:t xml:space="preserve">NÃO respeita o comportamento de fidelidade canônica </w:t>
-      </w:r>
-      <w:r>
-        <w:t xml:space="preserve">— ao contrário, força a substituição de “discografia profunda” por “exploração horizontal de artistas similares”. Este achado tem implicações cruciais para o argumento sobre </w:t>
-      </w:r>
-      <w:r>
-        <w:rPr>
-          <w:i/>
-          <w:sz w:val="37"/>
-          <w:vertAlign w:val="subscript"/>
+        <w:t>NÃO respeita o comportamento de fidelidade canônica</w:t>
+      </w:r>
+      <w:r>
+        <w:t xml:space="preserve">, ao contrário, força a substituição de “discografia profunda” por “exploração horizontal de artistas similares”. Este achado tem implicações cruciais para o argumento sobre </w:t>
+      </w:r>
+      <w:r>
+        <w:rPr>
+          <w:i/>
         </w:rPr>
         <w:t>bolha de filtro</w:t>
       </w:r>
@@ -30587,13 +30547,13 @@
           <w:sz w:val="37"/>
           <w:vertAlign w:val="subscript"/>
         </w:rPr>
-        <w:t xml:space="preserve">arromba a </w:t>
+        <w:t xml:space="preserve">arromba a bolha </w:t>
       </w:r>
       <w:r>
         <w:rPr>
           <w:b/>
         </w:rPr>
-        <w:t>bolha vertical, fragmenta o gosto consolidado e empurra o usuário em direção a uma horizontalidade comum</w:t>
+        <w:t>vertical, fragmenta o gosto consolidado e empurra o usuário em direção a uma horizontalidade comum</w:t>
       </w:r>
       <w:r>
         <w:t>.</w:t>
@@ -30602,7 +30562,7 @@
     <w:p>
       <w:pPr>
         <w:pStyle w:val="Ttulo4"/>
-        <w:spacing w:after="75" w:line="320" w:lineRule="auto"/>
+        <w:spacing w:after="74" w:line="320" w:lineRule="auto"/>
         <w:ind w:left="723" w:right="0" w:hanging="738"/>
       </w:pPr>
       <w:r>
@@ -30621,10 +30581,10 @@
         <w:rPr>
           <w:b/>
         </w:rPr>
-        <w:t xml:space="preserve">achado central deste estudo </w:t>
-      </w:r>
-      <w:r>
-        <w:t xml:space="preserve">— mais sutil e mais robusto do que a hipótese inicial de um “colapso de contexto” entendido como fusão dos perfis. Quando se decompõe a noção de “convergência” em três níveis distintos (conteúdo, tema e magnitude de diversidade), os dados </w:t>
+        <w:t>achado central deste estudo</w:t>
+      </w:r>
+      <w:r>
+        <w:t xml:space="preserve">, mais sutil e mais robusto do que a hipótese inicial de um “colapso de contexto” entendido como fusão dos perfis. Quando se decompõe a noção de “convergência” em três níveis distintos (conteúdo, tema e magnitude de diversidade), os dados </w:t>
       </w:r>
       <w:r>
         <w:rPr>
@@ -30632,13 +30592,13 @@
           <w:sz w:val="37"/>
           <w:vertAlign w:val="subscript"/>
         </w:rPr>
-        <w:t>refutam a ho</w:t>
+        <w:t>refutam a homoge</w:t>
       </w:r>
       <w:r>
         <w:rPr>
           <w:b/>
         </w:rPr>
-        <w:t xml:space="preserve">mogeneização de conteúdo </w:t>
+        <w:t xml:space="preserve">neização de conteúdo </w:t>
       </w:r>
       <w:r>
         <w:t xml:space="preserve">e revelam um fenômeno estratificado: o algoritmo expande a riqueza interna de cada perfil e os aproxima </w:t>
@@ -30661,12 +30621,12 @@
         <w:ind w:left="-5" w:right="0"/>
       </w:pPr>
       <w:r>
-        <w:t>Nível 1 — Conteúdo (artistas): silos preservados, não colapso</w:t>
-      </w:r>
-    </w:p>
-    <w:p>
-      <w:pPr>
-        <w:spacing w:after="30"/>
+        <w:t>Nível 1: Conteúdo (artistas): silos preservados, não colapso</w:t>
+      </w:r>
+    </w:p>
+    <w:p>
+      <w:pPr>
+        <w:spacing w:after="29"/>
         <w:ind w:left="-15" w:right="666"/>
       </w:pPr>
       <w:r>
@@ -30707,10 +30667,10 @@
           <w:b/>
           <w:i/>
         </w:rPr>
-        <w:t xml:space="preserve">output </w:t>
-      </w:r>
-      <w:r>
-        <w:t xml:space="preserve">— os quatro conjuntos de artistas recomendados são integralmente disjuntos (união de 452 artistas, idêntica à soma dos tamanhos). Um teste de permutação (rótulos de persona reembaralhados, mil reamostragens, correção de </w:t>
+        <w:t>output</w:t>
+      </w:r>
+      <w:r>
+        <w:t xml:space="preserve">, os quatro conjuntos de artistas recomendados são integralmente disjuntos (união de 452 artistas, idêntica à soma dos tamanhos). Um teste de permutação (rótulos de persona reembaralhados, mil reamostragens, correção de </w:t>
       </w:r>
       <w:r>
         <w:rPr>
@@ -30736,20 +30696,18 @@
           <w:sz w:val="37"/>
           <w:vertAlign w:val="subscript"/>
         </w:rPr>
-        <w:t>sig-</w:t>
-      </w:r>
-    </w:p>
-    <w:p>
-      <w:pPr>
-        <w:spacing w:after="0" w:line="265" w:lineRule="auto"/>
-        <w:ind w:left="0" w:right="48" w:firstLine="0"/>
-        <w:jc w:val="left"/>
+        <w:t>signi-</w:t>
+      </w:r>
+    </w:p>
+    <w:p>
+      <w:pPr>
+        <w:ind w:left="-15" w:right="666" w:firstLine="0"/>
       </w:pPr>
       <w:r>
         <w:rPr>
           <w:b/>
         </w:rPr>
-        <w:t>nificativamente maior do que a esperada ao acaso</w:t>
+        <w:t>ficativamente maior do que a esperada ao acaso</w:t>
       </w:r>
       <w:r>
         <w:t>: dado o tamanho dos conjuntos, esperar-se-ia um Jaccard de 0,142 (IC 95% [0,125; 0,161]) por mero sorteio, contra 0,000 observado (</w:t>
@@ -30774,7 +30732,10 @@
         <w:t>,</w:t>
       </w:r>
       <w:r>
-        <w:t>001). Em vez de fundir os perfis, o algoritmo preserva — e estatisticamente acentua — silos de repertório distintos.</w:t>
+        <w:t>001</w:t>
+      </w:r>
+      <w:r>
+        <w:t>). Em vez de fundir os perfis, o algoritmo preserva, e estatisticamente acentua, silos de repertório distintos.</w:t>
       </w:r>
     </w:p>
     <w:p>
@@ -30783,7 +30744,7 @@
         <w:ind w:left="-5" w:right="0"/>
       </w:pPr>
       <w:r>
-        <w:t>Nível 2 — Tema (gêneros/tags): convergência parcial</w:t>
+        <w:t>Nível 2: Tema (gêneros/tags): convergência parcial</w:t>
       </w:r>
     </w:p>
     <w:p>
@@ -30877,7 +30838,7 @@
         <w:ind w:left="681" w:right="9" w:firstLine="0"/>
         <w:jc w:val="both"/>
       </w:pPr>
-      <w:bookmarkStart w:id="10" w:name="_Toc81928"/>
+      <w:bookmarkStart w:id="10" w:name="_Toc82014"/>
       <w:r>
         <w:t>Tabela 11 – Jaccard médio cross-persona (6 pares) vs. nulo de permutação.</w:t>
       </w:r>
@@ -30897,10 +30858,10 @@
         <mc:AlternateContent>
           <mc:Choice Requires="wpg">
             <w:drawing>
-              <wp:inline distT="0" distB="0" distL="0" distR="0" wp14:anchorId="36B4ACC1" wp14:editId="4C543D9B">
+              <wp:inline distT="0" distB="0" distL="0" distR="0" wp14:anchorId="02842D07" wp14:editId="23C01054">
                 <wp:extent cx="5756910" cy="11887"/>
                 <wp:effectExtent l="0" t="0" r="0" b="0"/>
-                <wp:docPr id="74470" name="Group 74470"/>
+                <wp:docPr id="73506" name="Group 73506"/>
                 <wp:cNvGraphicFramePr/>
                 <a:graphic xmlns:a="http://schemas.openxmlformats.org/drawingml/2006/main">
                   <a:graphicData uri="http://schemas.microsoft.com/office/word/2010/wordprocessingGroup">
@@ -30915,7 +30876,7 @@
                         </a:xfrm>
                       </wpg:grpSpPr>
                       <wps:wsp>
-                        <wps:cNvPr id="5545" name="Shape 5545"/>
+                        <wps:cNvPr id="5546" name="Shape 5546"/>
                         <wps:cNvSpPr/>
                         <wps:spPr>
                           <a:xfrm>
@@ -30967,8 +30928,8 @@
           </mc:Choice>
           <mc:Fallback xmlns:a="http://schemas.openxmlformats.org/drawingml/2006/main">
             <w:pict>
-              <v:group id="Group 74470" style="width:453.3pt;height:0.936pt;mso-position-horizontal-relative:char;mso-position-vertical-relative:line" coordsize="57569,118">
-                <v:shape id="Shape 5545" style="position:absolute;width:57569;height:0;left:0;top:0;" coordsize="5756910,0" path="m0,0l5756910,0">
+              <v:group id="Group 73506" style="width:453.3pt;height:0.936pt;mso-position-horizontal-relative:char;mso-position-vertical-relative:line" coordsize="57569,118">
+                <v:shape id="Shape 5546" style="position:absolute;width:57569;height:0;left:0;top:0;" coordsize="5756910,0" path="m0,0l5756910,0">
                   <v:stroke weight="0.936pt" endcap="flat" joinstyle="miter" miterlimit="10" on="true" color="#000000"/>
                   <v:fill on="false" color="#000000" opacity="0"/>
                 </v:shape>
@@ -31038,10 +30999,10 @@
         <mc:AlternateContent>
           <mc:Choice Requires="wpg">
             <w:drawing>
-              <wp:inline distT="0" distB="0" distL="0" distR="0" wp14:anchorId="56CC46D0" wp14:editId="75C57BCA">
+              <wp:inline distT="0" distB="0" distL="0" distR="0" wp14:anchorId="1A3F357F" wp14:editId="05F3FE7D">
                 <wp:extent cx="5756910" cy="7429"/>
                 <wp:effectExtent l="0" t="0" r="0" b="0"/>
-                <wp:docPr id="74472" name="Group 74472"/>
+                <wp:docPr id="73507" name="Group 73507"/>
                 <wp:cNvGraphicFramePr/>
                 <a:graphic xmlns:a="http://schemas.openxmlformats.org/drawingml/2006/main">
                   <a:graphicData uri="http://schemas.microsoft.com/office/word/2010/wordprocessingGroup">
@@ -31056,7 +31017,7 @@
                         </a:xfrm>
                       </wpg:grpSpPr>
                       <wps:wsp>
-                        <wps:cNvPr id="5549" name="Shape 5549"/>
+                        <wps:cNvPr id="5550" name="Shape 5550"/>
                         <wps:cNvSpPr/>
                         <wps:spPr>
                           <a:xfrm>
@@ -31108,8 +31069,8 @@
           </mc:Choice>
           <mc:Fallback xmlns:a="http://schemas.openxmlformats.org/drawingml/2006/main">
             <w:pict>
-              <v:group id="Group 74472" style="width:453.3pt;height:0.585pt;mso-position-horizontal-relative:char;mso-position-vertical-relative:line" coordsize="57569,74">
-                <v:shape id="Shape 5549" style="position:absolute;width:57569;height:0;left:0;top:0;" coordsize="5756910,0" path="m0,0l5756910,0">
+              <v:group id="Group 73507" style="width:453.3pt;height:0.585pt;mso-position-horizontal-relative:char;mso-position-vertical-relative:line" coordsize="57569,74">
+                <v:shape id="Shape 5550" style="position:absolute;width:57569;height:0;left:0;top:0;" coordsize="5756910,0" path="m0,0l5756910,0">
                   <v:stroke weight="0.585pt" endcap="flat" joinstyle="miter" miterlimit="10" on="true" color="#000000"/>
                   <v:fill on="false" color="#000000" opacity="0"/>
                 </v:shape>
@@ -31357,7 +31318,13 @@
         <w:rPr>
           <w:sz w:val="20"/>
         </w:rPr>
-        <w:t>(+20%), porém ainda abaixo do acaso.</w:t>
+        <w:t xml:space="preserve">(+20%), </w:t>
+      </w:r>
+      <w:r>
+        <w:rPr>
+          <w:sz w:val="20"/>
+        </w:rPr>
+        <w:t>porém ainda abaixo do acaso.</w:t>
       </w:r>
     </w:p>
     <w:p>
@@ -31374,10 +31341,10 @@
         <mc:AlternateContent>
           <mc:Choice Requires="wpg">
             <w:drawing>
-              <wp:inline distT="0" distB="0" distL="0" distR="0" wp14:anchorId="342AF99B" wp14:editId="6FB687A5">
+              <wp:inline distT="0" distB="0" distL="0" distR="0" wp14:anchorId="7C76C178" wp14:editId="72E92468">
                 <wp:extent cx="5756910" cy="11887"/>
                 <wp:effectExtent l="0" t="0" r="0" b="0"/>
-                <wp:docPr id="74473" name="Group 74473"/>
+                <wp:docPr id="73508" name="Group 73508"/>
                 <wp:cNvGraphicFramePr/>
                 <a:graphic xmlns:a="http://schemas.openxmlformats.org/drawingml/2006/main">
                   <a:graphicData uri="http://schemas.microsoft.com/office/word/2010/wordprocessingGroup">
@@ -31392,7 +31359,7 @@
                         </a:xfrm>
                       </wpg:grpSpPr>
                       <wps:wsp>
-                        <wps:cNvPr id="5583" name="Shape 5583"/>
+                        <wps:cNvPr id="5584" name="Shape 5584"/>
                         <wps:cNvSpPr/>
                         <wps:spPr>
                           <a:xfrm>
@@ -31444,8 +31411,8 @@
           </mc:Choice>
           <mc:Fallback xmlns:a="http://schemas.openxmlformats.org/drawingml/2006/main">
             <w:pict>
-              <v:group id="Group 74473" style="width:453.3pt;height:0.936pt;mso-position-horizontal-relative:char;mso-position-vertical-relative:line" coordsize="57569,118">
-                <v:shape id="Shape 5583" style="position:absolute;width:57569;height:0;left:0;top:0;" coordsize="5756910,0" path="m0,0l5756910,0">
+              <v:group id="Group 73508" style="width:453.3pt;height:0.936pt;mso-position-horizontal-relative:char;mso-position-vertical-relative:line" coordsize="57569,118">
+                <v:shape id="Shape 5584" style="position:absolute;width:57569;height:0;left:0;top:0;" coordsize="5756910,0" path="m0,0l5756910,0">
                   <v:stroke weight="0.936pt" endcap="flat" joinstyle="miter" miterlimit="10" on="true" color="#000000"/>
                   <v:fill on="false" color="#000000" opacity="0"/>
                 </v:shape>
@@ -31474,7 +31441,7 @@
         <w:ind w:left="-5" w:right="0"/>
       </w:pPr>
       <w:r>
-        <w:t>Nível 3 — Magnitude da diversidade: convergência por expansão de riqueza</w:t>
+        <w:t>Nível 3: Magnitude da diversidade: convergência por expansão de riqueza</w:t>
       </w:r>
     </w:p>
     <w:p>
@@ -31493,7 +31460,7 @@
         <w:t>∼</w:t>
       </w:r>
       <w:r>
-        <w:t xml:space="preserve">6,5), antes dispersa entre 4,10 e 6,27 — uma redução de </w:t>
+        <w:t xml:space="preserve">6,5), antes dispersa entre 4,10 e 6,27, uma redução de </w:t>
       </w:r>
       <w:r>
         <w:rPr>
@@ -31577,16 +31544,16 @@
           <w:noProof/>
         </w:rPr>
         <w:drawing>
-          <wp:inline distT="0" distB="0" distL="0" distR="0" wp14:anchorId="487ECB10" wp14:editId="4341040C">
+          <wp:inline distT="0" distB="0" distL="0" distR="0" wp14:anchorId="7526A7E2" wp14:editId="67037DEA">
             <wp:extent cx="4893429" cy="2633763"/>
             <wp:effectExtent l="0" t="0" r="0" b="0"/>
-            <wp:docPr id="5636" name="Picture 5636"/>
+            <wp:docPr id="5638" name="Picture 5638"/>
             <wp:cNvGraphicFramePr/>
             <a:graphic xmlns:a="http://schemas.openxmlformats.org/drawingml/2006/main">
               <a:graphicData uri="http://schemas.openxmlformats.org/drawingml/2006/picture">
                 <pic:pic xmlns:pic="http://schemas.openxmlformats.org/drawingml/2006/picture">
                   <pic:nvPicPr>
-                    <pic:cNvPr id="5636" name="Picture 5636"/>
+                    <pic:cNvPr id="5638" name="Picture 5638"/>
                     <pic:cNvPicPr/>
                   </pic:nvPicPr>
                   <pic:blipFill>
@@ -31649,7 +31616,7 @@
         <w:pStyle w:val="Ttulo1"/>
         <w:ind w:left="10" w:right="666"/>
       </w:pPr>
-      <w:bookmarkStart w:id="11" w:name="_Toc81929"/>
+      <w:bookmarkStart w:id="11" w:name="_Toc82015"/>
       <w:r>
         <w:t xml:space="preserve">Tabela 12 – Convergência da Shannon </w:t>
       </w:r>
@@ -32624,7 +32591,7 @@
         <w:t xml:space="preserve">evenness </w:t>
       </w:r>
       <w:r>
-        <w:t xml:space="preserve">de Pielou permanece praticamente constante (0,92–0,98) — para Ricardo, ela inclusive </w:t>
+        <w:t xml:space="preserve">de Pielou permanece praticamente constante (0,92–0,98), para Ricardo, ela inclusive </w:t>
       </w:r>
       <w:r>
         <w:rPr>
@@ -32756,10 +32723,7 @@
         <w:t xml:space="preserve">108 artistas (IC 95% [102; 113]) </w:t>
       </w:r>
       <w:r>
-        <w:t>mesmo sob esforço amostral p</w:t>
-      </w:r>
-      <w:r>
-        <w:t xml:space="preserve">adronizado, contra 18 no </w:t>
+        <w:t xml:space="preserve">mesmo sob esforço amostral padronizado, contra 18 no </w:t>
       </w:r>
       <w:r>
         <w:rPr>
@@ -32838,7 +32802,7 @@
         <w:t xml:space="preserve">magnitude </w:t>
       </w:r>
       <w:r>
-        <w:t>de diversidade — não no eixo de conteúdo. A bolha não se rompe nem se funde com as demais: ela se alarga internamente enquanto suas paredes de conteúdo permanecem de pé.</w:t>
+        <w:t>de diversidade, não no eixo de conteúdo. A bolha não se rompe nem se funde com as demais: ela se alarga internamente enquanto suas paredes de conteúdo permanecem de pé.</w:t>
       </w:r>
     </w:p>
     <w:p>
@@ -32889,7 +32853,7 @@
         <w:pStyle w:val="Ttulo1"/>
         <w:ind w:left="10" w:right="667"/>
       </w:pPr>
-      <w:bookmarkStart w:id="12" w:name="_Toc81930"/>
+      <w:bookmarkStart w:id="12" w:name="_Toc82016"/>
       <w:r>
         <w:t>Tabela 13 – Síntese dos Achados por Persona e Hipóteses Confirmadas.</w:t>
       </w:r>
@@ -33682,18 +33646,20 @@
             <w:pPr>
               <w:spacing w:after="0" w:line="259" w:lineRule="auto"/>
               <w:ind w:left="0" w:right="0" w:firstLine="0"/>
-            </w:pPr>
-            <w:r>
-              <w:rPr>
-                <w:sz w:val="20"/>
-              </w:rPr>
-              <w:t xml:space="preserve">Pulverização (+600%) — </w:t>
-            </w:r>
-            <w:r>
-              <w:rPr>
-                <w:sz w:val="20"/>
-              </w:rPr>
-              <w:t>oposto da hipótese</w:t>
+              <w:jc w:val="left"/>
+            </w:pPr>
+            <w:r>
+              <w:rPr>
+                <w:sz w:val="20"/>
+              </w:rPr>
+              <w:t>Pulverização</w:t>
+            </w:r>
+            <w:r>
+              <w:rPr>
+                <w:sz w:val="20"/>
+              </w:rPr>
+              <w:tab/>
+              <w:t>(+600%), oposto da hipótese</w:t>
             </w:r>
           </w:p>
         </w:tc>
@@ -33779,7 +33745,10 @@
         <w:ind w:left="-15" w:right="666"/>
       </w:pPr>
       <w:r>
-        <w:t xml:space="preserve">A hipótese de Ricardo merece destaque: o estudo havia antecipado que o algoritmo poderia “ficar preso” em recomendações de eras passadas, gerando estagnamento de descoberta. O resultado empírico aponta o oposto: o algoritmo arromba ativamente a bolha vertical, introduzindo 108 novos artistas (+600%) e modernizando sutilmente a janela temporal (+5 anos na carreira mediana). Este achado é cientificamente mais valioso do que a hipótese original, pois revela uma </w:t>
+        <w:t xml:space="preserve">A hipótese de Ricardo merece destaque: o estudo havia antecipado que o algoritmo poderia “ficar preso” em recomendações de eras passadas, gerando estagnamento de descoberta. O resultado empírico aponta o oposto: o algoritmo arromba ativamente a bolha vertical, introduzindo 108 novos artistas (+600%) e modernizando sutilmente a janela temporal (+5 </w:t>
+      </w:r>
+      <w:r>
+        <w:t xml:space="preserve">anos na carreira mediana). Este achado é cientificamente mais valioso do que a hipótese original, pois revela uma </w:t>
       </w:r>
       <w:r>
         <w:rPr>
@@ -33797,7 +33766,7 @@
         <w:tabs>
           <w:tab w:val="center" w:pos="2532"/>
         </w:tabs>
-        <w:spacing w:after="225"/>
+        <w:spacing w:after="223"/>
         <w:ind w:left="-15" w:right="0" w:firstLine="0"/>
       </w:pPr>
       <w:r>
@@ -33829,8 +33798,6 @@
       <w:r>
         <w:rPr>
           <w:i/>
-          <w:sz w:val="37"/>
-          <w:vertAlign w:val="subscript"/>
         </w:rPr>
         <w:t xml:space="preserve">magnitude </w:t>
       </w:r>
@@ -33855,7 +33822,7 @@
         <w:t>bits</w:t>
       </w:r>
       <w:r>
-        <w:t xml:space="preserve">), mas — como provam a </w:t>
+        <w:t xml:space="preserve">), mas, como provam a </w:t>
       </w:r>
       <w:r>
         <w:rPr>
@@ -33866,7 +33833,7 @@
         <w:t xml:space="preserve">evenness </w:t>
       </w:r>
       <w:r>
-        <w:t xml:space="preserve">de Pielou plana e a rarefação — isso é expansão de riqueza de catálogo, não homogeneização de entropia. Crucialmente, no nível de conteúdo não há convergência alguma: o Jaccard </w:t>
+        <w:t xml:space="preserve">de Pielou plana e a rarefação, isso é expansão de riqueza de catálogo, não homogeneização de entropia. Crucialmente, no nível de conteúdo não há convergência alguma: o Jaccard </w:t>
       </w:r>
       <w:r>
         <w:rPr>
@@ -33904,14 +33871,13 @@
       <w:r>
         <w:rPr>
           <w:i/>
+          <w:sz w:val="37"/>
+          <w:vertAlign w:val="subscript"/>
         </w:rPr>
         <w:t xml:space="preserve">tags </w:t>
       </w:r>
       <w:r>
-        <w:t>+20%) enquanto mantém os repertórios de artistas disjuntos. Este é o achado mais robusto e cont</w:t>
-      </w:r>
-      <w:r>
-        <w:t>raintuitivo do estudo.</w:t>
+        <w:t>+20%) enquanto mantém os repertórios de artistas disjuntos. Este é o achado mais robusto e contraintuitivo do estudo.</w:t>
       </w:r>
     </w:p>
     <w:p>
@@ -34142,8 +34108,6 @@
       <w:r>
         <w:rPr>
           <w:i/>
-          <w:sz w:val="37"/>
-          <w:vertAlign w:val="subscript"/>
         </w:rPr>
         <w:t xml:space="preserve">underground </w:t>
       </w:r>
@@ -34156,19 +34120,19 @@
           <w:sz w:val="37"/>
           <w:vertAlign w:val="subscript"/>
         </w:rPr>
-        <w:t xml:space="preserve">deep cuts </w:t>
-      </w:r>
-      <w:r>
-        <w:t>— em coerência com o modelo de negócio da Economia da Atenção.</w:t>
+        <w:t>deep cuts</w:t>
+      </w:r>
+      <w:r>
+        <w:t>, em coerência com o modelo de negócio da Economia da Atenção.</w:t>
       </w:r>
     </w:p>
     <w:p>
       <w:pPr>
         <w:spacing w:after="153"/>
-        <w:ind w:left="-15" w:right="400"/>
-      </w:pPr>
-      <w:r>
-        <w:t xml:space="preserve">A Onda 3 da restrição da API — que removeu silenciosamente os campos </w:t>
+        <w:ind w:left="-15" w:right="621"/>
+      </w:pPr>
+      <w:r>
+        <w:t xml:space="preserve">A Onda 3 da restrição da API, que removeu silenciosamente os campos </w:t>
       </w:r>
       <w:r>
         <w:rPr>
@@ -34194,12 +34158,12 @@
         <w:t xml:space="preserve">genres </w:t>
       </w:r>
       <w:r>
-        <w:t>durante a execução desta pesquisa — corrobora institucionalmente o argumento: a plataforma opera para preservar opacidade sobre exatamente as variáveis que permitem auditá-la externamente. Esta meta-evidência confere robustez epistemológica adicional aos achados quantitativos.</w:t>
-      </w:r>
-    </w:p>
-    <w:p>
-      <w:pPr>
-        <w:spacing w:after="155"/>
+        <w:t>durante a execução desta pesquisa, corrobora institucionalmente o argumento: a plataforma opera para preservar opacidade sobre exatamente as variáveis que permitem auditá-la externamente. Esta meta-evidência confere robustez epistemológica adicional aos achados quantitativos.</w:t>
+      </w:r>
+    </w:p>
+    <w:p>
+      <w:pPr>
+        <w:spacing w:after="149"/>
         <w:ind w:left="-15" w:right="666"/>
       </w:pPr>
       <w:r>
@@ -34221,7 +34185,10 @@
         <w:t>2006</w:t>
       </w:r>
       <w:r>
-        <w:t xml:space="preserve">), revela-se acessível apenas parcialmente: o algoritmo permite ao usuário </w:t>
+        <w:t xml:space="preserve">), </w:t>
+      </w:r>
+      <w:r>
+        <w:t xml:space="preserve">revela-se acessível apenas parcialmente: o algoritmo permite ao usuário </w:t>
       </w:r>
       <w:r>
         <w:rPr>
@@ -34243,7 +34210,7 @@
         <w:t xml:space="preserve">singles </w:t>
       </w:r>
       <w:r>
-        <w:t xml:space="preserve">consagrados desses artistas — uma forma de “Cauda Longa Curada”. Para o pesquisador interessado em diversidade cultural, não basta perguntar </w:t>
+        <w:t xml:space="preserve">consagrados desses artistas, uma forma de “Cauda Longa Curada”. Para o pesquisador interessado em diversidade cultural, não basta perguntar </w:t>
       </w:r>
       <w:r>
         <w:rPr>
@@ -34265,7 +34232,7 @@
         <w:t xml:space="preserve">como </w:t>
       </w:r>
       <w:r>
-        <w:t xml:space="preserve">ele recomenda nicho — preocupação que dialoga com a literatura de </w:t>
+        <w:t xml:space="preserve">ele recomenda nicho, preocupação que dialoga com a literatura de </w:t>
       </w:r>
       <w:r>
         <w:rPr>
@@ -34281,6 +34248,8 @@
       <w:r>
         <w:rPr>
           <w:i/>
+          <w:sz w:val="37"/>
+          <w:vertAlign w:val="subscript"/>
         </w:rPr>
         <w:t xml:space="preserve">marketplaces </w:t>
       </w:r>
@@ -34355,7 +34324,7 @@
         <w:t xml:space="preserve">embeddings </w:t>
       </w:r>
       <w:r>
-        <w:t xml:space="preserve">(proximidade sonora) — aparente contradição com a elevação de diversidade aqui observada. Os resultados são, porém, compatíveis quando se distingue a </w:t>
+        <w:t xml:space="preserve">(proximidade sonora), aparente contradição com a elevação de diversidade aqui observada. Os resultados são, porém, compatíveis quando se distingue a </w:t>
       </w:r>
       <w:r>
         <w:rPr>
@@ -34402,10 +34371,7 @@
         <w:t xml:space="preserve">aumentar </w:t>
       </w:r>
       <w:r>
-        <w:t>a comunalidade entre us</w:t>
-      </w:r>
-      <w:r>
-        <w:t xml:space="preserve">uários — aqui, essa comunalidade aparece no nível temático (Jaccard de </w:t>
+        <w:t xml:space="preserve">a comunalidade entre usuários, aqui, essa comunalidade aparece no nível temático (Jaccard de </w:t>
       </w:r>
       <w:r>
         <w:rPr>
@@ -34646,7 +34612,7 @@
         <w:t>Playcount</w:t>
       </w:r>
       <w:r>
-        <w:t xml:space="preserve">, Era de Carreira, Tipo de Artista — sete famílias de métricas independentes) e o uso de duas fontes externas validadas (Last.fm + MusicBrainz) conferem ao conjunto de achados uma robustez que justifica os resultados aqui apresentados como </w:t>
+        <w:t xml:space="preserve">, Era de Carreira, Tipo de Artista, sete famílias de métricas independentes) e o uso de duas fontes externas validadas (Last.fm + MusicBrainz) conferem ao conjunto de achados uma robustez que justifica os resultados aqui apresentados como </w:t>
       </w:r>
       <w:r>
         <w:rPr>
@@ -34688,7 +34654,7 @@
         <w:ind w:left="-15" w:right="9"/>
       </w:pPr>
       <w:r>
-        <w:t>Este trabalho teve como objetivo geral auditar o comportamento do sistema de recomendação do Spotify, por meio de uma metodologia de caixa-preta com personas sintéticas, a fim de mensurar o impacto da curadoria algorítmica sobre a diversidade cultural. O conjunto de evidências reunido permite responder afirmativamente à pergunta condutora — o algoritmo interfere de modo sistemático e mensurável sobre o gosto declarado —, mas exige refinar a forma como essa interferência é compreendida.</w:t>
+        <w:t>Este trabalho teve como objetivo geral auditar o comportamento do sistema de recomendação do Spotify, por meio de uma metodologia de caixa-preta com personas sintéticas, a fim de mensurar o impacto da curadoria algorítmica sobre a diversidade cultural. O conjunto de evidências reunido permite responder afirmativamente à pergunta condutora, o algoritmo interfere de modo sistemático e mensurável sobre o gosto declarado, mas exige refinar a forma como essa interferência é compreendida.</w:t>
       </w:r>
     </w:p>
     <w:p>
@@ -34761,10 +34727,7 @@
         <w:t xml:space="preserve">playlists </w:t>
       </w:r>
       <w:r>
-        <w:t>espelho e do enriquecimento via Last.fm e MusicBrainz. Quarto, a diversidade e a concentração foram mensuradas por um conjunto triangulado de in</w:t>
-      </w:r>
-      <w:r>
-        <w:t xml:space="preserve">dicadores — Entropia de Shannon, </w:t>
+        <w:t xml:space="preserve">espelho e do enriquecimento via Last.fm e MusicBrainz. Quarto, a diversidade e a concentração foram mensuradas por um conjunto triangulado de indicadores, Entropia de Shannon, </w:t>
       </w:r>
       <w:r>
         <w:rPr>
@@ -34775,7 +34738,7 @@
         <w:t xml:space="preserve">evenness </w:t>
       </w:r>
       <w:r>
-        <w:t>de Pielou, Coeficiente de Gini, HHI e Jaccard —, acompanhados de tratamento estatístico inferencial.</w:t>
+        <w:t>de Pielou, Coeficiente de Gini, HHI e Jaccard, acompanhados de tratamento estatístico inferencial.</w:t>
       </w:r>
     </w:p>
     <w:p>
@@ -34846,7 +34809,7 @@
         <w:t>magnitude da diversidade</w:t>
       </w:r>
       <w:r>
-        <w:t xml:space="preserve">, a aparente convergência da Entropia de Shannon é, na realidade, expansão de riqueza de catálogo — comprovada pela </w:t>
+        <w:t xml:space="preserve">, a aparente convergência da Entropia de Shannon é, na realidade, expansão de riqueza de catálogo, comprovada pela </w:t>
       </w:r>
       <w:r>
         <w:rPr>
@@ -34857,7 +34820,7 @@
         <w:t xml:space="preserve">evenness </w:t>
       </w:r>
       <w:r>
-        <w:t>de Pielou praticamente constante e pela análise de rarefação —, e não homogeneização de entropia. Assim, o algoritmo não homogeneíza o gosto entre usuários: ele alarga internamente a bolha de cada perfil e os aproxima tematicamente, mas preserva paredes de conteúdo distintas.</w:t>
+        <w:t>de Pielou praticamente constante e pela análise de rarefação, e não homogeneização de entropia. Assim, o algoritmo não homogeneíza o gosto entre usuários: ele alarga internamente a bolha de cada perfil e os aproxima tematicamente, mas preserva paredes de conteúdo distintas.</w:t>
       </w:r>
     </w:p>
     <w:p>
@@ -34876,7 +34839,10 @@
         <w:t xml:space="preserve">hit </w:t>
       </w:r>
       <w:r>
-        <w:t>que, mesmo respeitando a cauda longa no eixo do artista, força as faixas mais expostas no eixo da obra (Sofia, +405% de ouvintes por faixa). De modo contraintuitivo, o perfil de fidelidade canônica (Ricardo) teve sua bolha vertical arrombada, com expansão de 18 para 126 artistas — o oposto do estagnamento temporal hipotetizado.</w:t>
+        <w:t xml:space="preserve">que, mesmo respeitando a cauda longa no eixo do artista, força as faixas mais expostas no eixo da obra (Sofia, +405% </w:t>
+      </w:r>
+      <w:r>
+        <w:t>de ouvintes por faixa). De modo contraintuitivo, o perfil de fidelidade canônica (Ricardo) teve sua bolha vertical arrombada, com expansão de 18 para 126 artistas, o oposto do estagnamento temporal hipotetizado.</w:t>
       </w:r>
     </w:p>
     <w:p>
@@ -34980,7 +34946,7 @@
         <w:t xml:space="preserve">Web API </w:t>
       </w:r>
       <w:r>
-        <w:t>durante a própria execução da auditoria — ilustração concreta da opacidade e da assimetria informacional que motivam, sob a ótica da Gestão da Informação, a agenda de auditoria algorítmica.</w:t>
+        <w:t>durante a própria execução da auditoria, ilustração concreta da opacidade e da assimetria informacional que motivam, sob a ótica da Gestão da Informação, a agenda de auditoria algorítmica.</w:t>
       </w:r>
     </w:p>
     <w:p>
@@ -35067,7 +35033,7 @@
         <w:t xml:space="preserve">como </w:t>
       </w:r>
       <w:r>
-        <w:t>ele o faz — distinção decisiva para o debate sobre diversidade cultural na era da governança algorítmica.</w:t>
+        <w:t>ele o faz, distinção decisiva para o debate sobre diversidade cultural na era da governança algorítmica.</w:t>
       </w:r>
     </w:p>
     <w:p>
@@ -36096,10 +36062,10 @@
         <mc:AlternateContent>
           <mc:Choice Requires="wpg">
             <w:drawing>
-              <wp:inline distT="0" distB="0" distL="0" distR="0" wp14:anchorId="30451508" wp14:editId="6544911F">
+              <wp:inline distT="0" distB="0" distL="0" distR="0" wp14:anchorId="0C025ABE" wp14:editId="515FF19B">
                 <wp:extent cx="5756910" cy="5055"/>
                 <wp:effectExtent l="0" t="0" r="0" b="0"/>
-                <wp:docPr id="73039" name="Group 73039"/>
+                <wp:docPr id="75321" name="Group 75321"/>
                 <wp:cNvGraphicFramePr/>
                 <a:graphic xmlns:a="http://schemas.openxmlformats.org/drawingml/2006/main">
                   <a:graphicData uri="http://schemas.microsoft.com/office/word/2010/wordprocessingGroup">
@@ -36114,7 +36080,7 @@
                         </a:xfrm>
                       </wpg:grpSpPr>
                       <wps:wsp>
-                        <wps:cNvPr id="6639" name="Shape 6639"/>
+                        <wps:cNvPr id="6637" name="Shape 6637"/>
                         <wps:cNvSpPr/>
                         <wps:spPr>
                           <a:xfrm>
@@ -36166,8 +36132,8 @@
           </mc:Choice>
           <mc:Fallback xmlns:a="http://schemas.openxmlformats.org/drawingml/2006/main">
             <w:pict>
-              <v:group id="Group 73039" style="width:453.3pt;height:0.398pt;mso-position-horizontal-relative:char;mso-position-vertical-relative:line" coordsize="57569,50">
-                <v:shape id="Shape 6639" style="position:absolute;width:57569;height:0;left:0;top:0;" coordsize="5756910,0" path="m0,0l5756910,0">
+              <v:group id="Group 75321" style="width:453.3pt;height:0.398pt;mso-position-horizontal-relative:char;mso-position-vertical-relative:line" coordsize="57569,50">
+                <v:shape id="Shape 6637" style="position:absolute;width:57569;height:0;left:0;top:0;" coordsize="5756910,0" path="m0,0l5756910,0">
                   <v:stroke weight="0.398pt" endcap="flat" joinstyle="miter" miterlimit="10" on="true" color="#000000"/>
                   <v:fill on="false" color="#000000" opacity="0"/>
                 </v:shape>
@@ -36306,7 +36272,7 @@
       <mc:AlternateContent>
         <mc:Choice Requires="wpg">
           <w:drawing>
-            <wp:anchor distT="0" distB="0" distL="114300" distR="114300" simplePos="0" relativeHeight="251660288" behindDoc="0" locked="0" layoutInCell="1" allowOverlap="1" wp14:anchorId="0A672179" wp14:editId="317BE278">
+            <wp:anchor distT="0" distB="0" distL="114300" distR="114300" simplePos="0" relativeHeight="251660288" behindDoc="0" locked="0" layoutInCell="1" allowOverlap="1" wp14:anchorId="761F2E44" wp14:editId="253ED6B9">
               <wp:simplePos x="0" y="0"/>
               <wp:positionH relativeFrom="page">
                 <wp:posOffset>1078878</wp:posOffset>
@@ -36317,7 +36283,7 @@
               <wp:extent cx="5756910" cy="5055"/>
               <wp:effectExtent l="0" t="0" r="0" b="0"/>
               <wp:wrapSquare wrapText="bothSides"/>
-              <wp:docPr id="79034" name="Group 79034"/>
+              <wp:docPr id="79122" name="Group 79122"/>
               <wp:cNvGraphicFramePr/>
               <a:graphic xmlns:a="http://schemas.openxmlformats.org/drawingml/2006/main">
                 <a:graphicData uri="http://schemas.microsoft.com/office/word/2010/wordprocessingGroup">
@@ -36332,7 +36298,7 @@
                       </a:xfrm>
                     </wpg:grpSpPr>
                     <wps:wsp>
-                      <wps:cNvPr id="79035" name="Shape 79035"/>
+                      <wps:cNvPr id="79123" name="Shape 79123"/>
                       <wps:cNvSpPr/>
                       <wps:spPr>
                         <a:xfrm>
@@ -36384,8 +36350,8 @@
         </mc:Choice>
         <mc:Fallback xmlns:a="http://schemas.openxmlformats.org/drawingml/2006/main">
           <w:pict>
-            <v:group id="Group 79034" style="width:453.3pt;height:0.398pt;position:absolute;mso-position-horizontal-relative:page;mso-position-horizontal:absolute;margin-left:84.951pt;mso-position-vertical-relative:page;margin-top:65.439pt;" coordsize="57569,50">
-              <v:shape id="Shape 79035" style="position:absolute;width:57569;height:0;left:0;top:0;" coordsize="5756910,0" path="m0,0l5756910,0">
+            <v:group id="Group 79122" style="width:453.3pt;height:0.398pt;position:absolute;mso-position-horizontal-relative:page;mso-position-horizontal:absolute;margin-left:84.951pt;mso-position-vertical-relative:page;margin-top:65.439pt;" coordsize="57569,50">
+              <v:shape id="Shape 79123" style="position:absolute;width:57569;height:0;left:0;top:0;" coordsize="5756910,0" path="m0,0l5756910,0">
                 <v:stroke weight="0.398pt" endcap="flat" joinstyle="miter" miterlimit="10" on="true" color="#000000"/>
                 <v:fill on="false" color="#000000" opacity="0"/>
               </v:shape>
@@ -36462,7 +36428,7 @@
       <mc:AlternateContent>
         <mc:Choice Requires="wpg">
           <w:drawing>
-            <wp:anchor distT="0" distB="0" distL="114300" distR="114300" simplePos="0" relativeHeight="251661312" behindDoc="0" locked="0" layoutInCell="1" allowOverlap="1" wp14:anchorId="78ABE251" wp14:editId="75163DA0">
+            <wp:anchor distT="0" distB="0" distL="114300" distR="114300" simplePos="0" relativeHeight="251661312" behindDoc="0" locked="0" layoutInCell="1" allowOverlap="1" wp14:anchorId="76C03FF6" wp14:editId="4862A884">
               <wp:simplePos x="0" y="0"/>
               <wp:positionH relativeFrom="page">
                 <wp:posOffset>1078878</wp:posOffset>
@@ -36473,7 +36439,7 @@
               <wp:extent cx="5756910" cy="5055"/>
               <wp:effectExtent l="0" t="0" r="0" b="0"/>
               <wp:wrapSquare wrapText="bothSides"/>
-              <wp:docPr id="79022" name="Group 79022"/>
+              <wp:docPr id="79110" name="Group 79110"/>
               <wp:cNvGraphicFramePr/>
               <a:graphic xmlns:a="http://schemas.openxmlformats.org/drawingml/2006/main">
                 <a:graphicData uri="http://schemas.microsoft.com/office/word/2010/wordprocessingGroup">
@@ -36488,7 +36454,7 @@
                       </a:xfrm>
                     </wpg:grpSpPr>
                     <wps:wsp>
-                      <wps:cNvPr id="79023" name="Shape 79023"/>
+                      <wps:cNvPr id="79111" name="Shape 79111"/>
                       <wps:cNvSpPr/>
                       <wps:spPr>
                         <a:xfrm>
@@ -36540,8 +36506,8 @@
         </mc:Choice>
         <mc:Fallback xmlns:a="http://schemas.openxmlformats.org/drawingml/2006/main">
           <w:pict>
-            <v:group id="Group 79022" style="width:453.3pt;height:0.398pt;position:absolute;mso-position-horizontal-relative:page;mso-position-horizontal:absolute;margin-left:84.951pt;mso-position-vertical-relative:page;margin-top:65.439pt;" coordsize="57569,50">
-              <v:shape id="Shape 79023" style="position:absolute;width:57569;height:0;left:0;top:0;" coordsize="5756910,0" path="m0,0l5756910,0">
+            <v:group id="Group 79110" style="width:453.3pt;height:0.398pt;position:absolute;mso-position-horizontal-relative:page;mso-position-horizontal:absolute;margin-left:84.951pt;mso-position-vertical-relative:page;margin-top:65.439pt;" coordsize="57569,50">
+              <v:shape id="Shape 79111" style="position:absolute;width:57569;height:0;left:0;top:0;" coordsize="5756910,0" path="m0,0l5756910,0">
                 <v:stroke weight="0.398pt" endcap="flat" joinstyle="miter" miterlimit="10" on="true" color="#000000"/>
                 <v:fill on="false" color="#000000" opacity="0"/>
               </v:shape>
@@ -36618,7 +36584,7 @@
       <mc:AlternateContent>
         <mc:Choice Requires="wpg">
           <w:drawing>
-            <wp:anchor distT="0" distB="0" distL="114300" distR="114300" simplePos="0" relativeHeight="251662336" behindDoc="0" locked="0" layoutInCell="1" allowOverlap="1" wp14:anchorId="71471B3B" wp14:editId="4FECAD3B">
+            <wp:anchor distT="0" distB="0" distL="114300" distR="114300" simplePos="0" relativeHeight="251662336" behindDoc="0" locked="0" layoutInCell="1" allowOverlap="1" wp14:anchorId="0BE7BC61" wp14:editId="54328258">
               <wp:simplePos x="0" y="0"/>
               <wp:positionH relativeFrom="page">
                 <wp:posOffset>1078878</wp:posOffset>
@@ -36629,7 +36595,7 @@
               <wp:extent cx="5756910" cy="5055"/>
               <wp:effectExtent l="0" t="0" r="0" b="0"/>
               <wp:wrapSquare wrapText="bothSides"/>
-              <wp:docPr id="79010" name="Group 79010"/>
+              <wp:docPr id="79098" name="Group 79098"/>
               <wp:cNvGraphicFramePr/>
               <a:graphic xmlns:a="http://schemas.openxmlformats.org/drawingml/2006/main">
                 <a:graphicData uri="http://schemas.microsoft.com/office/word/2010/wordprocessingGroup">
@@ -36644,7 +36610,7 @@
                       </a:xfrm>
                     </wpg:grpSpPr>
                     <wps:wsp>
-                      <wps:cNvPr id="79011" name="Shape 79011"/>
+                      <wps:cNvPr id="79099" name="Shape 79099"/>
                       <wps:cNvSpPr/>
                       <wps:spPr>
                         <a:xfrm>
@@ -36696,8 +36662,8 @@
         </mc:Choice>
         <mc:Fallback xmlns:a="http://schemas.openxmlformats.org/drawingml/2006/main">
           <w:pict>
-            <v:group id="Group 79010" style="width:453.3pt;height:0.398pt;position:absolute;mso-position-horizontal-relative:page;mso-position-horizontal:absolute;margin-left:84.951pt;mso-position-vertical-relative:page;margin-top:65.439pt;" coordsize="57569,50">
-              <v:shape id="Shape 79011" style="position:absolute;width:57569;height:0;left:0;top:0;" coordsize="5756910,0" path="m0,0l5756910,0">
+            <v:group id="Group 79098" style="width:453.3pt;height:0.398pt;position:absolute;mso-position-horizontal-relative:page;mso-position-horizontal:absolute;margin-left:84.951pt;mso-position-vertical-relative:page;margin-top:65.439pt;" coordsize="57569,50">
+              <v:shape id="Shape 79099" style="position:absolute;width:57569;height:0;left:0;top:0;" coordsize="5756910,0" path="m0,0l5756910,0">
                 <v:stroke weight="0.398pt" endcap="flat" joinstyle="miter" miterlimit="10" on="true" color="#000000"/>
                 <v:fill on="false" color="#000000" opacity="0"/>
               </v:shape>
@@ -36774,7 +36740,7 @@
       <mc:AlternateContent>
         <mc:Choice Requires="wpg">
           <w:drawing>
-            <wp:anchor distT="0" distB="0" distL="114300" distR="114300" simplePos="0" relativeHeight="251663360" behindDoc="0" locked="0" layoutInCell="1" allowOverlap="1" wp14:anchorId="45BE8195" wp14:editId="387E001B">
+            <wp:anchor distT="0" distB="0" distL="114300" distR="114300" simplePos="0" relativeHeight="251663360" behindDoc="0" locked="0" layoutInCell="1" allowOverlap="1" wp14:anchorId="30BF5125" wp14:editId="3698D6DA">
               <wp:simplePos x="0" y="0"/>
               <wp:positionH relativeFrom="page">
                 <wp:posOffset>1078878</wp:posOffset>
@@ -36785,7 +36751,7 @@
               <wp:extent cx="5756910" cy="5055"/>
               <wp:effectExtent l="0" t="0" r="0" b="0"/>
               <wp:wrapSquare wrapText="bothSides"/>
-              <wp:docPr id="79065" name="Group 79065"/>
+              <wp:docPr id="79153" name="Group 79153"/>
               <wp:cNvGraphicFramePr/>
               <a:graphic xmlns:a="http://schemas.openxmlformats.org/drawingml/2006/main">
                 <a:graphicData uri="http://schemas.microsoft.com/office/word/2010/wordprocessingGroup">
@@ -36800,7 +36766,7 @@
                       </a:xfrm>
                     </wpg:grpSpPr>
                     <wps:wsp>
-                      <wps:cNvPr id="79066" name="Shape 79066"/>
+                      <wps:cNvPr id="79154" name="Shape 79154"/>
                       <wps:cNvSpPr/>
                       <wps:spPr>
                         <a:xfrm>
@@ -36852,8 +36818,8 @@
         </mc:Choice>
         <mc:Fallback xmlns:a="http://schemas.openxmlformats.org/drawingml/2006/main">
           <w:pict>
-            <v:group id="Group 79065" style="width:453.3pt;height:0.398pt;position:absolute;mso-position-horizontal-relative:page;mso-position-horizontal:absolute;margin-left:84.951pt;mso-position-vertical-relative:page;margin-top:65.439pt;" coordsize="57569,50">
-              <v:shape id="Shape 79066" style="position:absolute;width:57569;height:0;left:0;top:0;" coordsize="5756910,0" path="m0,0l5756910,0">
+            <v:group id="Group 79153" style="width:453.3pt;height:0.398pt;position:absolute;mso-position-horizontal-relative:page;mso-position-horizontal:absolute;margin-left:84.951pt;mso-position-vertical-relative:page;margin-top:65.439pt;" coordsize="57569,50">
+              <v:shape id="Shape 79154" style="position:absolute;width:57569;height:0;left:0;top:0;" coordsize="5756910,0" path="m0,0l5756910,0">
                 <v:stroke weight="0.398pt" endcap="flat" joinstyle="miter" miterlimit="10" on="true" color="#000000"/>
                 <v:fill on="false" color="#000000" opacity="0"/>
               </v:shape>
@@ -36930,7 +36896,7 @@
       <mc:AlternateContent>
         <mc:Choice Requires="wpg">
           <w:drawing>
-            <wp:anchor distT="0" distB="0" distL="114300" distR="114300" simplePos="0" relativeHeight="251664384" behindDoc="0" locked="0" layoutInCell="1" allowOverlap="1" wp14:anchorId="54D6D084" wp14:editId="500A4772">
+            <wp:anchor distT="0" distB="0" distL="114300" distR="114300" simplePos="0" relativeHeight="251664384" behindDoc="0" locked="0" layoutInCell="1" allowOverlap="1" wp14:anchorId="20773DF1" wp14:editId="19900ABD">
               <wp:simplePos x="0" y="0"/>
               <wp:positionH relativeFrom="page">
                 <wp:posOffset>1078878</wp:posOffset>
@@ -36941,7 +36907,7 @@
               <wp:extent cx="5756910" cy="5055"/>
               <wp:effectExtent l="0" t="0" r="0" b="0"/>
               <wp:wrapSquare wrapText="bothSides"/>
-              <wp:docPr id="79053" name="Group 79053"/>
+              <wp:docPr id="79141" name="Group 79141"/>
               <wp:cNvGraphicFramePr/>
               <a:graphic xmlns:a="http://schemas.openxmlformats.org/drawingml/2006/main">
                 <a:graphicData uri="http://schemas.microsoft.com/office/word/2010/wordprocessingGroup">
@@ -36956,7 +36922,7 @@
                       </a:xfrm>
                     </wpg:grpSpPr>
                     <wps:wsp>
-                      <wps:cNvPr id="79054" name="Shape 79054"/>
+                      <wps:cNvPr id="79142" name="Shape 79142"/>
                       <wps:cNvSpPr/>
                       <wps:spPr>
                         <a:xfrm>
@@ -37008,8 +36974,8 @@
         </mc:Choice>
         <mc:Fallback xmlns:a="http://schemas.openxmlformats.org/drawingml/2006/main">
           <w:pict>
-            <v:group id="Group 79053" style="width:453.3pt;height:0.398pt;position:absolute;mso-position-horizontal-relative:page;mso-position-horizontal:absolute;margin-left:84.951pt;mso-position-vertical-relative:page;margin-top:65.439pt;" coordsize="57569,50">
-              <v:shape id="Shape 79054" style="position:absolute;width:57569;height:0;left:0;top:0;" coordsize="5756910,0" path="m0,0l5756910,0">
+            <v:group id="Group 79141" style="width:453.3pt;height:0.398pt;position:absolute;mso-position-horizontal-relative:page;mso-position-horizontal:absolute;margin-left:84.951pt;mso-position-vertical-relative:page;margin-top:65.439pt;" coordsize="57569,50">
+              <v:shape id="Shape 79142" style="position:absolute;width:57569;height:0;left:0;top:0;" coordsize="5756910,0" path="m0,0l5756910,0">
                 <v:stroke weight="0.398pt" endcap="flat" joinstyle="miter" miterlimit="10" on="true" color="#000000"/>
                 <v:fill on="false" color="#000000" opacity="0"/>
               </v:shape>
@@ -37115,7 +37081,7 @@
       <mc:AlternateContent>
         <mc:Choice Requires="wpg">
           <w:drawing>
-            <wp:anchor distT="0" distB="0" distL="114300" distR="114300" simplePos="0" relativeHeight="251665408" behindDoc="0" locked="0" layoutInCell="1" allowOverlap="1" wp14:anchorId="3563C50B" wp14:editId="4F8B0EA9">
+            <wp:anchor distT="0" distB="0" distL="114300" distR="114300" simplePos="0" relativeHeight="251665408" behindDoc="0" locked="0" layoutInCell="1" allowOverlap="1" wp14:anchorId="45F8B360" wp14:editId="710644FC">
               <wp:simplePos x="0" y="0"/>
               <wp:positionH relativeFrom="page">
                 <wp:posOffset>1078878</wp:posOffset>
@@ -37126,7 +37092,7 @@
               <wp:extent cx="5756910" cy="5055"/>
               <wp:effectExtent l="0" t="0" r="0" b="0"/>
               <wp:wrapSquare wrapText="bothSides"/>
-              <wp:docPr id="79086" name="Group 79086"/>
+              <wp:docPr id="79174" name="Group 79174"/>
               <wp:cNvGraphicFramePr/>
               <a:graphic xmlns:a="http://schemas.openxmlformats.org/drawingml/2006/main">
                 <a:graphicData uri="http://schemas.microsoft.com/office/word/2010/wordprocessingGroup">
@@ -37141,7 +37107,7 @@
                       </a:xfrm>
                     </wpg:grpSpPr>
                     <wps:wsp>
-                      <wps:cNvPr id="79087" name="Shape 79087"/>
+                      <wps:cNvPr id="79175" name="Shape 79175"/>
                       <wps:cNvSpPr/>
                       <wps:spPr>
                         <a:xfrm>
@@ -37193,8 +37159,8 @@
         </mc:Choice>
         <mc:Fallback xmlns:a="http://schemas.openxmlformats.org/drawingml/2006/main">
           <w:pict>
-            <v:group id="Group 79086" style="width:453.3pt;height:0.398pt;position:absolute;mso-position-horizontal-relative:page;mso-position-horizontal:absolute;margin-left:84.951pt;mso-position-vertical-relative:page;margin-top:65.439pt;" coordsize="57569,50">
-              <v:shape id="Shape 79087" style="position:absolute;width:57569;height:0;left:0;top:0;" coordsize="5756910,0" path="m0,0l5756910,0">
+            <v:group id="Group 79174" style="width:453.3pt;height:0.398pt;position:absolute;mso-position-horizontal-relative:page;mso-position-horizontal:absolute;margin-left:84.951pt;mso-position-vertical-relative:page;margin-top:65.439pt;" coordsize="57569,50">
+              <v:shape id="Shape 79175" style="position:absolute;width:57569;height:0;left:0;top:0;" coordsize="5756910,0" path="m0,0l5756910,0">
                 <v:stroke weight="0.398pt" endcap="flat" joinstyle="miter" miterlimit="10" on="true" color="#000000"/>
                 <v:fill on="false" color="#000000" opacity="0"/>
               </v:shape>
@@ -37438,7 +37404,7 @@
       <mc:AlternateContent>
         <mc:Choice Requires="wpg">
           <w:drawing>
-            <wp:anchor distT="0" distB="0" distL="114300" distR="114300" simplePos="0" relativeHeight="251658240" behindDoc="0" locked="0" layoutInCell="1" allowOverlap="1" wp14:anchorId="1BE3C27B" wp14:editId="0BA8AE4C">
+            <wp:anchor distT="0" distB="0" distL="114300" distR="114300" simplePos="0" relativeHeight="251658240" behindDoc="0" locked="0" layoutInCell="1" allowOverlap="1" wp14:anchorId="29B84988" wp14:editId="1DE9A62C">
               <wp:simplePos x="0" y="0"/>
               <wp:positionH relativeFrom="page">
                 <wp:posOffset>1078878</wp:posOffset>
@@ -37449,7 +37415,7 @@
               <wp:extent cx="5756910" cy="5055"/>
               <wp:effectExtent l="0" t="0" r="0" b="0"/>
               <wp:wrapSquare wrapText="bothSides"/>
-              <wp:docPr id="78997" name="Group 78997"/>
+              <wp:docPr id="79085" name="Group 79085"/>
               <wp:cNvGraphicFramePr/>
               <a:graphic xmlns:a="http://schemas.openxmlformats.org/drawingml/2006/main">
                 <a:graphicData uri="http://schemas.microsoft.com/office/word/2010/wordprocessingGroup">
@@ -37464,7 +37430,7 @@
                       </a:xfrm>
                     </wpg:grpSpPr>
                     <wps:wsp>
-                      <wps:cNvPr id="78998" name="Shape 78998"/>
+                      <wps:cNvPr id="79086" name="Shape 79086"/>
                       <wps:cNvSpPr/>
                       <wps:spPr>
                         <a:xfrm>
@@ -37516,8 +37482,8 @@
         </mc:Choice>
         <mc:Fallback xmlns:a="http://schemas.openxmlformats.org/drawingml/2006/main">
           <w:pict>
-            <v:group id="Group 78997" style="width:453.3pt;height:0.398pt;position:absolute;mso-position-horizontal-relative:page;mso-position-horizontal:absolute;margin-left:84.951pt;mso-position-vertical-relative:page;margin-top:65.439pt;" coordsize="57569,50">
-              <v:shape id="Shape 78998" style="position:absolute;width:57569;height:0;left:0;top:0;" coordsize="5756910,0" path="m0,0l5756910,0">
+            <v:group id="Group 79085" style="width:453.3pt;height:0.398pt;position:absolute;mso-position-horizontal-relative:page;mso-position-horizontal:absolute;margin-left:84.951pt;mso-position-vertical-relative:page;margin-top:65.439pt;" coordsize="57569,50">
+              <v:shape id="Shape 79086" style="position:absolute;width:57569;height:0;left:0;top:0;" coordsize="5756910,0" path="m0,0l5756910,0">
                 <v:stroke weight="0.398pt" endcap="flat" joinstyle="miter" miterlimit="10" on="true" color="#000000"/>
                 <v:fill on="false" color="#000000" opacity="0"/>
               </v:shape>
@@ -37623,7 +37589,7 @@
       <mc:AlternateContent>
         <mc:Choice Requires="wpg">
           <w:drawing>
-            <wp:anchor distT="0" distB="0" distL="114300" distR="114300" simplePos="0" relativeHeight="251659264" behindDoc="0" locked="0" layoutInCell="1" allowOverlap="1" wp14:anchorId="61334345" wp14:editId="06A8879C">
+            <wp:anchor distT="0" distB="0" distL="114300" distR="114300" simplePos="0" relativeHeight="251659264" behindDoc="0" locked="0" layoutInCell="1" allowOverlap="1" wp14:anchorId="2798AF91" wp14:editId="27940F64">
               <wp:simplePos x="0" y="0"/>
               <wp:positionH relativeFrom="page">
                 <wp:posOffset>1078878</wp:posOffset>
@@ -37634,7 +37600,7 @@
               <wp:extent cx="5756910" cy="5055"/>
               <wp:effectExtent l="0" t="0" r="0" b="0"/>
               <wp:wrapSquare wrapText="bothSides"/>
-              <wp:docPr id="78979" name="Group 78979"/>
+              <wp:docPr id="79067" name="Group 79067"/>
               <wp:cNvGraphicFramePr/>
               <a:graphic xmlns:a="http://schemas.openxmlformats.org/drawingml/2006/main">
                 <a:graphicData uri="http://schemas.microsoft.com/office/word/2010/wordprocessingGroup">
@@ -37649,7 +37615,7 @@
                       </a:xfrm>
                     </wpg:grpSpPr>
                     <wps:wsp>
-                      <wps:cNvPr id="78980" name="Shape 78980"/>
+                      <wps:cNvPr id="79068" name="Shape 79068"/>
                       <wps:cNvSpPr/>
                       <wps:spPr>
                         <a:xfrm>
@@ -37701,8 +37667,8 @@
         </mc:Choice>
         <mc:Fallback xmlns:a="http://schemas.openxmlformats.org/drawingml/2006/main">
           <w:pict>
-            <v:group id="Group 78979" style="width:453.3pt;height:0.398pt;position:absolute;mso-position-horizontal-relative:page;mso-position-horizontal:absolute;margin-left:84.951pt;mso-position-vertical-relative:page;margin-top:65.439pt;" coordsize="57569,50">
-              <v:shape id="Shape 78980" style="position:absolute;width:57569;height:0;left:0;top:0;" coordsize="5756910,0" path="m0,0l5756910,0">
+            <v:group id="Group 79067" style="width:453.3pt;height:0.398pt;position:absolute;mso-position-horizontal-relative:page;mso-position-horizontal:absolute;margin-left:84.951pt;mso-position-vertical-relative:page;margin-top:65.439pt;" coordsize="57569,50">
+              <v:shape id="Shape 79068" style="position:absolute;width:57569;height:0;left:0;top:0;" coordsize="5756910,0" path="m0,0l5756910,0">
                 <v:stroke weight="0.398pt" endcap="flat" joinstyle="miter" miterlimit="10" on="true" color="#000000"/>
                 <v:fill on="false" color="#000000" opacity="0"/>
               </v:shape>
@@ -37740,13 +37706,13 @@
 <file path=word/numbering.xml><?xml version="1.0" encoding="utf-8"?>
 <w:numbering xmlns:wpc="http://schemas.microsoft.com/office/word/2010/wordprocessingCanvas" xmlns:cx="http://schemas.microsoft.com/office/drawing/2014/chartex" xmlns:cx1="http://schemas.microsoft.com/office/drawing/2015/9/8/chartex" xmlns:cx2="http://schemas.microsoft.com/office/drawing/2015/10/21/chartex" xmlns:cx3="http://schemas.microsoft.com/office/drawing/2016/5/9/chartex" xmlns:cx4="http://schemas.microsoft.com/office/drawing/2016/5/10/chartex" xmlns:cx5="http://schemas.microsoft.com/office/drawing/2016/5/11/chartex" xmlns:cx6="http://schemas.microsoft.com/office/drawing/2016/5/12/chartex" xmlns:cx7="http://schemas.microsoft.com/office/drawing/2016/5/13/chartex" xmlns:cx8="http://schemas.microsoft.com/office/drawing/2016/5/14/chartex" xmlns:mc="http://schemas.openxmlformats.org/markup-compatibility/2006" xmlns:aink="http://schemas.microsoft.com/office/drawing/2016/ink" xmlns:am3d="http://schemas.microsoft.com/office/drawing/2017/model3d" xmlns:o="urn:schemas-microsoft-com:office:office" xmlns:oel="http://schemas.microsoft.com/office/2019/extlst" xmlns:r="http://schemas.openxmlformats.org/officeDocument/2006/relationships" xmlns:m="http://schemas.openxmlformats.org/officeDocument/2006/math" xmlns:v="urn:schemas-microsoft-com:vml" xmlns:wp14="http://schemas.microsoft.com/office/word/2010/wordprocessingDrawing" xmlns:wp="http://schemas.openxmlformats.org/drawingml/2006/wordprocessingDrawing" xmlns:w10="urn:schemas-microsoft-com:office:word" xmlns:w="http://schemas.openxmlformats.org/wordprocessingml/2006/main" xmlns:w14="http://schemas.microsoft.com/office/word/2010/wordml" xmlns:w15="http://schemas.microsoft.com/office/word/2012/wordml" xmlns:w16cex="http://schemas.microsoft.com/office/word/2018/wordml/cex" xmlns:w16cid="http://schemas.microsoft.com/office/word/2016/wordml/cid" xmlns:w16="http://schemas.microsoft.com/office/word/2018/wordml" xmlns:w16du="http://schemas.microsoft.com/office/word/2023/wordml/word16du" xmlns:w16sdtdh="http://schemas.microsoft.com/office/word/2020/wordml/sdtdatahash" xmlns:w16sdtfl="http://schemas.microsoft.com/office/word/2024/wordml/sdtformatlock" xmlns:w16se="http://schemas.microsoft.com/office/word/2015/wordml/symex" xmlns:wpg="http://schemas.microsoft.com/office/word/2010/wordprocessingGroup" xmlns:wpi="http://schemas.microsoft.com/office/word/2010/wordprocessingInk" xmlns:wne="http://schemas.microsoft.com/office/word/2006/wordml" xmlns:wps="http://schemas.microsoft.com/office/word/2010/wordprocessingShape" mc:Ignorable="w14 w15 w16se w16cid w16 w16cex w16sdtdh w16sdtfl w16du wp14">
   <w:abstractNum w:abstractNumId="0" w15:restartNumberingAfterBreak="0">
-    <w:nsid w:val="08222747"/>
+    <w:nsid w:val="0A3A7331"/>
     <w:multiLevelType w:val="hybridMultilevel"/>
-    <w:tmpl w:val="1E24B3FA"/>
-    <w:lvl w:ilvl="0" w:tplc="090ECFBA">
+    <w:tmpl w:val="C56687AE"/>
+    <w:lvl w:ilvl="0" w:tplc="C2E2D12E">
       <w:start w:val="1"/>
-      <w:numFmt w:val="decimal"/>
-      <w:lvlText w:val="%1."/>
+      <w:numFmt w:val="bullet"/>
+      <w:lvlText w:val="•"/>
       <w:lvlJc w:val="left"/>
       <w:pPr>
         <w:ind w:left="585"/>
@@ -37766,10 +37732,10 @@
         <w:vertAlign w:val="baseline"/>
       </w:rPr>
     </w:lvl>
-    <w:lvl w:ilvl="1" w:tplc="A6D6DD82">
+    <w:lvl w:ilvl="1" w:tplc="788AABBA">
       <w:start w:val="1"/>
-      <w:numFmt w:val="lowerLetter"/>
-      <w:lvlText w:val="%2"/>
+      <w:numFmt w:val="bullet"/>
+      <w:lvlText w:val="o"/>
       <w:lvlJc w:val="left"/>
       <w:pPr>
         <w:ind w:left="1366"/>
@@ -37789,10 +37755,10 @@
         <w:vertAlign w:val="baseline"/>
       </w:rPr>
     </w:lvl>
-    <w:lvl w:ilvl="2" w:tplc="69E26344">
+    <w:lvl w:ilvl="2" w:tplc="97180F56">
       <w:start w:val="1"/>
-      <w:numFmt w:val="lowerRoman"/>
-      <w:lvlText w:val="%3"/>
+      <w:numFmt w:val="bullet"/>
+      <w:lvlText w:val="▪"/>
       <w:lvlJc w:val="left"/>
       <w:pPr>
         <w:ind w:left="2086"/>
@@ -37812,10 +37778,10 @@
         <w:vertAlign w:val="baseline"/>
       </w:rPr>
     </w:lvl>
-    <w:lvl w:ilvl="3" w:tplc="9B90636C">
+    <w:lvl w:ilvl="3" w:tplc="952E7B8E">
       <w:start w:val="1"/>
-      <w:numFmt w:val="decimal"/>
-      <w:lvlText w:val="%4"/>
+      <w:numFmt w:val="bullet"/>
+      <w:lvlText w:val="•"/>
       <w:lvlJc w:val="left"/>
       <w:pPr>
         <w:ind w:left="2806"/>
@@ -37835,10 +37801,10 @@
         <w:vertAlign w:val="baseline"/>
       </w:rPr>
     </w:lvl>
-    <w:lvl w:ilvl="4" w:tplc="AF2E2C0E">
+    <w:lvl w:ilvl="4" w:tplc="62A250C2">
       <w:start w:val="1"/>
-      <w:numFmt w:val="lowerLetter"/>
-      <w:lvlText w:val="%5"/>
+      <w:numFmt w:val="bullet"/>
+      <w:lvlText w:val="o"/>
       <w:lvlJc w:val="left"/>
       <w:pPr>
         <w:ind w:left="3526"/>
@@ -37858,10 +37824,10 @@
         <w:vertAlign w:val="baseline"/>
       </w:rPr>
     </w:lvl>
-    <w:lvl w:ilvl="5" w:tplc="5A0AAE56">
+    <w:lvl w:ilvl="5" w:tplc="8D7EB34E">
       <w:start w:val="1"/>
-      <w:numFmt w:val="lowerRoman"/>
-      <w:lvlText w:val="%6"/>
+      <w:numFmt w:val="bullet"/>
+      <w:lvlText w:val="▪"/>
       <w:lvlJc w:val="left"/>
       <w:pPr>
         <w:ind w:left="4246"/>
@@ -37881,10 +37847,10 @@
         <w:vertAlign w:val="baseline"/>
       </w:rPr>
     </w:lvl>
-    <w:lvl w:ilvl="6" w:tplc="C4E87350">
+    <w:lvl w:ilvl="6" w:tplc="5590E188">
       <w:start w:val="1"/>
-      <w:numFmt w:val="decimal"/>
-      <w:lvlText w:val="%7"/>
+      <w:numFmt w:val="bullet"/>
+      <w:lvlText w:val="•"/>
       <w:lvlJc w:val="left"/>
       <w:pPr>
         <w:ind w:left="4966"/>
@@ -37904,10 +37870,10 @@
         <w:vertAlign w:val="baseline"/>
       </w:rPr>
     </w:lvl>
-    <w:lvl w:ilvl="7" w:tplc="2CC605BE">
+    <w:lvl w:ilvl="7" w:tplc="B0EE488E">
       <w:start w:val="1"/>
-      <w:numFmt w:val="lowerLetter"/>
-      <w:lvlText w:val="%8"/>
+      <w:numFmt w:val="bullet"/>
+      <w:lvlText w:val="o"/>
       <w:lvlJc w:val="left"/>
       <w:pPr>
         <w:ind w:left="5686"/>
@@ -37927,10 +37893,10 @@
         <w:vertAlign w:val="baseline"/>
       </w:rPr>
     </w:lvl>
-    <w:lvl w:ilvl="8" w:tplc="C116F8A2">
+    <w:lvl w:ilvl="8" w:tplc="F382826C">
       <w:start w:val="1"/>
-      <w:numFmt w:val="lowerRoman"/>
-      <w:lvlText w:val="%9"/>
+      <w:numFmt w:val="bullet"/>
+      <w:lvlText w:val="▪"/>
       <w:lvlJc w:val="left"/>
       <w:pPr>
         <w:ind w:left="6406"/>
@@ -37952,225 +37918,13 @@
     </w:lvl>
   </w:abstractNum>
   <w:abstractNum w:abstractNumId="1" w15:restartNumberingAfterBreak="0">
-    <w:nsid w:val="12353C97"/>
+    <w:nsid w:val="14B34927"/>
     <w:multiLevelType w:val="hybridMultilevel"/>
-    <w:tmpl w:val="5FA81CBA"/>
-    <w:lvl w:ilvl="0" w:tplc="51FA6F84">
+    <w:tmpl w:val="5D783A6E"/>
+    <w:lvl w:ilvl="0" w:tplc="E5B26530">
       <w:start w:val="1"/>
-      <w:numFmt w:val="bullet"/>
-      <w:lvlText w:val="•"/>
-      <w:lvlJc w:val="left"/>
-      <w:pPr>
-        <w:ind w:left="585"/>
-      </w:pPr>
-      <w:rPr>
-        <w:rFonts w:ascii="Calibri" w:eastAsia="Calibri" w:hAnsi="Calibri" w:cs="Calibri"/>
-        <w:b w:val="0"/>
-        <w:i w:val="0"/>
-        <w:strike w:val="0"/>
-        <w:dstrike w:val="0"/>
-        <w:color w:val="000000"/>
-        <w:sz w:val="24"/>
-        <w:szCs w:val="24"/>
-        <w:u w:val="none" w:color="000000"/>
-        <w:bdr w:val="none" w:sz="0" w:space="0" w:color="auto"/>
-        <w:shd w:val="clear" w:color="auto" w:fill="auto"/>
-        <w:vertAlign w:val="baseline"/>
-      </w:rPr>
-    </w:lvl>
-    <w:lvl w:ilvl="1" w:tplc="8D488FD0">
-      <w:start w:val="1"/>
-      <w:numFmt w:val="bullet"/>
-      <w:lvlText w:val="o"/>
-      <w:lvlJc w:val="left"/>
-      <w:pPr>
-        <w:ind w:left="1366"/>
-      </w:pPr>
-      <w:rPr>
-        <w:rFonts w:ascii="Calibri" w:eastAsia="Calibri" w:hAnsi="Calibri" w:cs="Calibri"/>
-        <w:b w:val="0"/>
-        <w:i w:val="0"/>
-        <w:strike w:val="0"/>
-        <w:dstrike w:val="0"/>
-        <w:color w:val="000000"/>
-        <w:sz w:val="24"/>
-        <w:szCs w:val="24"/>
-        <w:u w:val="none" w:color="000000"/>
-        <w:bdr w:val="none" w:sz="0" w:space="0" w:color="auto"/>
-        <w:shd w:val="clear" w:color="auto" w:fill="auto"/>
-        <w:vertAlign w:val="baseline"/>
-      </w:rPr>
-    </w:lvl>
-    <w:lvl w:ilvl="2" w:tplc="9EE8C178">
-      <w:start w:val="1"/>
-      <w:numFmt w:val="bullet"/>
-      <w:lvlText w:val="▪"/>
-      <w:lvlJc w:val="left"/>
-      <w:pPr>
-        <w:ind w:left="2086"/>
-      </w:pPr>
-      <w:rPr>
-        <w:rFonts w:ascii="Calibri" w:eastAsia="Calibri" w:hAnsi="Calibri" w:cs="Calibri"/>
-        <w:b w:val="0"/>
-        <w:i w:val="0"/>
-        <w:strike w:val="0"/>
-        <w:dstrike w:val="0"/>
-        <w:color w:val="000000"/>
-        <w:sz w:val="24"/>
-        <w:szCs w:val="24"/>
-        <w:u w:val="none" w:color="000000"/>
-        <w:bdr w:val="none" w:sz="0" w:space="0" w:color="auto"/>
-        <w:shd w:val="clear" w:color="auto" w:fill="auto"/>
-        <w:vertAlign w:val="baseline"/>
-      </w:rPr>
-    </w:lvl>
-    <w:lvl w:ilvl="3" w:tplc="9EE2D956">
-      <w:start w:val="1"/>
-      <w:numFmt w:val="bullet"/>
-      <w:lvlText w:val="•"/>
-      <w:lvlJc w:val="left"/>
-      <w:pPr>
-        <w:ind w:left="2806"/>
-      </w:pPr>
-      <w:rPr>
-        <w:rFonts w:ascii="Calibri" w:eastAsia="Calibri" w:hAnsi="Calibri" w:cs="Calibri"/>
-        <w:b w:val="0"/>
-        <w:i w:val="0"/>
-        <w:strike w:val="0"/>
-        <w:dstrike w:val="0"/>
-        <w:color w:val="000000"/>
-        <w:sz w:val="24"/>
-        <w:szCs w:val="24"/>
-        <w:u w:val="none" w:color="000000"/>
-        <w:bdr w:val="none" w:sz="0" w:space="0" w:color="auto"/>
-        <w:shd w:val="clear" w:color="auto" w:fill="auto"/>
-        <w:vertAlign w:val="baseline"/>
-      </w:rPr>
-    </w:lvl>
-    <w:lvl w:ilvl="4" w:tplc="566E390C">
-      <w:start w:val="1"/>
-      <w:numFmt w:val="bullet"/>
-      <w:lvlText w:val="o"/>
-      <w:lvlJc w:val="left"/>
-      <w:pPr>
-        <w:ind w:left="3526"/>
-      </w:pPr>
-      <w:rPr>
-        <w:rFonts w:ascii="Calibri" w:eastAsia="Calibri" w:hAnsi="Calibri" w:cs="Calibri"/>
-        <w:b w:val="0"/>
-        <w:i w:val="0"/>
-        <w:strike w:val="0"/>
-        <w:dstrike w:val="0"/>
-        <w:color w:val="000000"/>
-        <w:sz w:val="24"/>
-        <w:szCs w:val="24"/>
-        <w:u w:val="none" w:color="000000"/>
-        <w:bdr w:val="none" w:sz="0" w:space="0" w:color="auto"/>
-        <w:shd w:val="clear" w:color="auto" w:fill="auto"/>
-        <w:vertAlign w:val="baseline"/>
-      </w:rPr>
-    </w:lvl>
-    <w:lvl w:ilvl="5" w:tplc="F3BAE398">
-      <w:start w:val="1"/>
-      <w:numFmt w:val="bullet"/>
-      <w:lvlText w:val="▪"/>
-      <w:lvlJc w:val="left"/>
-      <w:pPr>
-        <w:ind w:left="4246"/>
-      </w:pPr>
-      <w:rPr>
-        <w:rFonts w:ascii="Calibri" w:eastAsia="Calibri" w:hAnsi="Calibri" w:cs="Calibri"/>
-        <w:b w:val="0"/>
-        <w:i w:val="0"/>
-        <w:strike w:val="0"/>
-        <w:dstrike w:val="0"/>
-        <w:color w:val="000000"/>
-        <w:sz w:val="24"/>
-        <w:szCs w:val="24"/>
-        <w:u w:val="none" w:color="000000"/>
-        <w:bdr w:val="none" w:sz="0" w:space="0" w:color="auto"/>
-        <w:shd w:val="clear" w:color="auto" w:fill="auto"/>
-        <w:vertAlign w:val="baseline"/>
-      </w:rPr>
-    </w:lvl>
-    <w:lvl w:ilvl="6" w:tplc="F0F6AC94">
-      <w:start w:val="1"/>
-      <w:numFmt w:val="bullet"/>
-      <w:lvlText w:val="•"/>
-      <w:lvlJc w:val="left"/>
-      <w:pPr>
-        <w:ind w:left="4966"/>
-      </w:pPr>
-      <w:rPr>
-        <w:rFonts w:ascii="Calibri" w:eastAsia="Calibri" w:hAnsi="Calibri" w:cs="Calibri"/>
-        <w:b w:val="0"/>
-        <w:i w:val="0"/>
-        <w:strike w:val="0"/>
-        <w:dstrike w:val="0"/>
-        <w:color w:val="000000"/>
-        <w:sz w:val="24"/>
-        <w:szCs w:val="24"/>
-        <w:u w:val="none" w:color="000000"/>
-        <w:bdr w:val="none" w:sz="0" w:space="0" w:color="auto"/>
-        <w:shd w:val="clear" w:color="auto" w:fill="auto"/>
-        <w:vertAlign w:val="baseline"/>
-      </w:rPr>
-    </w:lvl>
-    <w:lvl w:ilvl="7" w:tplc="170EC38C">
-      <w:start w:val="1"/>
-      <w:numFmt w:val="bullet"/>
-      <w:lvlText w:val="o"/>
-      <w:lvlJc w:val="left"/>
-      <w:pPr>
-        <w:ind w:left="5686"/>
-      </w:pPr>
-      <w:rPr>
-        <w:rFonts w:ascii="Calibri" w:eastAsia="Calibri" w:hAnsi="Calibri" w:cs="Calibri"/>
-        <w:b w:val="0"/>
-        <w:i w:val="0"/>
-        <w:strike w:val="0"/>
-        <w:dstrike w:val="0"/>
-        <w:color w:val="000000"/>
-        <w:sz w:val="24"/>
-        <w:szCs w:val="24"/>
-        <w:u w:val="none" w:color="000000"/>
-        <w:bdr w:val="none" w:sz="0" w:space="0" w:color="auto"/>
-        <w:shd w:val="clear" w:color="auto" w:fill="auto"/>
-        <w:vertAlign w:val="baseline"/>
-      </w:rPr>
-    </w:lvl>
-    <w:lvl w:ilvl="8" w:tplc="83943E16">
-      <w:start w:val="1"/>
-      <w:numFmt w:val="bullet"/>
-      <w:lvlText w:val="▪"/>
-      <w:lvlJc w:val="left"/>
-      <w:pPr>
-        <w:ind w:left="6406"/>
-      </w:pPr>
-      <w:rPr>
-        <w:rFonts w:ascii="Calibri" w:eastAsia="Calibri" w:hAnsi="Calibri" w:cs="Calibri"/>
-        <w:b w:val="0"/>
-        <w:i w:val="0"/>
-        <w:strike w:val="0"/>
-        <w:dstrike w:val="0"/>
-        <w:color w:val="000000"/>
-        <w:sz w:val="24"/>
-        <w:szCs w:val="24"/>
-        <w:u w:val="none" w:color="000000"/>
-        <w:bdr w:val="none" w:sz="0" w:space="0" w:color="auto"/>
-        <w:shd w:val="clear" w:color="auto" w:fill="auto"/>
-        <w:vertAlign w:val="baseline"/>
-      </w:rPr>
-    </w:lvl>
-  </w:abstractNum>
-  <w:abstractNum w:abstractNumId="2" w15:restartNumberingAfterBreak="0">
-    <w:nsid w:val="17890C59"/>
-    <w:multiLevelType w:val="hybridMultilevel"/>
-    <w:tmpl w:val="B552AD5A"/>
-    <w:lvl w:ilvl="0" w:tplc="D9A637A0">
-      <w:start w:val="1"/>
-      <w:numFmt w:val="upperLetter"/>
-      <w:lvlText w:val="%1)"/>
+      <w:numFmt w:val="decimal"/>
+      <w:lvlText w:val="%1."/>
       <w:lvlJc w:val="left"/>
       <w:pPr>
         <w:ind w:left="0"/>
@@ -38191,7 +37945,7 @@
         <w:vertAlign w:val="baseline"/>
       </w:rPr>
     </w:lvl>
-    <w:lvl w:ilvl="1" w:tplc="59A20290">
+    <w:lvl w:ilvl="1" w:tplc="81BEB636">
       <w:start w:val="1"/>
       <w:numFmt w:val="lowerLetter"/>
       <w:lvlText w:val="%2"/>
@@ -38215,7 +37969,7 @@
         <w:vertAlign w:val="baseline"/>
       </w:rPr>
     </w:lvl>
-    <w:lvl w:ilvl="2" w:tplc="8CA29EC4">
+    <w:lvl w:ilvl="2" w:tplc="B1C4404E">
       <w:start w:val="1"/>
       <w:numFmt w:val="lowerRoman"/>
       <w:lvlText w:val="%3"/>
@@ -38239,7 +37993,7 @@
         <w:vertAlign w:val="baseline"/>
       </w:rPr>
     </w:lvl>
-    <w:lvl w:ilvl="3" w:tplc="4B7E8F3A">
+    <w:lvl w:ilvl="3" w:tplc="4AD2B644">
       <w:start w:val="1"/>
       <w:numFmt w:val="decimal"/>
       <w:lvlText w:val="%4"/>
@@ -38263,7 +38017,7 @@
         <w:vertAlign w:val="baseline"/>
       </w:rPr>
     </w:lvl>
-    <w:lvl w:ilvl="4" w:tplc="2EE2F874">
+    <w:lvl w:ilvl="4" w:tplc="C23872E0">
       <w:start w:val="1"/>
       <w:numFmt w:val="lowerLetter"/>
       <w:lvlText w:val="%5"/>
@@ -38287,7 +38041,7 @@
         <w:vertAlign w:val="baseline"/>
       </w:rPr>
     </w:lvl>
-    <w:lvl w:ilvl="5" w:tplc="34F88FBE">
+    <w:lvl w:ilvl="5" w:tplc="8CB8E49A">
       <w:start w:val="1"/>
       <w:numFmt w:val="lowerRoman"/>
       <w:lvlText w:val="%6"/>
@@ -38311,7 +38065,7 @@
         <w:vertAlign w:val="baseline"/>
       </w:rPr>
     </w:lvl>
-    <w:lvl w:ilvl="6" w:tplc="E3A02E9A">
+    <w:lvl w:ilvl="6" w:tplc="A6B62A64">
       <w:start w:val="1"/>
       <w:numFmt w:val="decimal"/>
       <w:lvlText w:val="%7"/>
@@ -38335,7 +38089,7 @@
         <w:vertAlign w:val="baseline"/>
       </w:rPr>
     </w:lvl>
-    <w:lvl w:ilvl="7" w:tplc="226602DA">
+    <w:lvl w:ilvl="7" w:tplc="B6AEAA10">
       <w:start w:val="1"/>
       <w:numFmt w:val="lowerLetter"/>
       <w:lvlText w:val="%8"/>
@@ -38359,7 +38113,7 @@
         <w:vertAlign w:val="baseline"/>
       </w:rPr>
     </w:lvl>
-    <w:lvl w:ilvl="8" w:tplc="D2CA406A">
+    <w:lvl w:ilvl="8" w:tplc="AE26899A">
       <w:start w:val="1"/>
       <w:numFmt w:val="lowerRoman"/>
       <w:lvlText w:val="%9"/>
@@ -38384,11 +38138,11 @@
       </w:rPr>
     </w:lvl>
   </w:abstractNum>
-  <w:abstractNum w:abstractNumId="3" w15:restartNumberingAfterBreak="0">
-    <w:nsid w:val="1F111770"/>
+  <w:abstractNum w:abstractNumId="2" w15:restartNumberingAfterBreak="0">
+    <w:nsid w:val="1B8D1842"/>
     <w:multiLevelType w:val="hybridMultilevel"/>
-    <w:tmpl w:val="D6A05C82"/>
-    <w:lvl w:ilvl="0" w:tplc="643E2A64">
+    <w:tmpl w:val="C12EB71C"/>
+    <w:lvl w:ilvl="0" w:tplc="4F5E3412">
       <w:start w:val="1"/>
       <w:numFmt w:val="bullet"/>
       <w:lvlText w:val="•"/>
@@ -38411,7 +38165,7 @@
         <w:vertAlign w:val="baseline"/>
       </w:rPr>
     </w:lvl>
-    <w:lvl w:ilvl="1" w:tplc="A0765346">
+    <w:lvl w:ilvl="1" w:tplc="F716C960">
       <w:start w:val="1"/>
       <w:numFmt w:val="bullet"/>
       <w:lvlText w:val="o"/>
@@ -38434,7 +38188,7 @@
         <w:vertAlign w:val="baseline"/>
       </w:rPr>
     </w:lvl>
-    <w:lvl w:ilvl="2" w:tplc="0BC292B6">
+    <w:lvl w:ilvl="2" w:tplc="E110CC80">
       <w:start w:val="1"/>
       <w:numFmt w:val="bullet"/>
       <w:lvlText w:val="▪"/>
@@ -38457,7 +38211,7 @@
         <w:vertAlign w:val="baseline"/>
       </w:rPr>
     </w:lvl>
-    <w:lvl w:ilvl="3" w:tplc="BA168156">
+    <w:lvl w:ilvl="3" w:tplc="EB4C57A6">
       <w:start w:val="1"/>
       <w:numFmt w:val="bullet"/>
       <w:lvlText w:val="•"/>
@@ -38480,7 +38234,7 @@
         <w:vertAlign w:val="baseline"/>
       </w:rPr>
     </w:lvl>
-    <w:lvl w:ilvl="4" w:tplc="57F6D0F0">
+    <w:lvl w:ilvl="4" w:tplc="DC4CD0C4">
       <w:start w:val="1"/>
       <w:numFmt w:val="bullet"/>
       <w:lvlText w:val="o"/>
@@ -38503,7 +38257,7 @@
         <w:vertAlign w:val="baseline"/>
       </w:rPr>
     </w:lvl>
-    <w:lvl w:ilvl="5" w:tplc="1F2C465E">
+    <w:lvl w:ilvl="5" w:tplc="A87E781E">
       <w:start w:val="1"/>
       <w:numFmt w:val="bullet"/>
       <w:lvlText w:val="▪"/>
@@ -38526,7 +38280,7 @@
         <w:vertAlign w:val="baseline"/>
       </w:rPr>
     </w:lvl>
-    <w:lvl w:ilvl="6" w:tplc="00BEF166">
+    <w:lvl w:ilvl="6" w:tplc="83CEF00C">
       <w:start w:val="1"/>
       <w:numFmt w:val="bullet"/>
       <w:lvlText w:val="•"/>
@@ -38549,7 +38303,7 @@
         <w:vertAlign w:val="baseline"/>
       </w:rPr>
     </w:lvl>
-    <w:lvl w:ilvl="7" w:tplc="8FD09A50">
+    <w:lvl w:ilvl="7" w:tplc="7D245716">
       <w:start w:val="1"/>
       <w:numFmt w:val="bullet"/>
       <w:lvlText w:val="o"/>
@@ -38572,10 +38326,222 @@
         <w:vertAlign w:val="baseline"/>
       </w:rPr>
     </w:lvl>
-    <w:lvl w:ilvl="8" w:tplc="5574B4F2">
+    <w:lvl w:ilvl="8" w:tplc="404C0490">
       <w:start w:val="1"/>
       <w:numFmt w:val="bullet"/>
       <w:lvlText w:val="▪"/>
+      <w:lvlJc w:val="left"/>
+      <w:pPr>
+        <w:ind w:left="6406"/>
+      </w:pPr>
+      <w:rPr>
+        <w:rFonts w:ascii="Calibri" w:eastAsia="Calibri" w:hAnsi="Calibri" w:cs="Calibri"/>
+        <w:b w:val="0"/>
+        <w:i w:val="0"/>
+        <w:strike w:val="0"/>
+        <w:dstrike w:val="0"/>
+        <w:color w:val="000000"/>
+        <w:sz w:val="24"/>
+        <w:szCs w:val="24"/>
+        <w:u w:val="none" w:color="000000"/>
+        <w:bdr w:val="none" w:sz="0" w:space="0" w:color="auto"/>
+        <w:shd w:val="clear" w:color="auto" w:fill="auto"/>
+        <w:vertAlign w:val="baseline"/>
+      </w:rPr>
+    </w:lvl>
+  </w:abstractNum>
+  <w:abstractNum w:abstractNumId="3" w15:restartNumberingAfterBreak="0">
+    <w:nsid w:val="22EE483B"/>
+    <w:multiLevelType w:val="hybridMultilevel"/>
+    <w:tmpl w:val="6D303616"/>
+    <w:lvl w:ilvl="0" w:tplc="3E78F790">
+      <w:start w:val="1"/>
+      <w:numFmt w:val="decimal"/>
+      <w:lvlText w:val="%1."/>
+      <w:lvlJc w:val="left"/>
+      <w:pPr>
+        <w:ind w:left="585"/>
+      </w:pPr>
+      <w:rPr>
+        <w:rFonts w:ascii="Calibri" w:eastAsia="Calibri" w:hAnsi="Calibri" w:cs="Calibri"/>
+        <w:b w:val="0"/>
+        <w:i w:val="0"/>
+        <w:strike w:val="0"/>
+        <w:dstrike w:val="0"/>
+        <w:color w:val="000000"/>
+        <w:sz w:val="24"/>
+        <w:szCs w:val="24"/>
+        <w:u w:val="none" w:color="000000"/>
+        <w:bdr w:val="none" w:sz="0" w:space="0" w:color="auto"/>
+        <w:shd w:val="clear" w:color="auto" w:fill="auto"/>
+        <w:vertAlign w:val="baseline"/>
+      </w:rPr>
+    </w:lvl>
+    <w:lvl w:ilvl="1" w:tplc="F8F6A844">
+      <w:start w:val="1"/>
+      <w:numFmt w:val="lowerLetter"/>
+      <w:lvlText w:val="%2"/>
+      <w:lvlJc w:val="left"/>
+      <w:pPr>
+        <w:ind w:left="1366"/>
+      </w:pPr>
+      <w:rPr>
+        <w:rFonts w:ascii="Calibri" w:eastAsia="Calibri" w:hAnsi="Calibri" w:cs="Calibri"/>
+        <w:b w:val="0"/>
+        <w:i w:val="0"/>
+        <w:strike w:val="0"/>
+        <w:dstrike w:val="0"/>
+        <w:color w:val="000000"/>
+        <w:sz w:val="24"/>
+        <w:szCs w:val="24"/>
+        <w:u w:val="none" w:color="000000"/>
+        <w:bdr w:val="none" w:sz="0" w:space="0" w:color="auto"/>
+        <w:shd w:val="clear" w:color="auto" w:fill="auto"/>
+        <w:vertAlign w:val="baseline"/>
+      </w:rPr>
+    </w:lvl>
+    <w:lvl w:ilvl="2" w:tplc="C20A77F6">
+      <w:start w:val="1"/>
+      <w:numFmt w:val="lowerRoman"/>
+      <w:lvlText w:val="%3"/>
+      <w:lvlJc w:val="left"/>
+      <w:pPr>
+        <w:ind w:left="2086"/>
+      </w:pPr>
+      <w:rPr>
+        <w:rFonts w:ascii="Calibri" w:eastAsia="Calibri" w:hAnsi="Calibri" w:cs="Calibri"/>
+        <w:b w:val="0"/>
+        <w:i w:val="0"/>
+        <w:strike w:val="0"/>
+        <w:dstrike w:val="0"/>
+        <w:color w:val="000000"/>
+        <w:sz w:val="24"/>
+        <w:szCs w:val="24"/>
+        <w:u w:val="none" w:color="000000"/>
+        <w:bdr w:val="none" w:sz="0" w:space="0" w:color="auto"/>
+        <w:shd w:val="clear" w:color="auto" w:fill="auto"/>
+        <w:vertAlign w:val="baseline"/>
+      </w:rPr>
+    </w:lvl>
+    <w:lvl w:ilvl="3" w:tplc="99F27F44">
+      <w:start w:val="1"/>
+      <w:numFmt w:val="decimal"/>
+      <w:lvlText w:val="%4"/>
+      <w:lvlJc w:val="left"/>
+      <w:pPr>
+        <w:ind w:left="2806"/>
+      </w:pPr>
+      <w:rPr>
+        <w:rFonts w:ascii="Calibri" w:eastAsia="Calibri" w:hAnsi="Calibri" w:cs="Calibri"/>
+        <w:b w:val="0"/>
+        <w:i w:val="0"/>
+        <w:strike w:val="0"/>
+        <w:dstrike w:val="0"/>
+        <w:color w:val="000000"/>
+        <w:sz w:val="24"/>
+        <w:szCs w:val="24"/>
+        <w:u w:val="none" w:color="000000"/>
+        <w:bdr w:val="none" w:sz="0" w:space="0" w:color="auto"/>
+        <w:shd w:val="clear" w:color="auto" w:fill="auto"/>
+        <w:vertAlign w:val="baseline"/>
+      </w:rPr>
+    </w:lvl>
+    <w:lvl w:ilvl="4" w:tplc="C31A59F8">
+      <w:start w:val="1"/>
+      <w:numFmt w:val="lowerLetter"/>
+      <w:lvlText w:val="%5"/>
+      <w:lvlJc w:val="left"/>
+      <w:pPr>
+        <w:ind w:left="3526"/>
+      </w:pPr>
+      <w:rPr>
+        <w:rFonts w:ascii="Calibri" w:eastAsia="Calibri" w:hAnsi="Calibri" w:cs="Calibri"/>
+        <w:b w:val="0"/>
+        <w:i w:val="0"/>
+        <w:strike w:val="0"/>
+        <w:dstrike w:val="0"/>
+        <w:color w:val="000000"/>
+        <w:sz w:val="24"/>
+        <w:szCs w:val="24"/>
+        <w:u w:val="none" w:color="000000"/>
+        <w:bdr w:val="none" w:sz="0" w:space="0" w:color="auto"/>
+        <w:shd w:val="clear" w:color="auto" w:fill="auto"/>
+        <w:vertAlign w:val="baseline"/>
+      </w:rPr>
+    </w:lvl>
+    <w:lvl w:ilvl="5" w:tplc="088EA9B4">
+      <w:start w:val="1"/>
+      <w:numFmt w:val="lowerRoman"/>
+      <w:lvlText w:val="%6"/>
+      <w:lvlJc w:val="left"/>
+      <w:pPr>
+        <w:ind w:left="4246"/>
+      </w:pPr>
+      <w:rPr>
+        <w:rFonts w:ascii="Calibri" w:eastAsia="Calibri" w:hAnsi="Calibri" w:cs="Calibri"/>
+        <w:b w:val="0"/>
+        <w:i w:val="0"/>
+        <w:strike w:val="0"/>
+        <w:dstrike w:val="0"/>
+        <w:color w:val="000000"/>
+        <w:sz w:val="24"/>
+        <w:szCs w:val="24"/>
+        <w:u w:val="none" w:color="000000"/>
+        <w:bdr w:val="none" w:sz="0" w:space="0" w:color="auto"/>
+        <w:shd w:val="clear" w:color="auto" w:fill="auto"/>
+        <w:vertAlign w:val="baseline"/>
+      </w:rPr>
+    </w:lvl>
+    <w:lvl w:ilvl="6" w:tplc="CB2AB2DE">
+      <w:start w:val="1"/>
+      <w:numFmt w:val="decimal"/>
+      <w:lvlText w:val="%7"/>
+      <w:lvlJc w:val="left"/>
+      <w:pPr>
+        <w:ind w:left="4966"/>
+      </w:pPr>
+      <w:rPr>
+        <w:rFonts w:ascii="Calibri" w:eastAsia="Calibri" w:hAnsi="Calibri" w:cs="Calibri"/>
+        <w:b w:val="0"/>
+        <w:i w:val="0"/>
+        <w:strike w:val="0"/>
+        <w:dstrike w:val="0"/>
+        <w:color w:val="000000"/>
+        <w:sz w:val="24"/>
+        <w:szCs w:val="24"/>
+        <w:u w:val="none" w:color="000000"/>
+        <w:bdr w:val="none" w:sz="0" w:space="0" w:color="auto"/>
+        <w:shd w:val="clear" w:color="auto" w:fill="auto"/>
+        <w:vertAlign w:val="baseline"/>
+      </w:rPr>
+    </w:lvl>
+    <w:lvl w:ilvl="7" w:tplc="864ED7F0">
+      <w:start w:val="1"/>
+      <w:numFmt w:val="lowerLetter"/>
+      <w:lvlText w:val="%8"/>
+      <w:lvlJc w:val="left"/>
+      <w:pPr>
+        <w:ind w:left="5686"/>
+      </w:pPr>
+      <w:rPr>
+        <w:rFonts w:ascii="Calibri" w:eastAsia="Calibri" w:hAnsi="Calibri" w:cs="Calibri"/>
+        <w:b w:val="0"/>
+        <w:i w:val="0"/>
+        <w:strike w:val="0"/>
+        <w:dstrike w:val="0"/>
+        <w:color w:val="000000"/>
+        <w:sz w:val="24"/>
+        <w:szCs w:val="24"/>
+        <w:u w:val="none" w:color="000000"/>
+        <w:bdr w:val="none" w:sz="0" w:space="0" w:color="auto"/>
+        <w:shd w:val="clear" w:color="auto" w:fill="auto"/>
+        <w:vertAlign w:val="baseline"/>
+      </w:rPr>
+    </w:lvl>
+    <w:lvl w:ilvl="8" w:tplc="9BF80F8A">
+      <w:start w:val="1"/>
+      <w:numFmt w:val="lowerRoman"/>
+      <w:lvlText w:val="%9"/>
       <w:lvlJc w:val="left"/>
       <w:pPr>
         <w:ind w:left="6406"/>
@@ -38597,222 +38563,10 @@
     </w:lvl>
   </w:abstractNum>
   <w:abstractNum w:abstractNumId="4" w15:restartNumberingAfterBreak="0">
-    <w:nsid w:val="26E56915"/>
+    <w:nsid w:val="23401612"/>
     <w:multiLevelType w:val="hybridMultilevel"/>
-    <w:tmpl w:val="29DAF294"/>
-    <w:lvl w:ilvl="0" w:tplc="DA1E6E80">
-      <w:start w:val="1"/>
-      <w:numFmt w:val="bullet"/>
-      <w:lvlText w:val="•"/>
-      <w:lvlJc w:val="left"/>
-      <w:pPr>
-        <w:ind w:left="585"/>
-      </w:pPr>
-      <w:rPr>
-        <w:rFonts w:ascii="Calibri" w:eastAsia="Calibri" w:hAnsi="Calibri" w:cs="Calibri"/>
-        <w:b w:val="0"/>
-        <w:i w:val="0"/>
-        <w:strike w:val="0"/>
-        <w:dstrike w:val="0"/>
-        <w:color w:val="000000"/>
-        <w:sz w:val="24"/>
-        <w:szCs w:val="24"/>
-        <w:u w:val="none" w:color="000000"/>
-        <w:bdr w:val="none" w:sz="0" w:space="0" w:color="auto"/>
-        <w:shd w:val="clear" w:color="auto" w:fill="auto"/>
-        <w:vertAlign w:val="baseline"/>
-      </w:rPr>
-    </w:lvl>
-    <w:lvl w:ilvl="1" w:tplc="C3D44B92">
-      <w:start w:val="1"/>
-      <w:numFmt w:val="bullet"/>
-      <w:lvlText w:val="o"/>
-      <w:lvlJc w:val="left"/>
-      <w:pPr>
-        <w:ind w:left="1366"/>
-      </w:pPr>
-      <w:rPr>
-        <w:rFonts w:ascii="Calibri" w:eastAsia="Calibri" w:hAnsi="Calibri" w:cs="Calibri"/>
-        <w:b w:val="0"/>
-        <w:i w:val="0"/>
-        <w:strike w:val="0"/>
-        <w:dstrike w:val="0"/>
-        <w:color w:val="000000"/>
-        <w:sz w:val="24"/>
-        <w:szCs w:val="24"/>
-        <w:u w:val="none" w:color="000000"/>
-        <w:bdr w:val="none" w:sz="0" w:space="0" w:color="auto"/>
-        <w:shd w:val="clear" w:color="auto" w:fill="auto"/>
-        <w:vertAlign w:val="baseline"/>
-      </w:rPr>
-    </w:lvl>
-    <w:lvl w:ilvl="2" w:tplc="9F00349A">
-      <w:start w:val="1"/>
-      <w:numFmt w:val="bullet"/>
-      <w:lvlText w:val="▪"/>
-      <w:lvlJc w:val="left"/>
-      <w:pPr>
-        <w:ind w:left="2086"/>
-      </w:pPr>
-      <w:rPr>
-        <w:rFonts w:ascii="Calibri" w:eastAsia="Calibri" w:hAnsi="Calibri" w:cs="Calibri"/>
-        <w:b w:val="0"/>
-        <w:i w:val="0"/>
-        <w:strike w:val="0"/>
-        <w:dstrike w:val="0"/>
-        <w:color w:val="000000"/>
-        <w:sz w:val="24"/>
-        <w:szCs w:val="24"/>
-        <w:u w:val="none" w:color="000000"/>
-        <w:bdr w:val="none" w:sz="0" w:space="0" w:color="auto"/>
-        <w:shd w:val="clear" w:color="auto" w:fill="auto"/>
-        <w:vertAlign w:val="baseline"/>
-      </w:rPr>
-    </w:lvl>
-    <w:lvl w:ilvl="3" w:tplc="727A235A">
-      <w:start w:val="1"/>
-      <w:numFmt w:val="bullet"/>
-      <w:lvlText w:val="•"/>
-      <w:lvlJc w:val="left"/>
-      <w:pPr>
-        <w:ind w:left="2806"/>
-      </w:pPr>
-      <w:rPr>
-        <w:rFonts w:ascii="Calibri" w:eastAsia="Calibri" w:hAnsi="Calibri" w:cs="Calibri"/>
-        <w:b w:val="0"/>
-        <w:i w:val="0"/>
-        <w:strike w:val="0"/>
-        <w:dstrike w:val="0"/>
-        <w:color w:val="000000"/>
-        <w:sz w:val="24"/>
-        <w:szCs w:val="24"/>
-        <w:u w:val="none" w:color="000000"/>
-        <w:bdr w:val="none" w:sz="0" w:space="0" w:color="auto"/>
-        <w:shd w:val="clear" w:color="auto" w:fill="auto"/>
-        <w:vertAlign w:val="baseline"/>
-      </w:rPr>
-    </w:lvl>
-    <w:lvl w:ilvl="4" w:tplc="805EF63E">
-      <w:start w:val="1"/>
-      <w:numFmt w:val="bullet"/>
-      <w:lvlText w:val="o"/>
-      <w:lvlJc w:val="left"/>
-      <w:pPr>
-        <w:ind w:left="3526"/>
-      </w:pPr>
-      <w:rPr>
-        <w:rFonts w:ascii="Calibri" w:eastAsia="Calibri" w:hAnsi="Calibri" w:cs="Calibri"/>
-        <w:b w:val="0"/>
-        <w:i w:val="0"/>
-        <w:strike w:val="0"/>
-        <w:dstrike w:val="0"/>
-        <w:color w:val="000000"/>
-        <w:sz w:val="24"/>
-        <w:szCs w:val="24"/>
-        <w:u w:val="none" w:color="000000"/>
-        <w:bdr w:val="none" w:sz="0" w:space="0" w:color="auto"/>
-        <w:shd w:val="clear" w:color="auto" w:fill="auto"/>
-        <w:vertAlign w:val="baseline"/>
-      </w:rPr>
-    </w:lvl>
-    <w:lvl w:ilvl="5" w:tplc="2CB22C00">
-      <w:start w:val="1"/>
-      <w:numFmt w:val="bullet"/>
-      <w:lvlText w:val="▪"/>
-      <w:lvlJc w:val="left"/>
-      <w:pPr>
-        <w:ind w:left="4246"/>
-      </w:pPr>
-      <w:rPr>
-        <w:rFonts w:ascii="Calibri" w:eastAsia="Calibri" w:hAnsi="Calibri" w:cs="Calibri"/>
-        <w:b w:val="0"/>
-        <w:i w:val="0"/>
-        <w:strike w:val="0"/>
-        <w:dstrike w:val="0"/>
-        <w:color w:val="000000"/>
-        <w:sz w:val="24"/>
-        <w:szCs w:val="24"/>
-        <w:u w:val="none" w:color="000000"/>
-        <w:bdr w:val="none" w:sz="0" w:space="0" w:color="auto"/>
-        <w:shd w:val="clear" w:color="auto" w:fill="auto"/>
-        <w:vertAlign w:val="baseline"/>
-      </w:rPr>
-    </w:lvl>
-    <w:lvl w:ilvl="6" w:tplc="58CE3752">
-      <w:start w:val="1"/>
-      <w:numFmt w:val="bullet"/>
-      <w:lvlText w:val="•"/>
-      <w:lvlJc w:val="left"/>
-      <w:pPr>
-        <w:ind w:left="4966"/>
-      </w:pPr>
-      <w:rPr>
-        <w:rFonts w:ascii="Calibri" w:eastAsia="Calibri" w:hAnsi="Calibri" w:cs="Calibri"/>
-        <w:b w:val="0"/>
-        <w:i w:val="0"/>
-        <w:strike w:val="0"/>
-        <w:dstrike w:val="0"/>
-        <w:color w:val="000000"/>
-        <w:sz w:val="24"/>
-        <w:szCs w:val="24"/>
-        <w:u w:val="none" w:color="000000"/>
-        <w:bdr w:val="none" w:sz="0" w:space="0" w:color="auto"/>
-        <w:shd w:val="clear" w:color="auto" w:fill="auto"/>
-        <w:vertAlign w:val="baseline"/>
-      </w:rPr>
-    </w:lvl>
-    <w:lvl w:ilvl="7" w:tplc="B0DC9A9E">
-      <w:start w:val="1"/>
-      <w:numFmt w:val="bullet"/>
-      <w:lvlText w:val="o"/>
-      <w:lvlJc w:val="left"/>
-      <w:pPr>
-        <w:ind w:left="5686"/>
-      </w:pPr>
-      <w:rPr>
-        <w:rFonts w:ascii="Calibri" w:eastAsia="Calibri" w:hAnsi="Calibri" w:cs="Calibri"/>
-        <w:b w:val="0"/>
-        <w:i w:val="0"/>
-        <w:strike w:val="0"/>
-        <w:dstrike w:val="0"/>
-        <w:color w:val="000000"/>
-        <w:sz w:val="24"/>
-        <w:szCs w:val="24"/>
-        <w:u w:val="none" w:color="000000"/>
-        <w:bdr w:val="none" w:sz="0" w:space="0" w:color="auto"/>
-        <w:shd w:val="clear" w:color="auto" w:fill="auto"/>
-        <w:vertAlign w:val="baseline"/>
-      </w:rPr>
-    </w:lvl>
-    <w:lvl w:ilvl="8" w:tplc="22F09670">
-      <w:start w:val="1"/>
-      <w:numFmt w:val="bullet"/>
-      <w:lvlText w:val="▪"/>
-      <w:lvlJc w:val="left"/>
-      <w:pPr>
-        <w:ind w:left="6406"/>
-      </w:pPr>
-      <w:rPr>
-        <w:rFonts w:ascii="Calibri" w:eastAsia="Calibri" w:hAnsi="Calibri" w:cs="Calibri"/>
-        <w:b w:val="0"/>
-        <w:i w:val="0"/>
-        <w:strike w:val="0"/>
-        <w:dstrike w:val="0"/>
-        <w:color w:val="000000"/>
-        <w:sz w:val="24"/>
-        <w:szCs w:val="24"/>
-        <w:u w:val="none" w:color="000000"/>
-        <w:bdr w:val="none" w:sz="0" w:space="0" w:color="auto"/>
-        <w:shd w:val="clear" w:color="auto" w:fill="auto"/>
-        <w:vertAlign w:val="baseline"/>
-      </w:rPr>
-    </w:lvl>
-  </w:abstractNum>
-  <w:abstractNum w:abstractNumId="5" w15:restartNumberingAfterBreak="0">
-    <w:nsid w:val="31E84128"/>
-    <w:multiLevelType w:val="hybridMultilevel"/>
-    <w:tmpl w:val="DC368344"/>
-    <w:lvl w:ilvl="0" w:tplc="43B00B68">
+    <w:tmpl w:val="CB7A84B0"/>
+    <w:lvl w:ilvl="0" w:tplc="F90A9ADA">
       <w:start w:val="1"/>
       <w:numFmt w:val="upperLetter"/>
       <w:lvlText w:val="%1)"/>
@@ -38836,7 +38590,7 @@
         <w:vertAlign w:val="baseline"/>
       </w:rPr>
     </w:lvl>
-    <w:lvl w:ilvl="1" w:tplc="100C0B16">
+    <w:lvl w:ilvl="1" w:tplc="2B76AA0A">
       <w:start w:val="1"/>
       <w:numFmt w:val="lowerLetter"/>
       <w:lvlText w:val="%2"/>
@@ -38860,7 +38614,7 @@
         <w:vertAlign w:val="baseline"/>
       </w:rPr>
     </w:lvl>
-    <w:lvl w:ilvl="2" w:tplc="C27CB86E">
+    <w:lvl w:ilvl="2" w:tplc="E312D664">
       <w:start w:val="1"/>
       <w:numFmt w:val="lowerRoman"/>
       <w:lvlText w:val="%3"/>
@@ -38884,7 +38638,7 @@
         <w:vertAlign w:val="baseline"/>
       </w:rPr>
     </w:lvl>
-    <w:lvl w:ilvl="3" w:tplc="D21298C0">
+    <w:lvl w:ilvl="3" w:tplc="760C4846">
       <w:start w:val="1"/>
       <w:numFmt w:val="decimal"/>
       <w:lvlText w:val="%4"/>
@@ -38908,7 +38662,7 @@
         <w:vertAlign w:val="baseline"/>
       </w:rPr>
     </w:lvl>
-    <w:lvl w:ilvl="4" w:tplc="85B4C498">
+    <w:lvl w:ilvl="4" w:tplc="08060AE6">
       <w:start w:val="1"/>
       <w:numFmt w:val="lowerLetter"/>
       <w:lvlText w:val="%5"/>
@@ -38932,7 +38686,7 @@
         <w:vertAlign w:val="baseline"/>
       </w:rPr>
     </w:lvl>
-    <w:lvl w:ilvl="5" w:tplc="70D40F76">
+    <w:lvl w:ilvl="5" w:tplc="53289E12">
       <w:start w:val="1"/>
       <w:numFmt w:val="lowerRoman"/>
       <w:lvlText w:val="%6"/>
@@ -38956,7 +38710,7 @@
         <w:vertAlign w:val="baseline"/>
       </w:rPr>
     </w:lvl>
-    <w:lvl w:ilvl="6" w:tplc="7D8623B8">
+    <w:lvl w:ilvl="6" w:tplc="87F8DB1E">
       <w:start w:val="1"/>
       <w:numFmt w:val="decimal"/>
       <w:lvlText w:val="%7"/>
@@ -38980,7 +38734,7 @@
         <w:vertAlign w:val="baseline"/>
       </w:rPr>
     </w:lvl>
-    <w:lvl w:ilvl="7" w:tplc="B858AA18">
+    <w:lvl w:ilvl="7" w:tplc="ACD2957A">
       <w:start w:val="1"/>
       <w:numFmt w:val="lowerLetter"/>
       <w:lvlText w:val="%8"/>
@@ -39004,7 +38758,7 @@
         <w:vertAlign w:val="baseline"/>
       </w:rPr>
     </w:lvl>
-    <w:lvl w:ilvl="8" w:tplc="01CA073A">
+    <w:lvl w:ilvl="8" w:tplc="E47039C6">
       <w:start w:val="1"/>
       <w:numFmt w:val="lowerRoman"/>
       <w:lvlText w:val="%9"/>
@@ -39029,10 +38783,1088 @@
       </w:rPr>
     </w:lvl>
   </w:abstractNum>
+  <w:abstractNum w:abstractNumId="5" w15:restartNumberingAfterBreak="0">
+    <w:nsid w:val="354C5324"/>
+    <w:multiLevelType w:val="hybridMultilevel"/>
+    <w:tmpl w:val="9ED834FA"/>
+    <w:lvl w:ilvl="0" w:tplc="CCEE4720">
+      <w:start w:val="1"/>
+      <w:numFmt w:val="bullet"/>
+      <w:lvlText w:val="•"/>
+      <w:lvlJc w:val="left"/>
+      <w:pPr>
+        <w:ind w:left="585"/>
+      </w:pPr>
+      <w:rPr>
+        <w:rFonts w:ascii="Calibri" w:eastAsia="Calibri" w:hAnsi="Calibri" w:cs="Calibri"/>
+        <w:b w:val="0"/>
+        <w:i w:val="0"/>
+        <w:strike w:val="0"/>
+        <w:dstrike w:val="0"/>
+        <w:color w:val="000000"/>
+        <w:sz w:val="24"/>
+        <w:szCs w:val="24"/>
+        <w:u w:val="none" w:color="000000"/>
+        <w:bdr w:val="none" w:sz="0" w:space="0" w:color="auto"/>
+        <w:shd w:val="clear" w:color="auto" w:fill="auto"/>
+        <w:vertAlign w:val="baseline"/>
+      </w:rPr>
+    </w:lvl>
+    <w:lvl w:ilvl="1" w:tplc="EE84BD30">
+      <w:start w:val="1"/>
+      <w:numFmt w:val="bullet"/>
+      <w:lvlText w:val="o"/>
+      <w:lvlJc w:val="left"/>
+      <w:pPr>
+        <w:ind w:left="1366"/>
+      </w:pPr>
+      <w:rPr>
+        <w:rFonts w:ascii="Calibri" w:eastAsia="Calibri" w:hAnsi="Calibri" w:cs="Calibri"/>
+        <w:b w:val="0"/>
+        <w:i w:val="0"/>
+        <w:strike w:val="0"/>
+        <w:dstrike w:val="0"/>
+        <w:color w:val="000000"/>
+        <w:sz w:val="24"/>
+        <w:szCs w:val="24"/>
+        <w:u w:val="none" w:color="000000"/>
+        <w:bdr w:val="none" w:sz="0" w:space="0" w:color="auto"/>
+        <w:shd w:val="clear" w:color="auto" w:fill="auto"/>
+        <w:vertAlign w:val="baseline"/>
+      </w:rPr>
+    </w:lvl>
+    <w:lvl w:ilvl="2" w:tplc="901ADAE2">
+      <w:start w:val="1"/>
+      <w:numFmt w:val="bullet"/>
+      <w:lvlText w:val="▪"/>
+      <w:lvlJc w:val="left"/>
+      <w:pPr>
+        <w:ind w:left="2086"/>
+      </w:pPr>
+      <w:rPr>
+        <w:rFonts w:ascii="Calibri" w:eastAsia="Calibri" w:hAnsi="Calibri" w:cs="Calibri"/>
+        <w:b w:val="0"/>
+        <w:i w:val="0"/>
+        <w:strike w:val="0"/>
+        <w:dstrike w:val="0"/>
+        <w:color w:val="000000"/>
+        <w:sz w:val="24"/>
+        <w:szCs w:val="24"/>
+        <w:u w:val="none" w:color="000000"/>
+        <w:bdr w:val="none" w:sz="0" w:space="0" w:color="auto"/>
+        <w:shd w:val="clear" w:color="auto" w:fill="auto"/>
+        <w:vertAlign w:val="baseline"/>
+      </w:rPr>
+    </w:lvl>
+    <w:lvl w:ilvl="3" w:tplc="AA725FE0">
+      <w:start w:val="1"/>
+      <w:numFmt w:val="bullet"/>
+      <w:lvlText w:val="•"/>
+      <w:lvlJc w:val="left"/>
+      <w:pPr>
+        <w:ind w:left="2806"/>
+      </w:pPr>
+      <w:rPr>
+        <w:rFonts w:ascii="Calibri" w:eastAsia="Calibri" w:hAnsi="Calibri" w:cs="Calibri"/>
+        <w:b w:val="0"/>
+        <w:i w:val="0"/>
+        <w:strike w:val="0"/>
+        <w:dstrike w:val="0"/>
+        <w:color w:val="000000"/>
+        <w:sz w:val="24"/>
+        <w:szCs w:val="24"/>
+        <w:u w:val="none" w:color="000000"/>
+        <w:bdr w:val="none" w:sz="0" w:space="0" w:color="auto"/>
+        <w:shd w:val="clear" w:color="auto" w:fill="auto"/>
+        <w:vertAlign w:val="baseline"/>
+      </w:rPr>
+    </w:lvl>
+    <w:lvl w:ilvl="4" w:tplc="71F2C306">
+      <w:start w:val="1"/>
+      <w:numFmt w:val="bullet"/>
+      <w:lvlText w:val="o"/>
+      <w:lvlJc w:val="left"/>
+      <w:pPr>
+        <w:ind w:left="3526"/>
+      </w:pPr>
+      <w:rPr>
+        <w:rFonts w:ascii="Calibri" w:eastAsia="Calibri" w:hAnsi="Calibri" w:cs="Calibri"/>
+        <w:b w:val="0"/>
+        <w:i w:val="0"/>
+        <w:strike w:val="0"/>
+        <w:dstrike w:val="0"/>
+        <w:color w:val="000000"/>
+        <w:sz w:val="24"/>
+        <w:szCs w:val="24"/>
+        <w:u w:val="none" w:color="000000"/>
+        <w:bdr w:val="none" w:sz="0" w:space="0" w:color="auto"/>
+        <w:shd w:val="clear" w:color="auto" w:fill="auto"/>
+        <w:vertAlign w:val="baseline"/>
+      </w:rPr>
+    </w:lvl>
+    <w:lvl w:ilvl="5" w:tplc="7298978E">
+      <w:start w:val="1"/>
+      <w:numFmt w:val="bullet"/>
+      <w:lvlText w:val="▪"/>
+      <w:lvlJc w:val="left"/>
+      <w:pPr>
+        <w:ind w:left="4246"/>
+      </w:pPr>
+      <w:rPr>
+        <w:rFonts w:ascii="Calibri" w:eastAsia="Calibri" w:hAnsi="Calibri" w:cs="Calibri"/>
+        <w:b w:val="0"/>
+        <w:i w:val="0"/>
+        <w:strike w:val="0"/>
+        <w:dstrike w:val="0"/>
+        <w:color w:val="000000"/>
+        <w:sz w:val="24"/>
+        <w:szCs w:val="24"/>
+        <w:u w:val="none" w:color="000000"/>
+        <w:bdr w:val="none" w:sz="0" w:space="0" w:color="auto"/>
+        <w:shd w:val="clear" w:color="auto" w:fill="auto"/>
+        <w:vertAlign w:val="baseline"/>
+      </w:rPr>
+    </w:lvl>
+    <w:lvl w:ilvl="6" w:tplc="D220C562">
+      <w:start w:val="1"/>
+      <w:numFmt w:val="bullet"/>
+      <w:lvlText w:val="•"/>
+      <w:lvlJc w:val="left"/>
+      <w:pPr>
+        <w:ind w:left="4966"/>
+      </w:pPr>
+      <w:rPr>
+        <w:rFonts w:ascii="Calibri" w:eastAsia="Calibri" w:hAnsi="Calibri" w:cs="Calibri"/>
+        <w:b w:val="0"/>
+        <w:i w:val="0"/>
+        <w:strike w:val="0"/>
+        <w:dstrike w:val="0"/>
+        <w:color w:val="000000"/>
+        <w:sz w:val="24"/>
+        <w:szCs w:val="24"/>
+        <w:u w:val="none" w:color="000000"/>
+        <w:bdr w:val="none" w:sz="0" w:space="0" w:color="auto"/>
+        <w:shd w:val="clear" w:color="auto" w:fill="auto"/>
+        <w:vertAlign w:val="baseline"/>
+      </w:rPr>
+    </w:lvl>
+    <w:lvl w:ilvl="7" w:tplc="F3BC110C">
+      <w:start w:val="1"/>
+      <w:numFmt w:val="bullet"/>
+      <w:lvlText w:val="o"/>
+      <w:lvlJc w:val="left"/>
+      <w:pPr>
+        <w:ind w:left="5686"/>
+      </w:pPr>
+      <w:rPr>
+        <w:rFonts w:ascii="Calibri" w:eastAsia="Calibri" w:hAnsi="Calibri" w:cs="Calibri"/>
+        <w:b w:val="0"/>
+        <w:i w:val="0"/>
+        <w:strike w:val="0"/>
+        <w:dstrike w:val="0"/>
+        <w:color w:val="000000"/>
+        <w:sz w:val="24"/>
+        <w:szCs w:val="24"/>
+        <w:u w:val="none" w:color="000000"/>
+        <w:bdr w:val="none" w:sz="0" w:space="0" w:color="auto"/>
+        <w:shd w:val="clear" w:color="auto" w:fill="auto"/>
+        <w:vertAlign w:val="baseline"/>
+      </w:rPr>
+    </w:lvl>
+    <w:lvl w:ilvl="8" w:tplc="6EEA829A">
+      <w:start w:val="1"/>
+      <w:numFmt w:val="bullet"/>
+      <w:lvlText w:val="▪"/>
+      <w:lvlJc w:val="left"/>
+      <w:pPr>
+        <w:ind w:left="6406"/>
+      </w:pPr>
+      <w:rPr>
+        <w:rFonts w:ascii="Calibri" w:eastAsia="Calibri" w:hAnsi="Calibri" w:cs="Calibri"/>
+        <w:b w:val="0"/>
+        <w:i w:val="0"/>
+        <w:strike w:val="0"/>
+        <w:dstrike w:val="0"/>
+        <w:color w:val="000000"/>
+        <w:sz w:val="24"/>
+        <w:szCs w:val="24"/>
+        <w:u w:val="none" w:color="000000"/>
+        <w:bdr w:val="none" w:sz="0" w:space="0" w:color="auto"/>
+        <w:shd w:val="clear" w:color="auto" w:fill="auto"/>
+        <w:vertAlign w:val="baseline"/>
+      </w:rPr>
+    </w:lvl>
+  </w:abstractNum>
   <w:abstractNum w:abstractNumId="6" w15:restartNumberingAfterBreak="0">
-    <w:nsid w:val="3A033638"/>
+    <w:nsid w:val="3B1C7427"/>
+    <w:multiLevelType w:val="hybridMultilevel"/>
+    <w:tmpl w:val="B67E95DC"/>
+    <w:lvl w:ilvl="0" w:tplc="B82C2620">
+      <w:start w:val="1"/>
+      <w:numFmt w:val="upperLetter"/>
+      <w:lvlText w:val="%1)"/>
+      <w:lvlJc w:val="left"/>
+      <w:pPr>
+        <w:ind w:left="0"/>
+      </w:pPr>
+      <w:rPr>
+        <w:rFonts w:ascii="Calibri" w:eastAsia="Calibri" w:hAnsi="Calibri" w:cs="Calibri"/>
+        <w:b/>
+        <w:bCs/>
+        <w:i w:val="0"/>
+        <w:strike w:val="0"/>
+        <w:dstrike w:val="0"/>
+        <w:color w:val="000000"/>
+        <w:sz w:val="24"/>
+        <w:szCs w:val="24"/>
+        <w:u w:val="none" w:color="000000"/>
+        <w:bdr w:val="none" w:sz="0" w:space="0" w:color="auto"/>
+        <w:shd w:val="clear" w:color="auto" w:fill="auto"/>
+        <w:vertAlign w:val="baseline"/>
+      </w:rPr>
+    </w:lvl>
+    <w:lvl w:ilvl="1" w:tplc="DE0891B6">
+      <w:start w:val="1"/>
+      <w:numFmt w:val="lowerLetter"/>
+      <w:lvlText w:val="%2"/>
+      <w:lvlJc w:val="left"/>
+      <w:pPr>
+        <w:ind w:left="1817"/>
+      </w:pPr>
+      <w:rPr>
+        <w:rFonts w:ascii="Calibri" w:eastAsia="Calibri" w:hAnsi="Calibri" w:cs="Calibri"/>
+        <w:b/>
+        <w:bCs/>
+        <w:i w:val="0"/>
+        <w:strike w:val="0"/>
+        <w:dstrike w:val="0"/>
+        <w:color w:val="000000"/>
+        <w:sz w:val="24"/>
+        <w:szCs w:val="24"/>
+        <w:u w:val="none" w:color="000000"/>
+        <w:bdr w:val="none" w:sz="0" w:space="0" w:color="auto"/>
+        <w:shd w:val="clear" w:color="auto" w:fill="auto"/>
+        <w:vertAlign w:val="baseline"/>
+      </w:rPr>
+    </w:lvl>
+    <w:lvl w:ilvl="2" w:tplc="62C475A4">
+      <w:start w:val="1"/>
+      <w:numFmt w:val="lowerRoman"/>
+      <w:lvlText w:val="%3"/>
+      <w:lvlJc w:val="left"/>
+      <w:pPr>
+        <w:ind w:left="2537"/>
+      </w:pPr>
+      <w:rPr>
+        <w:rFonts w:ascii="Calibri" w:eastAsia="Calibri" w:hAnsi="Calibri" w:cs="Calibri"/>
+        <w:b/>
+        <w:bCs/>
+        <w:i w:val="0"/>
+        <w:strike w:val="0"/>
+        <w:dstrike w:val="0"/>
+        <w:color w:val="000000"/>
+        <w:sz w:val="24"/>
+        <w:szCs w:val="24"/>
+        <w:u w:val="none" w:color="000000"/>
+        <w:bdr w:val="none" w:sz="0" w:space="0" w:color="auto"/>
+        <w:shd w:val="clear" w:color="auto" w:fill="auto"/>
+        <w:vertAlign w:val="baseline"/>
+      </w:rPr>
+    </w:lvl>
+    <w:lvl w:ilvl="3" w:tplc="B22CB374">
+      <w:start w:val="1"/>
+      <w:numFmt w:val="decimal"/>
+      <w:lvlText w:val="%4"/>
+      <w:lvlJc w:val="left"/>
+      <w:pPr>
+        <w:ind w:left="3257"/>
+      </w:pPr>
+      <w:rPr>
+        <w:rFonts w:ascii="Calibri" w:eastAsia="Calibri" w:hAnsi="Calibri" w:cs="Calibri"/>
+        <w:b/>
+        <w:bCs/>
+        <w:i w:val="0"/>
+        <w:strike w:val="0"/>
+        <w:dstrike w:val="0"/>
+        <w:color w:val="000000"/>
+        <w:sz w:val="24"/>
+        <w:szCs w:val="24"/>
+        <w:u w:val="none" w:color="000000"/>
+        <w:bdr w:val="none" w:sz="0" w:space="0" w:color="auto"/>
+        <w:shd w:val="clear" w:color="auto" w:fill="auto"/>
+        <w:vertAlign w:val="baseline"/>
+      </w:rPr>
+    </w:lvl>
+    <w:lvl w:ilvl="4" w:tplc="DA1AD992">
+      <w:start w:val="1"/>
+      <w:numFmt w:val="lowerLetter"/>
+      <w:lvlText w:val="%5"/>
+      <w:lvlJc w:val="left"/>
+      <w:pPr>
+        <w:ind w:left="3977"/>
+      </w:pPr>
+      <w:rPr>
+        <w:rFonts w:ascii="Calibri" w:eastAsia="Calibri" w:hAnsi="Calibri" w:cs="Calibri"/>
+        <w:b/>
+        <w:bCs/>
+        <w:i w:val="0"/>
+        <w:strike w:val="0"/>
+        <w:dstrike w:val="0"/>
+        <w:color w:val="000000"/>
+        <w:sz w:val="24"/>
+        <w:szCs w:val="24"/>
+        <w:u w:val="none" w:color="000000"/>
+        <w:bdr w:val="none" w:sz="0" w:space="0" w:color="auto"/>
+        <w:shd w:val="clear" w:color="auto" w:fill="auto"/>
+        <w:vertAlign w:val="baseline"/>
+      </w:rPr>
+    </w:lvl>
+    <w:lvl w:ilvl="5" w:tplc="50F6467A">
+      <w:start w:val="1"/>
+      <w:numFmt w:val="lowerRoman"/>
+      <w:lvlText w:val="%6"/>
+      <w:lvlJc w:val="left"/>
+      <w:pPr>
+        <w:ind w:left="4697"/>
+      </w:pPr>
+      <w:rPr>
+        <w:rFonts w:ascii="Calibri" w:eastAsia="Calibri" w:hAnsi="Calibri" w:cs="Calibri"/>
+        <w:b/>
+        <w:bCs/>
+        <w:i w:val="0"/>
+        <w:strike w:val="0"/>
+        <w:dstrike w:val="0"/>
+        <w:color w:val="000000"/>
+        <w:sz w:val="24"/>
+        <w:szCs w:val="24"/>
+        <w:u w:val="none" w:color="000000"/>
+        <w:bdr w:val="none" w:sz="0" w:space="0" w:color="auto"/>
+        <w:shd w:val="clear" w:color="auto" w:fill="auto"/>
+        <w:vertAlign w:val="baseline"/>
+      </w:rPr>
+    </w:lvl>
+    <w:lvl w:ilvl="6" w:tplc="2E18A760">
+      <w:start w:val="1"/>
+      <w:numFmt w:val="decimal"/>
+      <w:lvlText w:val="%7"/>
+      <w:lvlJc w:val="left"/>
+      <w:pPr>
+        <w:ind w:left="5417"/>
+      </w:pPr>
+      <w:rPr>
+        <w:rFonts w:ascii="Calibri" w:eastAsia="Calibri" w:hAnsi="Calibri" w:cs="Calibri"/>
+        <w:b/>
+        <w:bCs/>
+        <w:i w:val="0"/>
+        <w:strike w:val="0"/>
+        <w:dstrike w:val="0"/>
+        <w:color w:val="000000"/>
+        <w:sz w:val="24"/>
+        <w:szCs w:val="24"/>
+        <w:u w:val="none" w:color="000000"/>
+        <w:bdr w:val="none" w:sz="0" w:space="0" w:color="auto"/>
+        <w:shd w:val="clear" w:color="auto" w:fill="auto"/>
+        <w:vertAlign w:val="baseline"/>
+      </w:rPr>
+    </w:lvl>
+    <w:lvl w:ilvl="7" w:tplc="A366E72C">
+      <w:start w:val="1"/>
+      <w:numFmt w:val="lowerLetter"/>
+      <w:lvlText w:val="%8"/>
+      <w:lvlJc w:val="left"/>
+      <w:pPr>
+        <w:ind w:left="6137"/>
+      </w:pPr>
+      <w:rPr>
+        <w:rFonts w:ascii="Calibri" w:eastAsia="Calibri" w:hAnsi="Calibri" w:cs="Calibri"/>
+        <w:b/>
+        <w:bCs/>
+        <w:i w:val="0"/>
+        <w:strike w:val="0"/>
+        <w:dstrike w:val="0"/>
+        <w:color w:val="000000"/>
+        <w:sz w:val="24"/>
+        <w:szCs w:val="24"/>
+        <w:u w:val="none" w:color="000000"/>
+        <w:bdr w:val="none" w:sz="0" w:space="0" w:color="auto"/>
+        <w:shd w:val="clear" w:color="auto" w:fill="auto"/>
+        <w:vertAlign w:val="baseline"/>
+      </w:rPr>
+    </w:lvl>
+    <w:lvl w:ilvl="8" w:tplc="0BD0A26C">
+      <w:start w:val="1"/>
+      <w:numFmt w:val="lowerRoman"/>
+      <w:lvlText w:val="%9"/>
+      <w:lvlJc w:val="left"/>
+      <w:pPr>
+        <w:ind w:left="6857"/>
+      </w:pPr>
+      <w:rPr>
+        <w:rFonts w:ascii="Calibri" w:eastAsia="Calibri" w:hAnsi="Calibri" w:cs="Calibri"/>
+        <w:b/>
+        <w:bCs/>
+        <w:i w:val="0"/>
+        <w:strike w:val="0"/>
+        <w:dstrike w:val="0"/>
+        <w:color w:val="000000"/>
+        <w:sz w:val="24"/>
+        <w:szCs w:val="24"/>
+        <w:u w:val="none" w:color="000000"/>
+        <w:bdr w:val="none" w:sz="0" w:space="0" w:color="auto"/>
+        <w:shd w:val="clear" w:color="auto" w:fill="auto"/>
+        <w:vertAlign w:val="baseline"/>
+      </w:rPr>
+    </w:lvl>
+  </w:abstractNum>
+  <w:abstractNum w:abstractNumId="7" w15:restartNumberingAfterBreak="0">
+    <w:nsid w:val="3CFC5575"/>
+    <w:multiLevelType w:val="hybridMultilevel"/>
+    <w:tmpl w:val="5FA4B012"/>
+    <w:lvl w:ilvl="0" w:tplc="2F2ABEDC">
+      <w:start w:val="1"/>
+      <w:numFmt w:val="bullet"/>
+      <w:lvlText w:val="•"/>
+      <w:lvlJc w:val="left"/>
+      <w:pPr>
+        <w:ind w:left="585"/>
+      </w:pPr>
+      <w:rPr>
+        <w:rFonts w:ascii="Calibri" w:eastAsia="Calibri" w:hAnsi="Calibri" w:cs="Calibri"/>
+        <w:b w:val="0"/>
+        <w:i w:val="0"/>
+        <w:strike w:val="0"/>
+        <w:dstrike w:val="0"/>
+        <w:color w:val="000000"/>
+        <w:sz w:val="24"/>
+        <w:szCs w:val="24"/>
+        <w:u w:val="none" w:color="000000"/>
+        <w:bdr w:val="none" w:sz="0" w:space="0" w:color="auto"/>
+        <w:shd w:val="clear" w:color="auto" w:fill="auto"/>
+        <w:vertAlign w:val="baseline"/>
+      </w:rPr>
+    </w:lvl>
+    <w:lvl w:ilvl="1" w:tplc="77CEBD24">
+      <w:start w:val="1"/>
+      <w:numFmt w:val="bullet"/>
+      <w:lvlText w:val="o"/>
+      <w:lvlJc w:val="left"/>
+      <w:pPr>
+        <w:ind w:left="1366"/>
+      </w:pPr>
+      <w:rPr>
+        <w:rFonts w:ascii="Calibri" w:eastAsia="Calibri" w:hAnsi="Calibri" w:cs="Calibri"/>
+        <w:b w:val="0"/>
+        <w:i w:val="0"/>
+        <w:strike w:val="0"/>
+        <w:dstrike w:val="0"/>
+        <w:color w:val="000000"/>
+        <w:sz w:val="24"/>
+        <w:szCs w:val="24"/>
+        <w:u w:val="none" w:color="000000"/>
+        <w:bdr w:val="none" w:sz="0" w:space="0" w:color="auto"/>
+        <w:shd w:val="clear" w:color="auto" w:fill="auto"/>
+        <w:vertAlign w:val="baseline"/>
+      </w:rPr>
+    </w:lvl>
+    <w:lvl w:ilvl="2" w:tplc="813C4C7E">
+      <w:start w:val="1"/>
+      <w:numFmt w:val="bullet"/>
+      <w:lvlText w:val="▪"/>
+      <w:lvlJc w:val="left"/>
+      <w:pPr>
+        <w:ind w:left="2086"/>
+      </w:pPr>
+      <w:rPr>
+        <w:rFonts w:ascii="Calibri" w:eastAsia="Calibri" w:hAnsi="Calibri" w:cs="Calibri"/>
+        <w:b w:val="0"/>
+        <w:i w:val="0"/>
+        <w:strike w:val="0"/>
+        <w:dstrike w:val="0"/>
+        <w:color w:val="000000"/>
+        <w:sz w:val="24"/>
+        <w:szCs w:val="24"/>
+        <w:u w:val="none" w:color="000000"/>
+        <w:bdr w:val="none" w:sz="0" w:space="0" w:color="auto"/>
+        <w:shd w:val="clear" w:color="auto" w:fill="auto"/>
+        <w:vertAlign w:val="baseline"/>
+      </w:rPr>
+    </w:lvl>
+    <w:lvl w:ilvl="3" w:tplc="ECEE1DFC">
+      <w:start w:val="1"/>
+      <w:numFmt w:val="bullet"/>
+      <w:lvlText w:val="•"/>
+      <w:lvlJc w:val="left"/>
+      <w:pPr>
+        <w:ind w:left="2806"/>
+      </w:pPr>
+      <w:rPr>
+        <w:rFonts w:ascii="Calibri" w:eastAsia="Calibri" w:hAnsi="Calibri" w:cs="Calibri"/>
+        <w:b w:val="0"/>
+        <w:i w:val="0"/>
+        <w:strike w:val="0"/>
+        <w:dstrike w:val="0"/>
+        <w:color w:val="000000"/>
+        <w:sz w:val="24"/>
+        <w:szCs w:val="24"/>
+        <w:u w:val="none" w:color="000000"/>
+        <w:bdr w:val="none" w:sz="0" w:space="0" w:color="auto"/>
+        <w:shd w:val="clear" w:color="auto" w:fill="auto"/>
+        <w:vertAlign w:val="baseline"/>
+      </w:rPr>
+    </w:lvl>
+    <w:lvl w:ilvl="4" w:tplc="B32C5634">
+      <w:start w:val="1"/>
+      <w:numFmt w:val="bullet"/>
+      <w:lvlText w:val="o"/>
+      <w:lvlJc w:val="left"/>
+      <w:pPr>
+        <w:ind w:left="3526"/>
+      </w:pPr>
+      <w:rPr>
+        <w:rFonts w:ascii="Calibri" w:eastAsia="Calibri" w:hAnsi="Calibri" w:cs="Calibri"/>
+        <w:b w:val="0"/>
+        <w:i w:val="0"/>
+        <w:strike w:val="0"/>
+        <w:dstrike w:val="0"/>
+        <w:color w:val="000000"/>
+        <w:sz w:val="24"/>
+        <w:szCs w:val="24"/>
+        <w:u w:val="none" w:color="000000"/>
+        <w:bdr w:val="none" w:sz="0" w:space="0" w:color="auto"/>
+        <w:shd w:val="clear" w:color="auto" w:fill="auto"/>
+        <w:vertAlign w:val="baseline"/>
+      </w:rPr>
+    </w:lvl>
+    <w:lvl w:ilvl="5" w:tplc="8FA42800">
+      <w:start w:val="1"/>
+      <w:numFmt w:val="bullet"/>
+      <w:lvlText w:val="▪"/>
+      <w:lvlJc w:val="left"/>
+      <w:pPr>
+        <w:ind w:left="4246"/>
+      </w:pPr>
+      <w:rPr>
+        <w:rFonts w:ascii="Calibri" w:eastAsia="Calibri" w:hAnsi="Calibri" w:cs="Calibri"/>
+        <w:b w:val="0"/>
+        <w:i w:val="0"/>
+        <w:strike w:val="0"/>
+        <w:dstrike w:val="0"/>
+        <w:color w:val="000000"/>
+        <w:sz w:val="24"/>
+        <w:szCs w:val="24"/>
+        <w:u w:val="none" w:color="000000"/>
+        <w:bdr w:val="none" w:sz="0" w:space="0" w:color="auto"/>
+        <w:shd w:val="clear" w:color="auto" w:fill="auto"/>
+        <w:vertAlign w:val="baseline"/>
+      </w:rPr>
+    </w:lvl>
+    <w:lvl w:ilvl="6" w:tplc="0ABC3F2E">
+      <w:start w:val="1"/>
+      <w:numFmt w:val="bullet"/>
+      <w:lvlText w:val="•"/>
+      <w:lvlJc w:val="left"/>
+      <w:pPr>
+        <w:ind w:left="4966"/>
+      </w:pPr>
+      <w:rPr>
+        <w:rFonts w:ascii="Calibri" w:eastAsia="Calibri" w:hAnsi="Calibri" w:cs="Calibri"/>
+        <w:b w:val="0"/>
+        <w:i w:val="0"/>
+        <w:strike w:val="0"/>
+        <w:dstrike w:val="0"/>
+        <w:color w:val="000000"/>
+        <w:sz w:val="24"/>
+        <w:szCs w:val="24"/>
+        <w:u w:val="none" w:color="000000"/>
+        <w:bdr w:val="none" w:sz="0" w:space="0" w:color="auto"/>
+        <w:shd w:val="clear" w:color="auto" w:fill="auto"/>
+        <w:vertAlign w:val="baseline"/>
+      </w:rPr>
+    </w:lvl>
+    <w:lvl w:ilvl="7" w:tplc="4AB6B412">
+      <w:start w:val="1"/>
+      <w:numFmt w:val="bullet"/>
+      <w:lvlText w:val="o"/>
+      <w:lvlJc w:val="left"/>
+      <w:pPr>
+        <w:ind w:left="5686"/>
+      </w:pPr>
+      <w:rPr>
+        <w:rFonts w:ascii="Calibri" w:eastAsia="Calibri" w:hAnsi="Calibri" w:cs="Calibri"/>
+        <w:b w:val="0"/>
+        <w:i w:val="0"/>
+        <w:strike w:val="0"/>
+        <w:dstrike w:val="0"/>
+        <w:color w:val="000000"/>
+        <w:sz w:val="24"/>
+        <w:szCs w:val="24"/>
+        <w:u w:val="none" w:color="000000"/>
+        <w:bdr w:val="none" w:sz="0" w:space="0" w:color="auto"/>
+        <w:shd w:val="clear" w:color="auto" w:fill="auto"/>
+        <w:vertAlign w:val="baseline"/>
+      </w:rPr>
+    </w:lvl>
+    <w:lvl w:ilvl="8" w:tplc="BC9C5658">
+      <w:start w:val="1"/>
+      <w:numFmt w:val="bullet"/>
+      <w:lvlText w:val="▪"/>
+      <w:lvlJc w:val="left"/>
+      <w:pPr>
+        <w:ind w:left="6406"/>
+      </w:pPr>
+      <w:rPr>
+        <w:rFonts w:ascii="Calibri" w:eastAsia="Calibri" w:hAnsi="Calibri" w:cs="Calibri"/>
+        <w:b w:val="0"/>
+        <w:i w:val="0"/>
+        <w:strike w:val="0"/>
+        <w:dstrike w:val="0"/>
+        <w:color w:val="000000"/>
+        <w:sz w:val="24"/>
+        <w:szCs w:val="24"/>
+        <w:u w:val="none" w:color="000000"/>
+        <w:bdr w:val="none" w:sz="0" w:space="0" w:color="auto"/>
+        <w:shd w:val="clear" w:color="auto" w:fill="auto"/>
+        <w:vertAlign w:val="baseline"/>
+      </w:rPr>
+    </w:lvl>
+  </w:abstractNum>
+  <w:abstractNum w:abstractNumId="8" w15:restartNumberingAfterBreak="0">
+    <w:nsid w:val="3E685A33"/>
+    <w:multiLevelType w:val="hybridMultilevel"/>
+    <w:tmpl w:val="505C5BD4"/>
+    <w:lvl w:ilvl="0" w:tplc="34FC0BDA">
+      <w:start w:val="1"/>
+      <w:numFmt w:val="bullet"/>
+      <w:lvlText w:val="•"/>
+      <w:lvlJc w:val="left"/>
+      <w:pPr>
+        <w:ind w:left="585"/>
+      </w:pPr>
+      <w:rPr>
+        <w:rFonts w:ascii="Calibri" w:eastAsia="Calibri" w:hAnsi="Calibri" w:cs="Calibri"/>
+        <w:b w:val="0"/>
+        <w:i w:val="0"/>
+        <w:strike w:val="0"/>
+        <w:dstrike w:val="0"/>
+        <w:color w:val="000000"/>
+        <w:sz w:val="24"/>
+        <w:szCs w:val="24"/>
+        <w:u w:val="none" w:color="000000"/>
+        <w:bdr w:val="none" w:sz="0" w:space="0" w:color="auto"/>
+        <w:shd w:val="clear" w:color="auto" w:fill="auto"/>
+        <w:vertAlign w:val="baseline"/>
+      </w:rPr>
+    </w:lvl>
+    <w:lvl w:ilvl="1" w:tplc="FFE82C7C">
+      <w:start w:val="1"/>
+      <w:numFmt w:val="bullet"/>
+      <w:lvlText w:val="o"/>
+      <w:lvlJc w:val="left"/>
+      <w:pPr>
+        <w:ind w:left="1366"/>
+      </w:pPr>
+      <w:rPr>
+        <w:rFonts w:ascii="Calibri" w:eastAsia="Calibri" w:hAnsi="Calibri" w:cs="Calibri"/>
+        <w:b w:val="0"/>
+        <w:i w:val="0"/>
+        <w:strike w:val="0"/>
+        <w:dstrike w:val="0"/>
+        <w:color w:val="000000"/>
+        <w:sz w:val="24"/>
+        <w:szCs w:val="24"/>
+        <w:u w:val="none" w:color="000000"/>
+        <w:bdr w:val="none" w:sz="0" w:space="0" w:color="auto"/>
+        <w:shd w:val="clear" w:color="auto" w:fill="auto"/>
+        <w:vertAlign w:val="baseline"/>
+      </w:rPr>
+    </w:lvl>
+    <w:lvl w:ilvl="2" w:tplc="1EBA3BDE">
+      <w:start w:val="1"/>
+      <w:numFmt w:val="bullet"/>
+      <w:lvlText w:val="▪"/>
+      <w:lvlJc w:val="left"/>
+      <w:pPr>
+        <w:ind w:left="2086"/>
+      </w:pPr>
+      <w:rPr>
+        <w:rFonts w:ascii="Calibri" w:eastAsia="Calibri" w:hAnsi="Calibri" w:cs="Calibri"/>
+        <w:b w:val="0"/>
+        <w:i w:val="0"/>
+        <w:strike w:val="0"/>
+        <w:dstrike w:val="0"/>
+        <w:color w:val="000000"/>
+        <w:sz w:val="24"/>
+        <w:szCs w:val="24"/>
+        <w:u w:val="none" w:color="000000"/>
+        <w:bdr w:val="none" w:sz="0" w:space="0" w:color="auto"/>
+        <w:shd w:val="clear" w:color="auto" w:fill="auto"/>
+        <w:vertAlign w:val="baseline"/>
+      </w:rPr>
+    </w:lvl>
+    <w:lvl w:ilvl="3" w:tplc="10F85E62">
+      <w:start w:val="1"/>
+      <w:numFmt w:val="bullet"/>
+      <w:lvlText w:val="•"/>
+      <w:lvlJc w:val="left"/>
+      <w:pPr>
+        <w:ind w:left="2806"/>
+      </w:pPr>
+      <w:rPr>
+        <w:rFonts w:ascii="Calibri" w:eastAsia="Calibri" w:hAnsi="Calibri" w:cs="Calibri"/>
+        <w:b w:val="0"/>
+        <w:i w:val="0"/>
+        <w:strike w:val="0"/>
+        <w:dstrike w:val="0"/>
+        <w:color w:val="000000"/>
+        <w:sz w:val="24"/>
+        <w:szCs w:val="24"/>
+        <w:u w:val="none" w:color="000000"/>
+        <w:bdr w:val="none" w:sz="0" w:space="0" w:color="auto"/>
+        <w:shd w:val="clear" w:color="auto" w:fill="auto"/>
+        <w:vertAlign w:val="baseline"/>
+      </w:rPr>
+    </w:lvl>
+    <w:lvl w:ilvl="4" w:tplc="37FE73CA">
+      <w:start w:val="1"/>
+      <w:numFmt w:val="bullet"/>
+      <w:lvlText w:val="o"/>
+      <w:lvlJc w:val="left"/>
+      <w:pPr>
+        <w:ind w:left="3526"/>
+      </w:pPr>
+      <w:rPr>
+        <w:rFonts w:ascii="Calibri" w:eastAsia="Calibri" w:hAnsi="Calibri" w:cs="Calibri"/>
+        <w:b w:val="0"/>
+        <w:i w:val="0"/>
+        <w:strike w:val="0"/>
+        <w:dstrike w:val="0"/>
+        <w:color w:val="000000"/>
+        <w:sz w:val="24"/>
+        <w:szCs w:val="24"/>
+        <w:u w:val="none" w:color="000000"/>
+        <w:bdr w:val="none" w:sz="0" w:space="0" w:color="auto"/>
+        <w:shd w:val="clear" w:color="auto" w:fill="auto"/>
+        <w:vertAlign w:val="baseline"/>
+      </w:rPr>
+    </w:lvl>
+    <w:lvl w:ilvl="5" w:tplc="93E652B0">
+      <w:start w:val="1"/>
+      <w:numFmt w:val="bullet"/>
+      <w:lvlText w:val="▪"/>
+      <w:lvlJc w:val="left"/>
+      <w:pPr>
+        <w:ind w:left="4246"/>
+      </w:pPr>
+      <w:rPr>
+        <w:rFonts w:ascii="Calibri" w:eastAsia="Calibri" w:hAnsi="Calibri" w:cs="Calibri"/>
+        <w:b w:val="0"/>
+        <w:i w:val="0"/>
+        <w:strike w:val="0"/>
+        <w:dstrike w:val="0"/>
+        <w:color w:val="000000"/>
+        <w:sz w:val="24"/>
+        <w:szCs w:val="24"/>
+        <w:u w:val="none" w:color="000000"/>
+        <w:bdr w:val="none" w:sz="0" w:space="0" w:color="auto"/>
+        <w:shd w:val="clear" w:color="auto" w:fill="auto"/>
+        <w:vertAlign w:val="baseline"/>
+      </w:rPr>
+    </w:lvl>
+    <w:lvl w:ilvl="6" w:tplc="8F9E112A">
+      <w:start w:val="1"/>
+      <w:numFmt w:val="bullet"/>
+      <w:lvlText w:val="•"/>
+      <w:lvlJc w:val="left"/>
+      <w:pPr>
+        <w:ind w:left="4966"/>
+      </w:pPr>
+      <w:rPr>
+        <w:rFonts w:ascii="Calibri" w:eastAsia="Calibri" w:hAnsi="Calibri" w:cs="Calibri"/>
+        <w:b w:val="0"/>
+        <w:i w:val="0"/>
+        <w:strike w:val="0"/>
+        <w:dstrike w:val="0"/>
+        <w:color w:val="000000"/>
+        <w:sz w:val="24"/>
+        <w:szCs w:val="24"/>
+        <w:u w:val="none" w:color="000000"/>
+        <w:bdr w:val="none" w:sz="0" w:space="0" w:color="auto"/>
+        <w:shd w:val="clear" w:color="auto" w:fill="auto"/>
+        <w:vertAlign w:val="baseline"/>
+      </w:rPr>
+    </w:lvl>
+    <w:lvl w:ilvl="7" w:tplc="E67CB73A">
+      <w:start w:val="1"/>
+      <w:numFmt w:val="bullet"/>
+      <w:lvlText w:val="o"/>
+      <w:lvlJc w:val="left"/>
+      <w:pPr>
+        <w:ind w:left="5686"/>
+      </w:pPr>
+      <w:rPr>
+        <w:rFonts w:ascii="Calibri" w:eastAsia="Calibri" w:hAnsi="Calibri" w:cs="Calibri"/>
+        <w:b w:val="0"/>
+        <w:i w:val="0"/>
+        <w:strike w:val="0"/>
+        <w:dstrike w:val="0"/>
+        <w:color w:val="000000"/>
+        <w:sz w:val="24"/>
+        <w:szCs w:val="24"/>
+        <w:u w:val="none" w:color="000000"/>
+        <w:bdr w:val="none" w:sz="0" w:space="0" w:color="auto"/>
+        <w:shd w:val="clear" w:color="auto" w:fill="auto"/>
+        <w:vertAlign w:val="baseline"/>
+      </w:rPr>
+    </w:lvl>
+    <w:lvl w:ilvl="8" w:tplc="D11A9332">
+      <w:start w:val="1"/>
+      <w:numFmt w:val="bullet"/>
+      <w:lvlText w:val="▪"/>
+      <w:lvlJc w:val="left"/>
+      <w:pPr>
+        <w:ind w:left="6406"/>
+      </w:pPr>
+      <w:rPr>
+        <w:rFonts w:ascii="Calibri" w:eastAsia="Calibri" w:hAnsi="Calibri" w:cs="Calibri"/>
+        <w:b w:val="0"/>
+        <w:i w:val="0"/>
+        <w:strike w:val="0"/>
+        <w:dstrike w:val="0"/>
+        <w:color w:val="000000"/>
+        <w:sz w:val="24"/>
+        <w:szCs w:val="24"/>
+        <w:u w:val="none" w:color="000000"/>
+        <w:bdr w:val="none" w:sz="0" w:space="0" w:color="auto"/>
+        <w:shd w:val="clear" w:color="auto" w:fill="auto"/>
+        <w:vertAlign w:val="baseline"/>
+      </w:rPr>
+    </w:lvl>
+  </w:abstractNum>
+  <w:abstractNum w:abstractNumId="9" w15:restartNumberingAfterBreak="0">
+    <w:nsid w:val="46223FCE"/>
+    <w:multiLevelType w:val="hybridMultilevel"/>
+    <w:tmpl w:val="1C344800"/>
+    <w:lvl w:ilvl="0" w:tplc="930EF214">
+      <w:start w:val="1"/>
+      <w:numFmt w:val="upperLetter"/>
+      <w:lvlText w:val="%1)"/>
+      <w:lvlJc w:val="left"/>
+      <w:pPr>
+        <w:ind w:left="1122"/>
+      </w:pPr>
+      <w:rPr>
+        <w:rFonts w:ascii="Calibri" w:eastAsia="Calibri" w:hAnsi="Calibri" w:cs="Calibri"/>
+        <w:b/>
+        <w:bCs/>
+        <w:i w:val="0"/>
+        <w:strike w:val="0"/>
+        <w:dstrike w:val="0"/>
+        <w:color w:val="000000"/>
+        <w:sz w:val="24"/>
+        <w:szCs w:val="24"/>
+        <w:u w:val="none" w:color="000000"/>
+        <w:bdr w:val="none" w:sz="0" w:space="0" w:color="auto"/>
+        <w:shd w:val="clear" w:color="auto" w:fill="auto"/>
+        <w:vertAlign w:val="baseline"/>
+      </w:rPr>
+    </w:lvl>
+    <w:lvl w:ilvl="1" w:tplc="A342A0EA">
+      <w:start w:val="1"/>
+      <w:numFmt w:val="lowerLetter"/>
+      <w:lvlText w:val="%2"/>
+      <w:lvlJc w:val="left"/>
+      <w:pPr>
+        <w:ind w:left="1817"/>
+      </w:pPr>
+      <w:rPr>
+        <w:rFonts w:ascii="Calibri" w:eastAsia="Calibri" w:hAnsi="Calibri" w:cs="Calibri"/>
+        <w:b/>
+        <w:bCs/>
+        <w:i w:val="0"/>
+        <w:strike w:val="0"/>
+        <w:dstrike w:val="0"/>
+        <w:color w:val="000000"/>
+        <w:sz w:val="24"/>
+        <w:szCs w:val="24"/>
+        <w:u w:val="none" w:color="000000"/>
+        <w:bdr w:val="none" w:sz="0" w:space="0" w:color="auto"/>
+        <w:shd w:val="clear" w:color="auto" w:fill="auto"/>
+        <w:vertAlign w:val="baseline"/>
+      </w:rPr>
+    </w:lvl>
+    <w:lvl w:ilvl="2" w:tplc="DF1A8F1E">
+      <w:start w:val="1"/>
+      <w:numFmt w:val="lowerRoman"/>
+      <w:lvlText w:val="%3"/>
+      <w:lvlJc w:val="left"/>
+      <w:pPr>
+        <w:ind w:left="2537"/>
+      </w:pPr>
+      <w:rPr>
+        <w:rFonts w:ascii="Calibri" w:eastAsia="Calibri" w:hAnsi="Calibri" w:cs="Calibri"/>
+        <w:b/>
+        <w:bCs/>
+        <w:i w:val="0"/>
+        <w:strike w:val="0"/>
+        <w:dstrike w:val="0"/>
+        <w:color w:val="000000"/>
+        <w:sz w:val="24"/>
+        <w:szCs w:val="24"/>
+        <w:u w:val="none" w:color="000000"/>
+        <w:bdr w:val="none" w:sz="0" w:space="0" w:color="auto"/>
+        <w:shd w:val="clear" w:color="auto" w:fill="auto"/>
+        <w:vertAlign w:val="baseline"/>
+      </w:rPr>
+    </w:lvl>
+    <w:lvl w:ilvl="3" w:tplc="D95C1882">
+      <w:start w:val="1"/>
+      <w:numFmt w:val="decimal"/>
+      <w:lvlText w:val="%4"/>
+      <w:lvlJc w:val="left"/>
+      <w:pPr>
+        <w:ind w:left="3257"/>
+      </w:pPr>
+      <w:rPr>
+        <w:rFonts w:ascii="Calibri" w:eastAsia="Calibri" w:hAnsi="Calibri" w:cs="Calibri"/>
+        <w:b/>
+        <w:bCs/>
+        <w:i w:val="0"/>
+        <w:strike w:val="0"/>
+        <w:dstrike w:val="0"/>
+        <w:color w:val="000000"/>
+        <w:sz w:val="24"/>
+        <w:szCs w:val="24"/>
+        <w:u w:val="none" w:color="000000"/>
+        <w:bdr w:val="none" w:sz="0" w:space="0" w:color="auto"/>
+        <w:shd w:val="clear" w:color="auto" w:fill="auto"/>
+        <w:vertAlign w:val="baseline"/>
+      </w:rPr>
+    </w:lvl>
+    <w:lvl w:ilvl="4" w:tplc="B5A8A370">
+      <w:start w:val="1"/>
+      <w:numFmt w:val="lowerLetter"/>
+      <w:lvlText w:val="%5"/>
+      <w:lvlJc w:val="left"/>
+      <w:pPr>
+        <w:ind w:left="3977"/>
+      </w:pPr>
+      <w:rPr>
+        <w:rFonts w:ascii="Calibri" w:eastAsia="Calibri" w:hAnsi="Calibri" w:cs="Calibri"/>
+        <w:b/>
+        <w:bCs/>
+        <w:i w:val="0"/>
+        <w:strike w:val="0"/>
+        <w:dstrike w:val="0"/>
+        <w:color w:val="000000"/>
+        <w:sz w:val="24"/>
+        <w:szCs w:val="24"/>
+        <w:u w:val="none" w:color="000000"/>
+        <w:bdr w:val="none" w:sz="0" w:space="0" w:color="auto"/>
+        <w:shd w:val="clear" w:color="auto" w:fill="auto"/>
+        <w:vertAlign w:val="baseline"/>
+      </w:rPr>
+    </w:lvl>
+    <w:lvl w:ilvl="5" w:tplc="9794ADAA">
+      <w:start w:val="1"/>
+      <w:numFmt w:val="lowerRoman"/>
+      <w:lvlText w:val="%6"/>
+      <w:lvlJc w:val="left"/>
+      <w:pPr>
+        <w:ind w:left="4697"/>
+      </w:pPr>
+      <w:rPr>
+        <w:rFonts w:ascii="Calibri" w:eastAsia="Calibri" w:hAnsi="Calibri" w:cs="Calibri"/>
+        <w:b/>
+        <w:bCs/>
+        <w:i w:val="0"/>
+        <w:strike w:val="0"/>
+        <w:dstrike w:val="0"/>
+        <w:color w:val="000000"/>
+        <w:sz w:val="24"/>
+        <w:szCs w:val="24"/>
+        <w:u w:val="none" w:color="000000"/>
+        <w:bdr w:val="none" w:sz="0" w:space="0" w:color="auto"/>
+        <w:shd w:val="clear" w:color="auto" w:fill="auto"/>
+        <w:vertAlign w:val="baseline"/>
+      </w:rPr>
+    </w:lvl>
+    <w:lvl w:ilvl="6" w:tplc="DC3EE342">
+      <w:start w:val="1"/>
+      <w:numFmt w:val="decimal"/>
+      <w:lvlText w:val="%7"/>
+      <w:lvlJc w:val="left"/>
+      <w:pPr>
+        <w:ind w:left="5417"/>
+      </w:pPr>
+      <w:rPr>
+        <w:rFonts w:ascii="Calibri" w:eastAsia="Calibri" w:hAnsi="Calibri" w:cs="Calibri"/>
+        <w:b/>
+        <w:bCs/>
+        <w:i w:val="0"/>
+        <w:strike w:val="0"/>
+        <w:dstrike w:val="0"/>
+        <w:color w:val="000000"/>
+        <w:sz w:val="24"/>
+        <w:szCs w:val="24"/>
+        <w:u w:val="none" w:color="000000"/>
+        <w:bdr w:val="none" w:sz="0" w:space="0" w:color="auto"/>
+        <w:shd w:val="clear" w:color="auto" w:fill="auto"/>
+        <w:vertAlign w:val="baseline"/>
+      </w:rPr>
+    </w:lvl>
+    <w:lvl w:ilvl="7" w:tplc="FC2CD416">
+      <w:start w:val="1"/>
+      <w:numFmt w:val="lowerLetter"/>
+      <w:lvlText w:val="%8"/>
+      <w:lvlJc w:val="left"/>
+      <w:pPr>
+        <w:ind w:left="6137"/>
+      </w:pPr>
+      <w:rPr>
+        <w:rFonts w:ascii="Calibri" w:eastAsia="Calibri" w:hAnsi="Calibri" w:cs="Calibri"/>
+        <w:b/>
+        <w:bCs/>
+        <w:i w:val="0"/>
+        <w:strike w:val="0"/>
+        <w:dstrike w:val="0"/>
+        <w:color w:val="000000"/>
+        <w:sz w:val="24"/>
+        <w:szCs w:val="24"/>
+        <w:u w:val="none" w:color="000000"/>
+        <w:bdr w:val="none" w:sz="0" w:space="0" w:color="auto"/>
+        <w:shd w:val="clear" w:color="auto" w:fill="auto"/>
+        <w:vertAlign w:val="baseline"/>
+      </w:rPr>
+    </w:lvl>
+    <w:lvl w:ilvl="8" w:tplc="F36613BE">
+      <w:start w:val="1"/>
+      <w:numFmt w:val="lowerRoman"/>
+      <w:lvlText w:val="%9"/>
+      <w:lvlJc w:val="left"/>
+      <w:pPr>
+        <w:ind w:left="6857"/>
+      </w:pPr>
+      <w:rPr>
+        <w:rFonts w:ascii="Calibri" w:eastAsia="Calibri" w:hAnsi="Calibri" w:cs="Calibri"/>
+        <w:b/>
+        <w:bCs/>
+        <w:i w:val="0"/>
+        <w:strike w:val="0"/>
+        <w:dstrike w:val="0"/>
+        <w:color w:val="000000"/>
+        <w:sz w:val="24"/>
+        <w:szCs w:val="24"/>
+        <w:u w:val="none" w:color="000000"/>
+        <w:bdr w:val="none" w:sz="0" w:space="0" w:color="auto"/>
+        <w:shd w:val="clear" w:color="auto" w:fill="auto"/>
+        <w:vertAlign w:val="baseline"/>
+      </w:rPr>
+    </w:lvl>
+  </w:abstractNum>
+  <w:abstractNum w:abstractNumId="10" w15:restartNumberingAfterBreak="0">
+    <w:nsid w:val="65554B1C"/>
     <w:multiLevelType w:val="multilevel"/>
-    <w:tmpl w:val="3A622EAA"/>
+    <w:tmpl w:val="405A07A2"/>
     <w:lvl w:ilvl="0">
       <w:start w:val="1"/>
       <w:numFmt w:val="decimal"/>
@@ -39243,904 +40075,38 @@
       </w:rPr>
     </w:lvl>
   </w:abstractNum>
-  <w:abstractNum w:abstractNumId="7" w15:restartNumberingAfterBreak="0">
-    <w:nsid w:val="4C2150EF"/>
-    <w:multiLevelType w:val="hybridMultilevel"/>
-    <w:tmpl w:val="4BC8CE36"/>
-    <w:lvl w:ilvl="0" w:tplc="67CC71FA">
-      <w:start w:val="1"/>
-      <w:numFmt w:val="upperLetter"/>
-      <w:lvlText w:val="%1)"/>
-      <w:lvlJc w:val="left"/>
-      <w:pPr>
-        <w:ind w:left="1122"/>
-      </w:pPr>
-      <w:rPr>
-        <w:rFonts w:ascii="Calibri" w:eastAsia="Calibri" w:hAnsi="Calibri" w:cs="Calibri"/>
-        <w:b/>
-        <w:bCs/>
-        <w:i w:val="0"/>
-        <w:strike w:val="0"/>
-        <w:dstrike w:val="0"/>
-        <w:color w:val="000000"/>
-        <w:sz w:val="24"/>
-        <w:szCs w:val="24"/>
-        <w:u w:val="none" w:color="000000"/>
-        <w:bdr w:val="none" w:sz="0" w:space="0" w:color="auto"/>
-        <w:shd w:val="clear" w:color="auto" w:fill="auto"/>
-        <w:vertAlign w:val="baseline"/>
-      </w:rPr>
-    </w:lvl>
-    <w:lvl w:ilvl="1" w:tplc="FD4008F6">
-      <w:start w:val="1"/>
-      <w:numFmt w:val="lowerLetter"/>
-      <w:lvlText w:val="%2"/>
-      <w:lvlJc w:val="left"/>
-      <w:pPr>
-        <w:ind w:left="1817"/>
-      </w:pPr>
-      <w:rPr>
-        <w:rFonts w:ascii="Calibri" w:eastAsia="Calibri" w:hAnsi="Calibri" w:cs="Calibri"/>
-        <w:b/>
-        <w:bCs/>
-        <w:i w:val="0"/>
-        <w:strike w:val="0"/>
-        <w:dstrike w:val="0"/>
-        <w:color w:val="000000"/>
-        <w:sz w:val="24"/>
-        <w:szCs w:val="24"/>
-        <w:u w:val="none" w:color="000000"/>
-        <w:bdr w:val="none" w:sz="0" w:space="0" w:color="auto"/>
-        <w:shd w:val="clear" w:color="auto" w:fill="auto"/>
-        <w:vertAlign w:val="baseline"/>
-      </w:rPr>
-    </w:lvl>
-    <w:lvl w:ilvl="2" w:tplc="3EBC25C8">
-      <w:start w:val="1"/>
-      <w:numFmt w:val="lowerRoman"/>
-      <w:lvlText w:val="%3"/>
-      <w:lvlJc w:val="left"/>
-      <w:pPr>
-        <w:ind w:left="2537"/>
-      </w:pPr>
-      <w:rPr>
-        <w:rFonts w:ascii="Calibri" w:eastAsia="Calibri" w:hAnsi="Calibri" w:cs="Calibri"/>
-        <w:b/>
-        <w:bCs/>
-        <w:i w:val="0"/>
-        <w:strike w:val="0"/>
-        <w:dstrike w:val="0"/>
-        <w:color w:val="000000"/>
-        <w:sz w:val="24"/>
-        <w:szCs w:val="24"/>
-        <w:u w:val="none" w:color="000000"/>
-        <w:bdr w:val="none" w:sz="0" w:space="0" w:color="auto"/>
-        <w:shd w:val="clear" w:color="auto" w:fill="auto"/>
-        <w:vertAlign w:val="baseline"/>
-      </w:rPr>
-    </w:lvl>
-    <w:lvl w:ilvl="3" w:tplc="E5BE2E3E">
-      <w:start w:val="1"/>
-      <w:numFmt w:val="decimal"/>
-      <w:lvlText w:val="%4"/>
-      <w:lvlJc w:val="left"/>
-      <w:pPr>
-        <w:ind w:left="3257"/>
-      </w:pPr>
-      <w:rPr>
-        <w:rFonts w:ascii="Calibri" w:eastAsia="Calibri" w:hAnsi="Calibri" w:cs="Calibri"/>
-        <w:b/>
-        <w:bCs/>
-        <w:i w:val="0"/>
-        <w:strike w:val="0"/>
-        <w:dstrike w:val="0"/>
-        <w:color w:val="000000"/>
-        <w:sz w:val="24"/>
-        <w:szCs w:val="24"/>
-        <w:u w:val="none" w:color="000000"/>
-        <w:bdr w:val="none" w:sz="0" w:space="0" w:color="auto"/>
-        <w:shd w:val="clear" w:color="auto" w:fill="auto"/>
-        <w:vertAlign w:val="baseline"/>
-      </w:rPr>
-    </w:lvl>
-    <w:lvl w:ilvl="4" w:tplc="67AE0D16">
-      <w:start w:val="1"/>
-      <w:numFmt w:val="lowerLetter"/>
-      <w:lvlText w:val="%5"/>
-      <w:lvlJc w:val="left"/>
-      <w:pPr>
-        <w:ind w:left="3977"/>
-      </w:pPr>
-      <w:rPr>
-        <w:rFonts w:ascii="Calibri" w:eastAsia="Calibri" w:hAnsi="Calibri" w:cs="Calibri"/>
-        <w:b/>
-        <w:bCs/>
-        <w:i w:val="0"/>
-        <w:strike w:val="0"/>
-        <w:dstrike w:val="0"/>
-        <w:color w:val="000000"/>
-        <w:sz w:val="24"/>
-        <w:szCs w:val="24"/>
-        <w:u w:val="none" w:color="000000"/>
-        <w:bdr w:val="none" w:sz="0" w:space="0" w:color="auto"/>
-        <w:shd w:val="clear" w:color="auto" w:fill="auto"/>
-        <w:vertAlign w:val="baseline"/>
-      </w:rPr>
-    </w:lvl>
-    <w:lvl w:ilvl="5" w:tplc="4218F680">
-      <w:start w:val="1"/>
-      <w:numFmt w:val="lowerRoman"/>
-      <w:lvlText w:val="%6"/>
-      <w:lvlJc w:val="left"/>
-      <w:pPr>
-        <w:ind w:left="4697"/>
-      </w:pPr>
-      <w:rPr>
-        <w:rFonts w:ascii="Calibri" w:eastAsia="Calibri" w:hAnsi="Calibri" w:cs="Calibri"/>
-        <w:b/>
-        <w:bCs/>
-        <w:i w:val="0"/>
-        <w:strike w:val="0"/>
-        <w:dstrike w:val="0"/>
-        <w:color w:val="000000"/>
-        <w:sz w:val="24"/>
-        <w:szCs w:val="24"/>
-        <w:u w:val="none" w:color="000000"/>
-        <w:bdr w:val="none" w:sz="0" w:space="0" w:color="auto"/>
-        <w:shd w:val="clear" w:color="auto" w:fill="auto"/>
-        <w:vertAlign w:val="baseline"/>
-      </w:rPr>
-    </w:lvl>
-    <w:lvl w:ilvl="6" w:tplc="50042586">
-      <w:start w:val="1"/>
-      <w:numFmt w:val="decimal"/>
-      <w:lvlText w:val="%7"/>
-      <w:lvlJc w:val="left"/>
-      <w:pPr>
-        <w:ind w:left="5417"/>
-      </w:pPr>
-      <w:rPr>
-        <w:rFonts w:ascii="Calibri" w:eastAsia="Calibri" w:hAnsi="Calibri" w:cs="Calibri"/>
-        <w:b/>
-        <w:bCs/>
-        <w:i w:val="0"/>
-        <w:strike w:val="0"/>
-        <w:dstrike w:val="0"/>
-        <w:color w:val="000000"/>
-        <w:sz w:val="24"/>
-        <w:szCs w:val="24"/>
-        <w:u w:val="none" w:color="000000"/>
-        <w:bdr w:val="none" w:sz="0" w:space="0" w:color="auto"/>
-        <w:shd w:val="clear" w:color="auto" w:fill="auto"/>
-        <w:vertAlign w:val="baseline"/>
-      </w:rPr>
-    </w:lvl>
-    <w:lvl w:ilvl="7" w:tplc="D2A21A2A">
-      <w:start w:val="1"/>
-      <w:numFmt w:val="lowerLetter"/>
-      <w:lvlText w:val="%8"/>
-      <w:lvlJc w:val="left"/>
-      <w:pPr>
-        <w:ind w:left="6137"/>
-      </w:pPr>
-      <w:rPr>
-        <w:rFonts w:ascii="Calibri" w:eastAsia="Calibri" w:hAnsi="Calibri" w:cs="Calibri"/>
-        <w:b/>
-        <w:bCs/>
-        <w:i w:val="0"/>
-        <w:strike w:val="0"/>
-        <w:dstrike w:val="0"/>
-        <w:color w:val="000000"/>
-        <w:sz w:val="24"/>
-        <w:szCs w:val="24"/>
-        <w:u w:val="none" w:color="000000"/>
-        <w:bdr w:val="none" w:sz="0" w:space="0" w:color="auto"/>
-        <w:shd w:val="clear" w:color="auto" w:fill="auto"/>
-        <w:vertAlign w:val="baseline"/>
-      </w:rPr>
-    </w:lvl>
-    <w:lvl w:ilvl="8" w:tplc="3302250E">
-      <w:start w:val="1"/>
-      <w:numFmt w:val="lowerRoman"/>
-      <w:lvlText w:val="%9"/>
-      <w:lvlJc w:val="left"/>
-      <w:pPr>
-        <w:ind w:left="6857"/>
-      </w:pPr>
-      <w:rPr>
-        <w:rFonts w:ascii="Calibri" w:eastAsia="Calibri" w:hAnsi="Calibri" w:cs="Calibri"/>
-        <w:b/>
-        <w:bCs/>
-        <w:i w:val="0"/>
-        <w:strike w:val="0"/>
-        <w:dstrike w:val="0"/>
-        <w:color w:val="000000"/>
-        <w:sz w:val="24"/>
-        <w:szCs w:val="24"/>
-        <w:u w:val="none" w:color="000000"/>
-        <w:bdr w:val="none" w:sz="0" w:space="0" w:color="auto"/>
-        <w:shd w:val="clear" w:color="auto" w:fill="auto"/>
-        <w:vertAlign w:val="baseline"/>
-      </w:rPr>
-    </w:lvl>
-  </w:abstractNum>
-  <w:abstractNum w:abstractNumId="8" w15:restartNumberingAfterBreak="0">
-    <w:nsid w:val="50A34C53"/>
-    <w:multiLevelType w:val="hybridMultilevel"/>
-    <w:tmpl w:val="946A388A"/>
-    <w:lvl w:ilvl="0" w:tplc="8AEC1A02">
-      <w:start w:val="1"/>
-      <w:numFmt w:val="bullet"/>
-      <w:lvlText w:val="•"/>
-      <w:lvlJc w:val="left"/>
-      <w:pPr>
-        <w:ind w:left="585"/>
-      </w:pPr>
-      <w:rPr>
-        <w:rFonts w:ascii="Calibri" w:eastAsia="Calibri" w:hAnsi="Calibri" w:cs="Calibri"/>
-        <w:b w:val="0"/>
-        <w:i w:val="0"/>
-        <w:strike w:val="0"/>
-        <w:dstrike w:val="0"/>
-        <w:color w:val="000000"/>
-        <w:sz w:val="24"/>
-        <w:szCs w:val="24"/>
-        <w:u w:val="none" w:color="000000"/>
-        <w:bdr w:val="none" w:sz="0" w:space="0" w:color="auto"/>
-        <w:shd w:val="clear" w:color="auto" w:fill="auto"/>
-        <w:vertAlign w:val="baseline"/>
-      </w:rPr>
-    </w:lvl>
-    <w:lvl w:ilvl="1" w:tplc="4246066C">
-      <w:start w:val="1"/>
-      <w:numFmt w:val="bullet"/>
-      <w:lvlText w:val="o"/>
-      <w:lvlJc w:val="left"/>
-      <w:pPr>
-        <w:ind w:left="1366"/>
-      </w:pPr>
-      <w:rPr>
-        <w:rFonts w:ascii="Calibri" w:eastAsia="Calibri" w:hAnsi="Calibri" w:cs="Calibri"/>
-        <w:b w:val="0"/>
-        <w:i w:val="0"/>
-        <w:strike w:val="0"/>
-        <w:dstrike w:val="0"/>
-        <w:color w:val="000000"/>
-        <w:sz w:val="24"/>
-        <w:szCs w:val="24"/>
-        <w:u w:val="none" w:color="000000"/>
-        <w:bdr w:val="none" w:sz="0" w:space="0" w:color="auto"/>
-        <w:shd w:val="clear" w:color="auto" w:fill="auto"/>
-        <w:vertAlign w:val="baseline"/>
-      </w:rPr>
-    </w:lvl>
-    <w:lvl w:ilvl="2" w:tplc="B5981BB8">
-      <w:start w:val="1"/>
-      <w:numFmt w:val="bullet"/>
-      <w:lvlText w:val="▪"/>
-      <w:lvlJc w:val="left"/>
-      <w:pPr>
-        <w:ind w:left="2086"/>
-      </w:pPr>
-      <w:rPr>
-        <w:rFonts w:ascii="Calibri" w:eastAsia="Calibri" w:hAnsi="Calibri" w:cs="Calibri"/>
-        <w:b w:val="0"/>
-        <w:i w:val="0"/>
-        <w:strike w:val="0"/>
-        <w:dstrike w:val="0"/>
-        <w:color w:val="000000"/>
-        <w:sz w:val="24"/>
-        <w:szCs w:val="24"/>
-        <w:u w:val="none" w:color="000000"/>
-        <w:bdr w:val="none" w:sz="0" w:space="0" w:color="auto"/>
-        <w:shd w:val="clear" w:color="auto" w:fill="auto"/>
-        <w:vertAlign w:val="baseline"/>
-      </w:rPr>
-    </w:lvl>
-    <w:lvl w:ilvl="3" w:tplc="B66CE2B2">
-      <w:start w:val="1"/>
-      <w:numFmt w:val="bullet"/>
-      <w:lvlText w:val="•"/>
-      <w:lvlJc w:val="left"/>
-      <w:pPr>
-        <w:ind w:left="2806"/>
-      </w:pPr>
-      <w:rPr>
-        <w:rFonts w:ascii="Calibri" w:eastAsia="Calibri" w:hAnsi="Calibri" w:cs="Calibri"/>
-        <w:b w:val="0"/>
-        <w:i w:val="0"/>
-        <w:strike w:val="0"/>
-        <w:dstrike w:val="0"/>
-        <w:color w:val="000000"/>
-        <w:sz w:val="24"/>
-        <w:szCs w:val="24"/>
-        <w:u w:val="none" w:color="000000"/>
-        <w:bdr w:val="none" w:sz="0" w:space="0" w:color="auto"/>
-        <w:shd w:val="clear" w:color="auto" w:fill="auto"/>
-        <w:vertAlign w:val="baseline"/>
-      </w:rPr>
-    </w:lvl>
-    <w:lvl w:ilvl="4" w:tplc="51EAE01A">
-      <w:start w:val="1"/>
-      <w:numFmt w:val="bullet"/>
-      <w:lvlText w:val="o"/>
-      <w:lvlJc w:val="left"/>
-      <w:pPr>
-        <w:ind w:left="3526"/>
-      </w:pPr>
-      <w:rPr>
-        <w:rFonts w:ascii="Calibri" w:eastAsia="Calibri" w:hAnsi="Calibri" w:cs="Calibri"/>
-        <w:b w:val="0"/>
-        <w:i w:val="0"/>
-        <w:strike w:val="0"/>
-        <w:dstrike w:val="0"/>
-        <w:color w:val="000000"/>
-        <w:sz w:val="24"/>
-        <w:szCs w:val="24"/>
-        <w:u w:val="none" w:color="000000"/>
-        <w:bdr w:val="none" w:sz="0" w:space="0" w:color="auto"/>
-        <w:shd w:val="clear" w:color="auto" w:fill="auto"/>
-        <w:vertAlign w:val="baseline"/>
-      </w:rPr>
-    </w:lvl>
-    <w:lvl w:ilvl="5" w:tplc="EEA82188">
-      <w:start w:val="1"/>
-      <w:numFmt w:val="bullet"/>
-      <w:lvlText w:val="▪"/>
-      <w:lvlJc w:val="left"/>
-      <w:pPr>
-        <w:ind w:left="4246"/>
-      </w:pPr>
-      <w:rPr>
-        <w:rFonts w:ascii="Calibri" w:eastAsia="Calibri" w:hAnsi="Calibri" w:cs="Calibri"/>
-        <w:b w:val="0"/>
-        <w:i w:val="0"/>
-        <w:strike w:val="0"/>
-        <w:dstrike w:val="0"/>
-        <w:color w:val="000000"/>
-        <w:sz w:val="24"/>
-        <w:szCs w:val="24"/>
-        <w:u w:val="none" w:color="000000"/>
-        <w:bdr w:val="none" w:sz="0" w:space="0" w:color="auto"/>
-        <w:shd w:val="clear" w:color="auto" w:fill="auto"/>
-        <w:vertAlign w:val="baseline"/>
-      </w:rPr>
-    </w:lvl>
-    <w:lvl w:ilvl="6" w:tplc="D17AB3C2">
-      <w:start w:val="1"/>
-      <w:numFmt w:val="bullet"/>
-      <w:lvlText w:val="•"/>
-      <w:lvlJc w:val="left"/>
-      <w:pPr>
-        <w:ind w:left="4966"/>
-      </w:pPr>
-      <w:rPr>
-        <w:rFonts w:ascii="Calibri" w:eastAsia="Calibri" w:hAnsi="Calibri" w:cs="Calibri"/>
-        <w:b w:val="0"/>
-        <w:i w:val="0"/>
-        <w:strike w:val="0"/>
-        <w:dstrike w:val="0"/>
-        <w:color w:val="000000"/>
-        <w:sz w:val="24"/>
-        <w:szCs w:val="24"/>
-        <w:u w:val="none" w:color="000000"/>
-        <w:bdr w:val="none" w:sz="0" w:space="0" w:color="auto"/>
-        <w:shd w:val="clear" w:color="auto" w:fill="auto"/>
-        <w:vertAlign w:val="baseline"/>
-      </w:rPr>
-    </w:lvl>
-    <w:lvl w:ilvl="7" w:tplc="B4B2915E">
-      <w:start w:val="1"/>
-      <w:numFmt w:val="bullet"/>
-      <w:lvlText w:val="o"/>
-      <w:lvlJc w:val="left"/>
-      <w:pPr>
-        <w:ind w:left="5686"/>
-      </w:pPr>
-      <w:rPr>
-        <w:rFonts w:ascii="Calibri" w:eastAsia="Calibri" w:hAnsi="Calibri" w:cs="Calibri"/>
-        <w:b w:val="0"/>
-        <w:i w:val="0"/>
-        <w:strike w:val="0"/>
-        <w:dstrike w:val="0"/>
-        <w:color w:val="000000"/>
-        <w:sz w:val="24"/>
-        <w:szCs w:val="24"/>
-        <w:u w:val="none" w:color="000000"/>
-        <w:bdr w:val="none" w:sz="0" w:space="0" w:color="auto"/>
-        <w:shd w:val="clear" w:color="auto" w:fill="auto"/>
-        <w:vertAlign w:val="baseline"/>
-      </w:rPr>
-    </w:lvl>
-    <w:lvl w:ilvl="8" w:tplc="4FBAF00A">
-      <w:start w:val="1"/>
-      <w:numFmt w:val="bullet"/>
-      <w:lvlText w:val="▪"/>
-      <w:lvlJc w:val="left"/>
-      <w:pPr>
-        <w:ind w:left="6406"/>
-      </w:pPr>
-      <w:rPr>
-        <w:rFonts w:ascii="Calibri" w:eastAsia="Calibri" w:hAnsi="Calibri" w:cs="Calibri"/>
-        <w:b w:val="0"/>
-        <w:i w:val="0"/>
-        <w:strike w:val="0"/>
-        <w:dstrike w:val="0"/>
-        <w:color w:val="000000"/>
-        <w:sz w:val="24"/>
-        <w:szCs w:val="24"/>
-        <w:u w:val="none" w:color="000000"/>
-        <w:bdr w:val="none" w:sz="0" w:space="0" w:color="auto"/>
-        <w:shd w:val="clear" w:color="auto" w:fill="auto"/>
-        <w:vertAlign w:val="baseline"/>
-      </w:rPr>
-    </w:lvl>
-  </w:abstractNum>
-  <w:abstractNum w:abstractNumId="9" w15:restartNumberingAfterBreak="0">
-    <w:nsid w:val="5D456011"/>
-    <w:multiLevelType w:val="hybridMultilevel"/>
-    <w:tmpl w:val="74A09754"/>
-    <w:lvl w:ilvl="0" w:tplc="ED8C9410">
-      <w:start w:val="1"/>
-      <w:numFmt w:val="bullet"/>
-      <w:lvlText w:val="•"/>
-      <w:lvlJc w:val="left"/>
-      <w:pPr>
-        <w:ind w:left="585"/>
-      </w:pPr>
-      <w:rPr>
-        <w:rFonts w:ascii="Calibri" w:eastAsia="Calibri" w:hAnsi="Calibri" w:cs="Calibri"/>
-        <w:b w:val="0"/>
-        <w:i w:val="0"/>
-        <w:strike w:val="0"/>
-        <w:dstrike w:val="0"/>
-        <w:color w:val="000000"/>
-        <w:sz w:val="24"/>
-        <w:szCs w:val="24"/>
-        <w:u w:val="none" w:color="000000"/>
-        <w:bdr w:val="none" w:sz="0" w:space="0" w:color="auto"/>
-        <w:shd w:val="clear" w:color="auto" w:fill="auto"/>
-        <w:vertAlign w:val="baseline"/>
-      </w:rPr>
-    </w:lvl>
-    <w:lvl w:ilvl="1" w:tplc="949A3D04">
-      <w:start w:val="1"/>
-      <w:numFmt w:val="bullet"/>
-      <w:lvlText w:val="o"/>
-      <w:lvlJc w:val="left"/>
-      <w:pPr>
-        <w:ind w:left="1366"/>
-      </w:pPr>
-      <w:rPr>
-        <w:rFonts w:ascii="Calibri" w:eastAsia="Calibri" w:hAnsi="Calibri" w:cs="Calibri"/>
-        <w:b w:val="0"/>
-        <w:i w:val="0"/>
-        <w:strike w:val="0"/>
-        <w:dstrike w:val="0"/>
-        <w:color w:val="000000"/>
-        <w:sz w:val="24"/>
-        <w:szCs w:val="24"/>
-        <w:u w:val="none" w:color="000000"/>
-        <w:bdr w:val="none" w:sz="0" w:space="0" w:color="auto"/>
-        <w:shd w:val="clear" w:color="auto" w:fill="auto"/>
-        <w:vertAlign w:val="baseline"/>
-      </w:rPr>
-    </w:lvl>
-    <w:lvl w:ilvl="2" w:tplc="542231E0">
-      <w:start w:val="1"/>
-      <w:numFmt w:val="bullet"/>
-      <w:lvlText w:val="▪"/>
-      <w:lvlJc w:val="left"/>
-      <w:pPr>
-        <w:ind w:left="2086"/>
-      </w:pPr>
-      <w:rPr>
-        <w:rFonts w:ascii="Calibri" w:eastAsia="Calibri" w:hAnsi="Calibri" w:cs="Calibri"/>
-        <w:b w:val="0"/>
-        <w:i w:val="0"/>
-        <w:strike w:val="0"/>
-        <w:dstrike w:val="0"/>
-        <w:color w:val="000000"/>
-        <w:sz w:val="24"/>
-        <w:szCs w:val="24"/>
-        <w:u w:val="none" w:color="000000"/>
-        <w:bdr w:val="none" w:sz="0" w:space="0" w:color="auto"/>
-        <w:shd w:val="clear" w:color="auto" w:fill="auto"/>
-        <w:vertAlign w:val="baseline"/>
-      </w:rPr>
-    </w:lvl>
-    <w:lvl w:ilvl="3" w:tplc="D59E8E94">
-      <w:start w:val="1"/>
-      <w:numFmt w:val="bullet"/>
-      <w:lvlText w:val="•"/>
-      <w:lvlJc w:val="left"/>
-      <w:pPr>
-        <w:ind w:left="2806"/>
-      </w:pPr>
-      <w:rPr>
-        <w:rFonts w:ascii="Calibri" w:eastAsia="Calibri" w:hAnsi="Calibri" w:cs="Calibri"/>
-        <w:b w:val="0"/>
-        <w:i w:val="0"/>
-        <w:strike w:val="0"/>
-        <w:dstrike w:val="0"/>
-        <w:color w:val="000000"/>
-        <w:sz w:val="24"/>
-        <w:szCs w:val="24"/>
-        <w:u w:val="none" w:color="000000"/>
-        <w:bdr w:val="none" w:sz="0" w:space="0" w:color="auto"/>
-        <w:shd w:val="clear" w:color="auto" w:fill="auto"/>
-        <w:vertAlign w:val="baseline"/>
-      </w:rPr>
-    </w:lvl>
-    <w:lvl w:ilvl="4" w:tplc="3AE030C4">
-      <w:start w:val="1"/>
-      <w:numFmt w:val="bullet"/>
-      <w:lvlText w:val="o"/>
-      <w:lvlJc w:val="left"/>
-      <w:pPr>
-        <w:ind w:left="3526"/>
-      </w:pPr>
-      <w:rPr>
-        <w:rFonts w:ascii="Calibri" w:eastAsia="Calibri" w:hAnsi="Calibri" w:cs="Calibri"/>
-        <w:b w:val="0"/>
-        <w:i w:val="0"/>
-        <w:strike w:val="0"/>
-        <w:dstrike w:val="0"/>
-        <w:color w:val="000000"/>
-        <w:sz w:val="24"/>
-        <w:szCs w:val="24"/>
-        <w:u w:val="none" w:color="000000"/>
-        <w:bdr w:val="none" w:sz="0" w:space="0" w:color="auto"/>
-        <w:shd w:val="clear" w:color="auto" w:fill="auto"/>
-        <w:vertAlign w:val="baseline"/>
-      </w:rPr>
-    </w:lvl>
-    <w:lvl w:ilvl="5" w:tplc="3692E1EE">
-      <w:start w:val="1"/>
-      <w:numFmt w:val="bullet"/>
-      <w:lvlText w:val="▪"/>
-      <w:lvlJc w:val="left"/>
-      <w:pPr>
-        <w:ind w:left="4246"/>
-      </w:pPr>
-      <w:rPr>
-        <w:rFonts w:ascii="Calibri" w:eastAsia="Calibri" w:hAnsi="Calibri" w:cs="Calibri"/>
-        <w:b w:val="0"/>
-        <w:i w:val="0"/>
-        <w:strike w:val="0"/>
-        <w:dstrike w:val="0"/>
-        <w:color w:val="000000"/>
-        <w:sz w:val="24"/>
-        <w:szCs w:val="24"/>
-        <w:u w:val="none" w:color="000000"/>
-        <w:bdr w:val="none" w:sz="0" w:space="0" w:color="auto"/>
-        <w:shd w:val="clear" w:color="auto" w:fill="auto"/>
-        <w:vertAlign w:val="baseline"/>
-      </w:rPr>
-    </w:lvl>
-    <w:lvl w:ilvl="6" w:tplc="FBD26296">
-      <w:start w:val="1"/>
-      <w:numFmt w:val="bullet"/>
-      <w:lvlText w:val="•"/>
-      <w:lvlJc w:val="left"/>
-      <w:pPr>
-        <w:ind w:left="4966"/>
-      </w:pPr>
-      <w:rPr>
-        <w:rFonts w:ascii="Calibri" w:eastAsia="Calibri" w:hAnsi="Calibri" w:cs="Calibri"/>
-        <w:b w:val="0"/>
-        <w:i w:val="0"/>
-        <w:strike w:val="0"/>
-        <w:dstrike w:val="0"/>
-        <w:color w:val="000000"/>
-        <w:sz w:val="24"/>
-        <w:szCs w:val="24"/>
-        <w:u w:val="none" w:color="000000"/>
-        <w:bdr w:val="none" w:sz="0" w:space="0" w:color="auto"/>
-        <w:shd w:val="clear" w:color="auto" w:fill="auto"/>
-        <w:vertAlign w:val="baseline"/>
-      </w:rPr>
-    </w:lvl>
-    <w:lvl w:ilvl="7" w:tplc="96060762">
-      <w:start w:val="1"/>
-      <w:numFmt w:val="bullet"/>
-      <w:lvlText w:val="o"/>
-      <w:lvlJc w:val="left"/>
-      <w:pPr>
-        <w:ind w:left="5686"/>
-      </w:pPr>
-      <w:rPr>
-        <w:rFonts w:ascii="Calibri" w:eastAsia="Calibri" w:hAnsi="Calibri" w:cs="Calibri"/>
-        <w:b w:val="0"/>
-        <w:i w:val="0"/>
-        <w:strike w:val="0"/>
-        <w:dstrike w:val="0"/>
-        <w:color w:val="000000"/>
-        <w:sz w:val="24"/>
-        <w:szCs w:val="24"/>
-        <w:u w:val="none" w:color="000000"/>
-        <w:bdr w:val="none" w:sz="0" w:space="0" w:color="auto"/>
-        <w:shd w:val="clear" w:color="auto" w:fill="auto"/>
-        <w:vertAlign w:val="baseline"/>
-      </w:rPr>
-    </w:lvl>
-    <w:lvl w:ilvl="8" w:tplc="7E087514">
-      <w:start w:val="1"/>
-      <w:numFmt w:val="bullet"/>
-      <w:lvlText w:val="▪"/>
-      <w:lvlJc w:val="left"/>
-      <w:pPr>
-        <w:ind w:left="6406"/>
-      </w:pPr>
-      <w:rPr>
-        <w:rFonts w:ascii="Calibri" w:eastAsia="Calibri" w:hAnsi="Calibri" w:cs="Calibri"/>
-        <w:b w:val="0"/>
-        <w:i w:val="0"/>
-        <w:strike w:val="0"/>
-        <w:dstrike w:val="0"/>
-        <w:color w:val="000000"/>
-        <w:sz w:val="24"/>
-        <w:szCs w:val="24"/>
-        <w:u w:val="none" w:color="000000"/>
-        <w:bdr w:val="none" w:sz="0" w:space="0" w:color="auto"/>
-        <w:shd w:val="clear" w:color="auto" w:fill="auto"/>
-        <w:vertAlign w:val="baseline"/>
-      </w:rPr>
-    </w:lvl>
-  </w:abstractNum>
-  <w:abstractNum w:abstractNumId="10" w15:restartNumberingAfterBreak="0">
-    <w:nsid w:val="65832F0B"/>
-    <w:multiLevelType w:val="hybridMultilevel"/>
-    <w:tmpl w:val="021ADF04"/>
-    <w:lvl w:ilvl="0" w:tplc="2F3673AE">
-      <w:start w:val="1"/>
-      <w:numFmt w:val="decimal"/>
-      <w:lvlText w:val="%1."/>
-      <w:lvlJc w:val="left"/>
-      <w:pPr>
-        <w:ind w:left="0"/>
-      </w:pPr>
-      <w:rPr>
-        <w:rFonts w:ascii="Calibri" w:eastAsia="Calibri" w:hAnsi="Calibri" w:cs="Calibri"/>
-        <w:b/>
-        <w:bCs/>
-        <w:i w:val="0"/>
-        <w:strike w:val="0"/>
-        <w:dstrike w:val="0"/>
-        <w:color w:val="000000"/>
-        <w:sz w:val="24"/>
-        <w:szCs w:val="24"/>
-        <w:u w:val="none" w:color="000000"/>
-        <w:bdr w:val="none" w:sz="0" w:space="0" w:color="auto"/>
-        <w:shd w:val="clear" w:color="auto" w:fill="auto"/>
-        <w:vertAlign w:val="baseline"/>
-      </w:rPr>
-    </w:lvl>
-    <w:lvl w:ilvl="1" w:tplc="44443D98">
-      <w:start w:val="1"/>
-      <w:numFmt w:val="lowerLetter"/>
-      <w:lvlText w:val="%2"/>
-      <w:lvlJc w:val="left"/>
-      <w:pPr>
-        <w:ind w:left="1817"/>
-      </w:pPr>
-      <w:rPr>
-        <w:rFonts w:ascii="Calibri" w:eastAsia="Calibri" w:hAnsi="Calibri" w:cs="Calibri"/>
-        <w:b/>
-        <w:bCs/>
-        <w:i w:val="0"/>
-        <w:strike w:val="0"/>
-        <w:dstrike w:val="0"/>
-        <w:color w:val="000000"/>
-        <w:sz w:val="24"/>
-        <w:szCs w:val="24"/>
-        <w:u w:val="none" w:color="000000"/>
-        <w:bdr w:val="none" w:sz="0" w:space="0" w:color="auto"/>
-        <w:shd w:val="clear" w:color="auto" w:fill="auto"/>
-        <w:vertAlign w:val="baseline"/>
-      </w:rPr>
-    </w:lvl>
-    <w:lvl w:ilvl="2" w:tplc="534E3350">
-      <w:start w:val="1"/>
-      <w:numFmt w:val="lowerRoman"/>
-      <w:lvlText w:val="%3"/>
-      <w:lvlJc w:val="left"/>
-      <w:pPr>
-        <w:ind w:left="2537"/>
-      </w:pPr>
-      <w:rPr>
-        <w:rFonts w:ascii="Calibri" w:eastAsia="Calibri" w:hAnsi="Calibri" w:cs="Calibri"/>
-        <w:b/>
-        <w:bCs/>
-        <w:i w:val="0"/>
-        <w:strike w:val="0"/>
-        <w:dstrike w:val="0"/>
-        <w:color w:val="000000"/>
-        <w:sz w:val="24"/>
-        <w:szCs w:val="24"/>
-        <w:u w:val="none" w:color="000000"/>
-        <w:bdr w:val="none" w:sz="0" w:space="0" w:color="auto"/>
-        <w:shd w:val="clear" w:color="auto" w:fill="auto"/>
-        <w:vertAlign w:val="baseline"/>
-      </w:rPr>
-    </w:lvl>
-    <w:lvl w:ilvl="3" w:tplc="FBBCDF10">
-      <w:start w:val="1"/>
-      <w:numFmt w:val="decimal"/>
-      <w:lvlText w:val="%4"/>
-      <w:lvlJc w:val="left"/>
-      <w:pPr>
-        <w:ind w:left="3257"/>
-      </w:pPr>
-      <w:rPr>
-        <w:rFonts w:ascii="Calibri" w:eastAsia="Calibri" w:hAnsi="Calibri" w:cs="Calibri"/>
-        <w:b/>
-        <w:bCs/>
-        <w:i w:val="0"/>
-        <w:strike w:val="0"/>
-        <w:dstrike w:val="0"/>
-        <w:color w:val="000000"/>
-        <w:sz w:val="24"/>
-        <w:szCs w:val="24"/>
-        <w:u w:val="none" w:color="000000"/>
-        <w:bdr w:val="none" w:sz="0" w:space="0" w:color="auto"/>
-        <w:shd w:val="clear" w:color="auto" w:fill="auto"/>
-        <w:vertAlign w:val="baseline"/>
-      </w:rPr>
-    </w:lvl>
-    <w:lvl w:ilvl="4" w:tplc="224063E4">
-      <w:start w:val="1"/>
-      <w:numFmt w:val="lowerLetter"/>
-      <w:lvlText w:val="%5"/>
-      <w:lvlJc w:val="left"/>
-      <w:pPr>
-        <w:ind w:left="3977"/>
-      </w:pPr>
-      <w:rPr>
-        <w:rFonts w:ascii="Calibri" w:eastAsia="Calibri" w:hAnsi="Calibri" w:cs="Calibri"/>
-        <w:b/>
-        <w:bCs/>
-        <w:i w:val="0"/>
-        <w:strike w:val="0"/>
-        <w:dstrike w:val="0"/>
-        <w:color w:val="000000"/>
-        <w:sz w:val="24"/>
-        <w:szCs w:val="24"/>
-        <w:u w:val="none" w:color="000000"/>
-        <w:bdr w:val="none" w:sz="0" w:space="0" w:color="auto"/>
-        <w:shd w:val="clear" w:color="auto" w:fill="auto"/>
-        <w:vertAlign w:val="baseline"/>
-      </w:rPr>
-    </w:lvl>
-    <w:lvl w:ilvl="5" w:tplc="BB32E7B2">
-      <w:start w:val="1"/>
-      <w:numFmt w:val="lowerRoman"/>
-      <w:lvlText w:val="%6"/>
-      <w:lvlJc w:val="left"/>
-      <w:pPr>
-        <w:ind w:left="4697"/>
-      </w:pPr>
-      <w:rPr>
-        <w:rFonts w:ascii="Calibri" w:eastAsia="Calibri" w:hAnsi="Calibri" w:cs="Calibri"/>
-        <w:b/>
-        <w:bCs/>
-        <w:i w:val="0"/>
-        <w:strike w:val="0"/>
-        <w:dstrike w:val="0"/>
-        <w:color w:val="000000"/>
-        <w:sz w:val="24"/>
-        <w:szCs w:val="24"/>
-        <w:u w:val="none" w:color="000000"/>
-        <w:bdr w:val="none" w:sz="0" w:space="0" w:color="auto"/>
-        <w:shd w:val="clear" w:color="auto" w:fill="auto"/>
-        <w:vertAlign w:val="baseline"/>
-      </w:rPr>
-    </w:lvl>
-    <w:lvl w:ilvl="6" w:tplc="3D266662">
-      <w:start w:val="1"/>
-      <w:numFmt w:val="decimal"/>
-      <w:lvlText w:val="%7"/>
-      <w:lvlJc w:val="left"/>
-      <w:pPr>
-        <w:ind w:left="5417"/>
-      </w:pPr>
-      <w:rPr>
-        <w:rFonts w:ascii="Calibri" w:eastAsia="Calibri" w:hAnsi="Calibri" w:cs="Calibri"/>
-        <w:b/>
-        <w:bCs/>
-        <w:i w:val="0"/>
-        <w:strike w:val="0"/>
-        <w:dstrike w:val="0"/>
-        <w:color w:val="000000"/>
-        <w:sz w:val="24"/>
-        <w:szCs w:val="24"/>
-        <w:u w:val="none" w:color="000000"/>
-        <w:bdr w:val="none" w:sz="0" w:space="0" w:color="auto"/>
-        <w:shd w:val="clear" w:color="auto" w:fill="auto"/>
-        <w:vertAlign w:val="baseline"/>
-      </w:rPr>
-    </w:lvl>
-    <w:lvl w:ilvl="7" w:tplc="311A17DE">
-      <w:start w:val="1"/>
-      <w:numFmt w:val="lowerLetter"/>
-      <w:lvlText w:val="%8"/>
-      <w:lvlJc w:val="left"/>
-      <w:pPr>
-        <w:ind w:left="6137"/>
-      </w:pPr>
-      <w:rPr>
-        <w:rFonts w:ascii="Calibri" w:eastAsia="Calibri" w:hAnsi="Calibri" w:cs="Calibri"/>
-        <w:b/>
-        <w:bCs/>
-        <w:i w:val="0"/>
-        <w:strike w:val="0"/>
-        <w:dstrike w:val="0"/>
-        <w:color w:val="000000"/>
-        <w:sz w:val="24"/>
-        <w:szCs w:val="24"/>
-        <w:u w:val="none" w:color="000000"/>
-        <w:bdr w:val="none" w:sz="0" w:space="0" w:color="auto"/>
-        <w:shd w:val="clear" w:color="auto" w:fill="auto"/>
-        <w:vertAlign w:val="baseline"/>
-      </w:rPr>
-    </w:lvl>
-    <w:lvl w:ilvl="8" w:tplc="284EA076">
-      <w:start w:val="1"/>
-      <w:numFmt w:val="lowerRoman"/>
-      <w:lvlText w:val="%9"/>
-      <w:lvlJc w:val="left"/>
-      <w:pPr>
-        <w:ind w:left="6857"/>
-      </w:pPr>
-      <w:rPr>
-        <w:rFonts w:ascii="Calibri" w:eastAsia="Calibri" w:hAnsi="Calibri" w:cs="Calibri"/>
-        <w:b/>
-        <w:bCs/>
-        <w:i w:val="0"/>
-        <w:strike w:val="0"/>
-        <w:dstrike w:val="0"/>
-        <w:color w:val="000000"/>
-        <w:sz w:val="24"/>
-        <w:szCs w:val="24"/>
-        <w:u w:val="none" w:color="000000"/>
-        <w:bdr w:val="none" w:sz="0" w:space="0" w:color="auto"/>
-        <w:shd w:val="clear" w:color="auto" w:fill="auto"/>
-        <w:vertAlign w:val="baseline"/>
-      </w:rPr>
-    </w:lvl>
-  </w:abstractNum>
-  <w:num w:numId="1" w16cid:durableId="287049808">
+  <w:num w:numId="1" w16cid:durableId="176384617">
+    <w:abstractNumId w:val="10"/>
+  </w:num>
+  <w:num w:numId="2" w16cid:durableId="600574019">
+    <w:abstractNumId w:val="2"/>
+  </w:num>
+  <w:num w:numId="3" w16cid:durableId="1488588765">
+    <w:abstractNumId w:val="9"/>
+  </w:num>
+  <w:num w:numId="4" w16cid:durableId="1084688462">
+    <w:abstractNumId w:val="4"/>
+  </w:num>
+  <w:num w:numId="5" w16cid:durableId="1138646080">
+    <w:abstractNumId w:val="0"/>
+  </w:num>
+  <w:num w:numId="6" w16cid:durableId="981691445">
+    <w:abstractNumId w:val="3"/>
+  </w:num>
+  <w:num w:numId="7" w16cid:durableId="1164932793">
+    <w:abstractNumId w:val="7"/>
+  </w:num>
+  <w:num w:numId="8" w16cid:durableId="1586837841">
     <w:abstractNumId w:val="6"/>
   </w:num>
-  <w:num w:numId="2" w16cid:durableId="160003799">
-    <w:abstractNumId w:val="9"/>
+  <w:num w:numId="9" w16cid:durableId="1665469409">
+    <w:abstractNumId w:val="8"/>
   </w:num>
-  <w:num w:numId="3" w16cid:durableId="1399671644">
-    <w:abstractNumId w:val="7"/>
-  </w:num>
-  <w:num w:numId="4" w16cid:durableId="57896825">
-    <w:abstractNumId w:val="2"/>
-  </w:num>
-  <w:num w:numId="5" w16cid:durableId="1258057248">
-    <w:abstractNumId w:val="3"/>
-  </w:num>
-  <w:num w:numId="6" w16cid:durableId="562758968">
-    <w:abstractNumId w:val="0"/>
-  </w:num>
-  <w:num w:numId="7" w16cid:durableId="1188326462">
-    <w:abstractNumId w:val="4"/>
-  </w:num>
-  <w:num w:numId="8" w16cid:durableId="147980431">
-    <w:abstractNumId w:val="5"/>
-  </w:num>
-  <w:num w:numId="9" w16cid:durableId="2096706494">
+  <w:num w:numId="10" w16cid:durableId="1591692228">
     <w:abstractNumId w:val="1"/>
   </w:num>
-  <w:num w:numId="10" w16cid:durableId="247618445">
-    <w:abstractNumId w:val="10"/>
-  </w:num>
-  <w:num w:numId="11" w16cid:durableId="861437124">
-    <w:abstractNumId w:val="8"/>
+  <w:num w:numId="11" w16cid:durableId="472648339">
+    <w:abstractNumId w:val="5"/>
   </w:num>
 </w:numbering>
 </file>
